--- a/fuentes/CFA1_92320029_DU.docx
+++ b/fuentes/CFA1_92320029_DU.docx
@@ -1,6 +1,6 @@
 
 <file path=word/document.xml><?xml version="1.0" encoding="utf-8"?>
-<w:document xmlns:wpc="http://schemas.microsoft.com/office/word/2010/wordprocessingCanvas" xmlns:cx="http://schemas.microsoft.com/office/drawing/2014/chartex" xmlns:cx1="http://schemas.microsoft.com/office/drawing/2015/9/8/chartex" xmlns:cx2="http://schemas.microsoft.com/office/drawing/2015/10/21/chartex" xmlns:cx3="http://schemas.microsoft.com/office/drawing/2016/5/9/chartex" xmlns:cx4="http://schemas.microsoft.com/office/drawing/2016/5/10/chartex" xmlns:cx5="http://schemas.microsoft.com/office/drawing/2016/5/11/chartex" xmlns:cx6="http://schemas.microsoft.com/office/drawing/2016/5/12/chartex" xmlns:cx7="http://schemas.microsoft.com/office/drawing/2016/5/13/chartex" xmlns:cx8="http://schemas.microsoft.com/office/drawing/2016/5/14/chartex" xmlns:mc="http://schemas.openxmlformats.org/markup-compatibility/2006" xmlns:aink="http://schemas.microsoft.com/office/drawing/2016/ink" xmlns:am3d="http://schemas.microsoft.com/office/drawing/2017/model3d" xmlns:o="urn:schemas-microsoft-com:office:office" xmlns:oel="http://schemas.microsoft.com/office/2019/extlst" xmlns:r="http://schemas.openxmlformats.org/officeDocument/2006/relationships" xmlns:m="http://schemas.openxmlformats.org/officeDocument/2006/math" xmlns:v="urn:schemas-microsoft-com:vml" xmlns:wp14="http://schemas.microsoft.com/office/word/2010/wordprocessingDrawing" xmlns:wp="http://schemas.openxmlformats.org/drawingml/2006/wordprocessingDrawing" xmlns:w10="urn:schemas-microsoft-com:office:word" xmlns:w="http://schemas.openxmlformats.org/wordprocessingml/2006/main" xmlns:w14="http://schemas.microsoft.com/office/word/2010/wordml" xmlns:w15="http://schemas.microsoft.com/office/word/2012/wordml" xmlns:w16cex="http://schemas.microsoft.com/office/word/2018/wordml/cex" xmlns:w16cid="http://schemas.microsoft.com/office/word/2016/wordml/cid" xmlns:w16="http://schemas.microsoft.com/office/word/2018/wordml" xmlns:w16du="http://schemas.microsoft.com/office/word/2023/wordml/word16du" xmlns:w16sdtdh="http://schemas.microsoft.com/office/word/2020/wordml/sdtdatahash" xmlns:w16sdtfl="http://schemas.microsoft.com/office/word/2024/wordml/sdtformatlock" xmlns:w16se="http://schemas.microsoft.com/office/word/2015/wordml/symex" xmlns:wpg="http://schemas.microsoft.com/office/word/2010/wordprocessingGroup" xmlns:wpi="http://schemas.microsoft.com/office/word/2010/wordprocessingInk" xmlns:wne="http://schemas.microsoft.com/office/word/2006/wordml" xmlns:wps="http://schemas.microsoft.com/office/word/2010/wordprocessingShape" mc:Ignorable="w14 w15 w16se w16cid w16 w16cex w16sdtdh w16sdtfl w16du wp14">
+<w:document xmlns:wpc="http://schemas.microsoft.com/office/word/2010/wordprocessingCanvas" xmlns:cx="http://schemas.microsoft.com/office/drawing/2014/chartex" xmlns:cx1="http://schemas.microsoft.com/office/drawing/2015/9/8/chartex" xmlns:cx2="http://schemas.microsoft.com/office/drawing/2015/10/21/chartex" xmlns:cx3="http://schemas.microsoft.com/office/drawing/2016/5/9/chartex" xmlns:cx4="http://schemas.microsoft.com/office/drawing/2016/5/10/chartex" xmlns:cx5="http://schemas.microsoft.com/office/drawing/2016/5/11/chartex" xmlns:cx6="http://schemas.microsoft.com/office/drawing/2016/5/12/chartex" xmlns:cx7="http://schemas.microsoft.com/office/drawing/2016/5/13/chartex" xmlns:cx8="http://schemas.microsoft.com/office/drawing/2016/5/14/chartex" xmlns:mc="http://schemas.openxmlformats.org/markup-compatibility/2006" xmlns:aink="http://schemas.microsoft.com/office/drawing/2016/ink" xmlns:am3d="http://schemas.microsoft.com/office/drawing/2017/model3d" xmlns:o="urn:schemas-microsoft-com:office:office" xmlns:oel="http://schemas.microsoft.com/office/2019/extlst" xmlns:r="http://schemas.openxmlformats.org/officeDocument/2006/relationships" xmlns:m="http://schemas.openxmlformats.org/officeDocument/2006/math" xmlns:v="urn:schemas-microsoft-com:vml" xmlns:wp14="http://schemas.microsoft.com/office/word/2010/wordprocessingDrawing" xmlns:wp="http://schemas.openxmlformats.org/drawingml/2006/wordprocessingDrawing" xmlns:w10="urn:schemas-microsoft-com:office:word" xmlns:w="http://schemas.openxmlformats.org/wordprocessingml/2006/main" xmlns:w14="http://schemas.microsoft.com/office/word/2010/wordml" xmlns:w15="http://schemas.microsoft.com/office/word/2012/wordml" xmlns:w16cex="http://schemas.microsoft.com/office/word/2018/wordml/cex" xmlns:w16cid="http://schemas.microsoft.com/office/word/2016/wordml/cid" xmlns:w16="http://schemas.microsoft.com/office/word/2018/wordml" xmlns:w16du="http://schemas.microsoft.com/office/word/2023/wordml/word16du" xmlns:w16sdtdh="http://schemas.microsoft.com/office/word/2020/wordml/sdtdatahash" xmlns:w16sdtfl="http://schemas.microsoft.com/office/word/2024/wordml/sdtformatlock" xmlns:w16se="http://schemas.microsoft.com/office/word/2015/wordml/symex" xmlns:wpg="http://schemas.microsoft.com/office/word/2010/wordprocessingGroup" xmlns:wpi="http://schemas.microsoft.com/office/word/2010/wordprocessingInk" xmlns:wne="http://schemas.microsoft.com/office/word/2006/wordml" xmlns:wps="http://schemas.microsoft.com/office/word/2010/wordprocessingShape" xmlns:a="http://schemas.openxmlformats.org/drawingml/2006/main" xmlns:adec="http://schemas.microsoft.com/office/drawing/2017/decorative" xmlns:pic="http://schemas.openxmlformats.org/drawingml/2006/picture" xmlns:a14="http://schemas.microsoft.com/office/drawing/2010/main" mc:Ignorable="w14 w15 w16se w16cid w16 w16cex w16sdtdh w16sdtfl w16du wp14">
   <w:body>
     <w:p>
       <w:r>
@@ -204,8 +204,8 @@
             </w:drawing>
           </mc:Choice>
           <mc:Fallback>
-            <w:pict>
-              <v:rect w14:anchorId="1E444EE7" id="Rectángulo 3" o:spid="_x0000_s1026" alt="&quot;&quot;" style="position:absolute;margin-left:0;margin-top:29.75pt;width:616.85pt;height:160.8pt;z-index:-251658752;visibility:visible;mso-wrap-style:square;mso-width-percent:0;mso-height-percent:0;mso-wrap-distance-left:9pt;mso-wrap-distance-top:0;mso-wrap-distance-right:9pt;mso-wrap-distance-bottom:0;mso-position-horizontal:left;mso-position-horizontal-relative:page;mso-position-vertical:absolute;mso-position-vertical-relative:text;mso-width-percent:0;mso-height-percent:0;mso-width-relative:margin;mso-height-relative:margin;v-text-anchor:middle" o:gfxdata="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" fillcolor="#00314d" stroked="f" strokeweight="1pt">
+            <w:pict w14:anchorId="5E9C2CAE">
+              <v:rect id="Rectángulo 3" style="position:absolute;margin-left:0;margin-top:29.75pt;width:616.85pt;height:160.8pt;z-index:-251658752;visibility:visible;mso-wrap-style:square;mso-width-percent:0;mso-height-percent:0;mso-wrap-distance-left:9pt;mso-wrap-distance-top:0;mso-wrap-distance-right:9pt;mso-wrap-distance-bottom:0;mso-position-horizontal:left;mso-position-horizontal-relative:page;mso-position-vertical:absolute;mso-position-vertical-relative:text;mso-width-percent:0;mso-height-percent:0;mso-width-relative:margin;mso-height-relative:margin;v-text-anchor:middle" alt="&quot;&quot;" o:spid="_x0000_s1026" fillcolor="#00314d" stroked="f" strokeweight="1pt" w14:anchorId="1E444EE7" o:gfxdata="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">
                 <w10:wrap anchorx="page"/>
               </v:rect>
             </w:pict>
@@ -307,12 +307,12 @@
             </w:drawing>
           </mc:Choice>
           <mc:Fallback>
-            <w:pict>
-              <v:shapetype w14:anchorId="2E2DABF6" id="_x0000_t202" coordsize="21600,21600" o:spt="202" path="m,l,21600r21600,l21600,xe">
+            <w:pict w14:anchorId="66BF84FB">
+              <v:shapetype id="_x0000_t202" coordsize="21600,21600" o:spt="202" path="m,l,21600r21600,l21600,xe" w14:anchorId="2E2DABF6">
                 <v:stroke joinstyle="miter"/>
                 <v:path gradientshapeok="t" o:connecttype="rect"/>
               </v:shapetype>
-              <v:shape id="Cuadro de texto 2" o:spid="_x0000_s1026" type="#_x0000_t202" alt="&quot;&quot;" style="position:absolute;left:0;text-align:left;margin-left:-1.2pt;margin-top:20.3pt;width:488.95pt;height:143.25pt;z-index:251662848;visibility:visible;mso-wrap-style:square;mso-width-percent:0;mso-height-percent:0;mso-wrap-distance-left:9pt;mso-wrap-distance-top:3.6pt;mso-wrap-distance-right:9pt;mso-wrap-distance-bottom:3.6pt;mso-position-horizontal:absolute;mso-position-horizontal-relative:text;mso-position-vertical:absolute;mso-position-vertical-relative:text;mso-width-percent:0;mso-height-percent:0;mso-width-relative:margin;mso-height-relative:margin;v-text-anchor:top" o:gfxdata="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" filled="f" stroked="f">
+              <v:shape id="Cuadro de texto 2" style="position:absolute;left:0;text-align:left;margin-left:-1.2pt;margin-top:20.3pt;width:488.95pt;height:143.25pt;z-index:251662848;visibility:visible;mso-wrap-style:square;mso-width-percent:0;mso-height-percent:0;mso-wrap-distance-left:9pt;mso-wrap-distance-top:3.6pt;mso-wrap-distance-right:9pt;mso-wrap-distance-bottom:3.6pt;mso-position-horizontal:absolute;mso-position-horizontal-relative:text;mso-position-vertical:absolute;mso-position-vertical-relative:text;mso-width-percent:0;mso-height-percent:0;mso-width-relative:margin;mso-height-relative:margin;v-text-anchor:top" alt="&quot;&quot;" o:spid="_x0000_s1026" filled="f" stroked="f" type="#_x0000_t202" o:gfxdata="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">
                 <v:textbox>
                   <w:txbxContent>
                     <w:p>
@@ -499,25 +499,32 @@
     </w:p>
     <w:sdt>
       <w:sdtPr>
-        <w:rPr>
-          <w:rFonts w:eastAsiaTheme="minorHAnsi" w:cstheme="minorBidi"/>
-          <w:b w:val="0"/>
-          <w:color w:val="auto"/>
-          <w:kern w:val="2"/>
-          <w:sz w:val="28"/>
-          <w:szCs w:val="22"/>
-          <w:lang w:eastAsia="en-US"/>
-          <w14:ligatures w14:val="standardContextual"/>
-        </w:rPr>
         <w:id w:val="-1828743942"/>
         <w:docPartObj>
           <w:docPartGallery w:val="Table of Contents"/>
           <w:docPartUnique/>
         </w:docPartObj>
+        <w:rPr>
+          <w:rFonts w:eastAsia="Calibri" w:cs="Arial" w:eastAsiaTheme="minorAscii" w:cstheme="minorBidi"/>
+          <w:b w:val="0"/>
+          <w:bCs w:val="0"/>
+          <w:color w:val="auto"/>
+          <w:kern w:val="2"/>
+          <w:sz w:val="28"/>
+          <w:szCs w:val="28"/>
+          <w:lang w:eastAsia="en-US"/>
+          <w14:ligatures w14:val="standardContextual"/>
+        </w:rPr>
       </w:sdtPr>
       <w:sdtEndPr>
         <w:rPr>
-          <w:bCs/>
+          <w:rFonts w:eastAsia="Calibri" w:cs="Arial" w:eastAsiaTheme="minorAscii" w:cstheme="minorBidi"/>
+          <w:b w:val="0"/>
+          <w:bCs w:val="0"/>
+          <w:color w:val="auto"/>
+          <w:sz w:val="28"/>
+          <w:szCs w:val="28"/>
+          <w:lang w:eastAsia="en-US"/>
         </w:rPr>
       </w:sdtEndPr>
       <w:sdtContent>
@@ -552,7 +559,7 @@
           <w:r>
             <w:fldChar w:fldCharType="separate"/>
           </w:r>
-          <w:hyperlink w:anchor="_Toc223435734" w:history="1">
+          <w:hyperlink w:history="1" w:anchor="_Toc223435734">
             <w:r>
               <w:rPr>
                 <w:rStyle w:val="Hipervnculo"/>
@@ -625,7 +632,7 @@
               <w:lang w:eastAsia="es-CO"/>
             </w:rPr>
           </w:pPr>
-          <w:hyperlink w:anchor="_Toc223435735" w:history="1">
+          <w:hyperlink w:history="1" w:anchor="_Toc223435735">
             <w:r>
               <w:rPr>
                 <w:rStyle w:val="Hipervnculo"/>
@@ -711,7 +718,7 @@
               <w:lang w:eastAsia="es-CO"/>
             </w:rPr>
           </w:pPr>
-          <w:hyperlink w:anchor="_Toc223435736" w:history="1">
+          <w:hyperlink w:history="1" w:anchor="_Toc223435736">
             <w:r>
               <w:rPr>
                 <w:rStyle w:val="Hipervnculo"/>
@@ -797,7 +804,7 @@
               <w:lang w:eastAsia="es-CO"/>
             </w:rPr>
           </w:pPr>
-          <w:hyperlink w:anchor="_Toc223435737" w:history="1">
+          <w:hyperlink w:history="1" w:anchor="_Toc223435737">
             <w:r>
               <w:rPr>
                 <w:rStyle w:val="Hipervnculo"/>
@@ -887,7 +894,7 @@
               <w:lang w:eastAsia="es-CO"/>
             </w:rPr>
           </w:pPr>
-          <w:hyperlink w:anchor="_Toc223435738" w:history="1">
+          <w:hyperlink w:history="1" w:anchor="_Toc223435738">
             <w:r>
               <w:rPr>
                 <w:rStyle w:val="Hipervnculo"/>
@@ -973,7 +980,7 @@
               <w:lang w:eastAsia="es-CO"/>
             </w:rPr>
           </w:pPr>
-          <w:hyperlink w:anchor="_Toc223435739" w:history="1">
+          <w:hyperlink w:history="1" w:anchor="_Toc223435739">
             <w:r>
               <w:rPr>
                 <w:rStyle w:val="Hipervnculo"/>
@@ -1059,7 +1066,7 @@
               <w:lang w:eastAsia="es-CO"/>
             </w:rPr>
           </w:pPr>
-          <w:hyperlink w:anchor="_Toc223435740" w:history="1">
+          <w:hyperlink w:history="1" w:anchor="_Toc223435740">
             <w:r>
               <w:rPr>
                 <w:rStyle w:val="Hipervnculo"/>
@@ -1149,7 +1156,7 @@
               <w:lang w:eastAsia="es-CO"/>
             </w:rPr>
           </w:pPr>
-          <w:hyperlink w:anchor="_Toc223435741" w:history="1">
+          <w:hyperlink w:history="1" w:anchor="_Toc223435741">
             <w:r>
               <w:rPr>
                 <w:rStyle w:val="Hipervnculo"/>
@@ -1235,7 +1242,7 @@
               <w:lang w:eastAsia="es-CO"/>
             </w:rPr>
           </w:pPr>
-          <w:hyperlink w:anchor="_Toc223435742" w:history="1">
+          <w:hyperlink w:history="1" w:anchor="_Toc223435742">
             <w:r>
               <w:rPr>
                 <w:rStyle w:val="Hipervnculo"/>
@@ -1321,7 +1328,7 @@
               <w:lang w:eastAsia="es-CO"/>
             </w:rPr>
           </w:pPr>
-          <w:hyperlink w:anchor="_Toc223435743" w:history="1">
+          <w:hyperlink w:history="1" w:anchor="_Toc223435743">
             <w:r>
               <w:rPr>
                 <w:rStyle w:val="Hipervnculo"/>
@@ -1407,7 +1414,7 @@
               <w:lang w:eastAsia="es-CO"/>
             </w:rPr>
           </w:pPr>
-          <w:hyperlink w:anchor="_Toc223435744" w:history="1">
+          <w:hyperlink w:history="1" w:anchor="_Toc223435744">
             <w:r>
               <w:rPr>
                 <w:rStyle w:val="Hipervnculo"/>
@@ -1493,7 +1500,7 @@
               <w:lang w:eastAsia="es-CO"/>
             </w:rPr>
           </w:pPr>
-          <w:hyperlink w:anchor="_Toc223435745" w:history="1">
+          <w:hyperlink w:history="1" w:anchor="_Toc223435745">
             <w:r>
               <w:rPr>
                 <w:rStyle w:val="Hipervnculo"/>
@@ -1579,7 +1586,7 @@
               <w:lang w:eastAsia="es-CO"/>
             </w:rPr>
           </w:pPr>
-          <w:hyperlink w:anchor="_Toc223435746" w:history="1">
+          <w:hyperlink w:history="1" w:anchor="_Toc223435746">
             <w:r>
               <w:rPr>
                 <w:rStyle w:val="Hipervnculo"/>
@@ -1665,7 +1672,7 @@
               <w:lang w:eastAsia="es-CO"/>
             </w:rPr>
           </w:pPr>
-          <w:hyperlink w:anchor="_Toc223435747" w:history="1">
+          <w:hyperlink w:history="1" w:anchor="_Toc223435747">
             <w:r>
               <w:rPr>
                 <w:rStyle w:val="Hipervnculo"/>
@@ -1751,7 +1758,7 @@
               <w:lang w:eastAsia="es-CO"/>
             </w:rPr>
           </w:pPr>
-          <w:hyperlink w:anchor="_Toc223435748" w:history="1">
+          <w:hyperlink w:history="1" w:anchor="_Toc223435748">
             <w:r>
               <w:rPr>
                 <w:rStyle w:val="Hipervnculo"/>
@@ -1841,7 +1848,7 @@
               <w:lang w:eastAsia="es-CO"/>
             </w:rPr>
           </w:pPr>
-          <w:hyperlink w:anchor="_Toc223435749" w:history="1">
+          <w:hyperlink w:history="1" w:anchor="_Toc223435749">
             <w:r>
               <w:rPr>
                 <w:rStyle w:val="Hipervnculo"/>
@@ -1927,7 +1934,7 @@
               <w:lang w:eastAsia="es-CO"/>
             </w:rPr>
           </w:pPr>
-          <w:hyperlink w:anchor="_Toc223435750" w:history="1">
+          <w:hyperlink w:history="1" w:anchor="_Toc223435750">
             <w:r>
               <w:rPr>
                 <w:rStyle w:val="Hipervnculo"/>
@@ -2013,7 +2020,7 @@
               <w:lang w:eastAsia="es-CO"/>
             </w:rPr>
           </w:pPr>
-          <w:hyperlink w:anchor="_Toc223435751" w:history="1">
+          <w:hyperlink w:history="1" w:anchor="_Toc223435751">
             <w:r>
               <w:rPr>
                 <w:rStyle w:val="Hipervnculo"/>
@@ -2099,7 +2106,7 @@
               <w:lang w:eastAsia="es-CO"/>
             </w:rPr>
           </w:pPr>
-          <w:hyperlink w:anchor="_Toc223435752" w:history="1">
+          <w:hyperlink w:history="1" w:anchor="_Toc223435752">
             <w:r>
               <w:rPr>
                 <w:rStyle w:val="Hipervnculo"/>
@@ -2185,7 +2192,7 @@
               <w:lang w:eastAsia="es-CO"/>
             </w:rPr>
           </w:pPr>
-          <w:hyperlink w:anchor="_Toc223435753" w:history="1">
+          <w:hyperlink w:history="1" w:anchor="_Toc223435753">
             <w:r>
               <w:rPr>
                 <w:rStyle w:val="Hipervnculo"/>
@@ -2271,7 +2278,7 @@
               <w:lang w:eastAsia="es-CO"/>
             </w:rPr>
           </w:pPr>
-          <w:hyperlink w:anchor="_Toc223435754" w:history="1">
+          <w:hyperlink w:history="1" w:anchor="_Toc223435754">
             <w:r>
               <w:rPr>
                 <w:rStyle w:val="Hipervnculo"/>
@@ -2361,7 +2368,7 @@
               <w:lang w:eastAsia="es-CO"/>
             </w:rPr>
           </w:pPr>
-          <w:hyperlink w:anchor="_Toc223435755" w:history="1">
+          <w:hyperlink w:history="1" w:anchor="_Toc223435755">
             <w:r>
               <w:rPr>
                 <w:rStyle w:val="Hipervnculo"/>
@@ -2447,7 +2454,7 @@
               <w:lang w:eastAsia="es-CO"/>
             </w:rPr>
           </w:pPr>
-          <w:hyperlink w:anchor="_Toc223435756" w:history="1">
+          <w:hyperlink w:history="1" w:anchor="_Toc223435756">
             <w:r>
               <w:rPr>
                 <w:rStyle w:val="Hipervnculo"/>
@@ -2537,7 +2544,7 @@
               <w:lang w:eastAsia="es-CO"/>
             </w:rPr>
           </w:pPr>
-          <w:hyperlink w:anchor="_Toc223435757" w:history="1">
+          <w:hyperlink w:history="1" w:anchor="_Toc223435757">
             <w:r>
               <w:rPr>
                 <w:rStyle w:val="Hipervnculo"/>
@@ -2623,7 +2630,7 @@
               <w:lang w:eastAsia="es-CO"/>
             </w:rPr>
           </w:pPr>
-          <w:hyperlink w:anchor="_Toc223435758" w:history="1">
+          <w:hyperlink w:history="1" w:anchor="_Toc223435758">
             <w:r>
               <w:rPr>
                 <w:rStyle w:val="Hipervnculo"/>
@@ -2712,7 +2719,7 @@
               <w:lang w:eastAsia="es-CO"/>
             </w:rPr>
           </w:pPr>
-          <w:hyperlink w:anchor="_Toc223435759" w:history="1">
+          <w:hyperlink w:history="1" w:anchor="_Toc223435759">
             <w:r>
               <w:rPr>
                 <w:rStyle w:val="Hipervnculo"/>
@@ -2784,7 +2791,7 @@
               <w:lang w:eastAsia="es-CO"/>
             </w:rPr>
           </w:pPr>
-          <w:hyperlink w:anchor="_Toc223435760" w:history="1">
+          <w:hyperlink w:history="1" w:anchor="_Toc223435760">
             <w:r>
               <w:rPr>
                 <w:rStyle w:val="Hipervnculo"/>
@@ -2856,7 +2863,7 @@
               <w:lang w:eastAsia="es-CO"/>
             </w:rPr>
           </w:pPr>
-          <w:hyperlink w:anchor="_Toc223435761" w:history="1">
+          <w:hyperlink w:history="1" w:anchor="_Toc223435761">
             <w:r>
               <w:rPr>
                 <w:rStyle w:val="Hipervnculo"/>
@@ -2928,7 +2935,7 @@
               <w:lang w:eastAsia="es-CO"/>
             </w:rPr>
           </w:pPr>
-          <w:hyperlink w:anchor="_Toc223435762" w:history="1">
+          <w:hyperlink w:history="1" w:anchor="_Toc223435762">
             <w:r>
               <w:rPr>
                 <w:rStyle w:val="Hipervnculo"/>
@@ -3005,7 +3012,7 @@
         <w:pStyle w:val="TDC1"/>
         <w:sectPr>
           <w:footerReference w:type="default" r:id="rId12"/>
-          <w:pgSz w:w="12240" w:h="15840"/>
+          <w:pgSz w:w="12240" w:h="15840" w:orient="portrait"/>
           <w:pgMar w:top="1701" w:right="1134" w:bottom="1134" w:left="1134" w:header="709" w:footer="709" w:gutter="0"/>
           <w:cols w:space="708"/>
           <w:docGrid w:linePitch="360"/>
@@ -3019,12 +3026,11 @@
           <w:lang w:val="es-CO"/>
         </w:rPr>
       </w:pPr>
-      <w:bookmarkStart w:id="0" w:name="_Toc223435734"/>
+      <w:bookmarkStart w:name="_Toc223435734" w:id="0"/>
       <w:r>
         <w:rPr>
           <w:lang w:val="es-CO"/>
         </w:rPr>
-        <w:lastRenderedPageBreak/>
         <w:t>Introducción</w:t>
       </w:r>
       <w:bookmarkEnd w:id="0"/>
@@ -3259,7 +3265,6 @@
                 <w:rFonts w:cstheme="minorHAnsi"/>
                 <w:szCs w:val="28"/>
               </w:rPr>
-              <w:lastRenderedPageBreak/>
               <w:t>ALEJANDRO</w:t>
             </w:r>
             <w:r>
@@ -3505,7 +3510,6 @@
                 <w:rFonts w:cstheme="minorHAnsi"/>
                 <w:szCs w:val="28"/>
               </w:rPr>
-              <w:lastRenderedPageBreak/>
               <w:t>FABIO</w:t>
             </w:r>
             <w:r>
@@ -3635,6 +3639,12 @@
                 <w:szCs w:val="28"/>
               </w:rPr>
               <w:tab/>
+            </w:r>
+            <w:r>
+              <w:rPr>
+                <w:rFonts w:cstheme="minorHAnsi"/>
+                <w:szCs w:val="28"/>
+              </w:rPr>
               <w:t>FABIO</w:t>
             </w:r>
             <w:r>
@@ -3794,7 +3804,6 @@
                 <w:rFonts w:cstheme="minorHAnsi"/>
                 <w:szCs w:val="28"/>
               </w:rPr>
-              <w:lastRenderedPageBreak/>
               <w:t>ALEJANDRO</w:t>
             </w:r>
             <w:r>
@@ -3996,7 +4005,7 @@
           <w14:ligatures w14:val="none"/>
         </w:rPr>
       </w:pPr>
-      <w:bookmarkStart w:id="1" w:name="_Toc223435735"/>
+      <w:bookmarkStart w:name="_Toc223435735" w:id="1"/>
     </w:p>
     <w:p>
       <w:pPr>
@@ -4038,7 +4047,6 @@
         <w:rPr>
           <w:lang w:val="es-CO"/>
         </w:rPr>
-        <w:lastRenderedPageBreak/>
         <w:t>Generalidades de los aditivos alimentarios</w:t>
       </w:r>
       <w:bookmarkEnd w:id="1"/>
@@ -4062,7 +4070,7 @@
       <w:pPr>
         <w:pStyle w:val="Ttulo2"/>
       </w:pPr>
-      <w:bookmarkStart w:id="2" w:name="_Toc223435736"/>
+      <w:bookmarkStart w:name="_Toc223435736" w:id="2"/>
       <w:r>
         <w:t>Contexto histórico</w:t>
       </w:r>
@@ -4106,7 +4114,7 @@
         </w:rPr>
         <w:t xml:space="preserve">Ingrese al siguiente enlace para ampliar información sobre las generalidades de los aditivos alimentarios: </w:t>
       </w:r>
-      <w:hyperlink r:id="rId13" w:history="1">
+      <w:hyperlink w:history="1" r:id="rId13">
         <w:r>
           <w:rPr>
             <w:rStyle w:val="Hipervnculo"/>
@@ -4126,7 +4134,7 @@
       <w:pPr>
         <w:pStyle w:val="Ttulo2"/>
       </w:pPr>
-      <w:bookmarkStart w:id="3" w:name="_Toc223435737"/>
+      <w:bookmarkStart w:name="_Toc223435737" w:id="3"/>
       <w:r>
         <w:t>Objetivos y función</w:t>
       </w:r>
@@ -4155,7 +4163,6 @@
         <w:rPr>
           <w:lang w:val="es-419" w:eastAsia="es-CO"/>
         </w:rPr>
-        <w:lastRenderedPageBreak/>
         <w:t>Dado que los alimentos son sistemas dinámicos sujetos a cambios físicos y químicos que afectan su calidad, los aditivos permiten preservar sus propiedades sensoriales y corregir su estabilidad. De este modo, se garantiza la durabilidad y las características deseadas en el mercado actual.</w:t>
       </w:r>
     </w:p>
@@ -4289,7 +4296,6 @@
         <w:rPr>
           <w:lang w:val="es-419" w:eastAsia="es-CO"/>
         </w:rPr>
-        <w:lastRenderedPageBreak/>
         <w:t>Pese a las críticas sobre su impacto en la salud y la artificialidad de la dieta, su uso está justificado al ser fundamentales para la conservación y el manejo de las propiedades organolépticas de los alimentos.</w:t>
       </w:r>
     </w:p>
@@ -4445,12 +4451,11 @@
           <w:lang w:val="es-CO"/>
         </w:rPr>
       </w:pPr>
-      <w:bookmarkStart w:id="4" w:name="_Toc223435738"/>
+      <w:bookmarkStart w:name="_Toc223435738" w:id="4"/>
       <w:r>
         <w:rPr>
           <w:lang w:val="es-CO"/>
         </w:rPr>
-        <w:lastRenderedPageBreak/>
         <w:t>Origen, tipos y clasificación de los aditivos</w:t>
       </w:r>
       <w:bookmarkEnd w:id="4"/>
@@ -4485,7 +4490,7 @@
       <w:pPr>
         <w:pStyle w:val="Ttulo2"/>
       </w:pPr>
-      <w:bookmarkStart w:id="5" w:name="_Toc223435739"/>
+      <w:bookmarkStart w:name="_Toc223435739" w:id="5"/>
       <w:r>
         <w:t>Origen y tipos</w:t>
       </w:r>
@@ -4633,7 +4638,6 @@
           <w:bCs/>
           <w:lang w:val="es-419" w:eastAsia="es-CO"/>
         </w:rPr>
-        <w:lastRenderedPageBreak/>
         <w:t>Aditivos artificiales</w:t>
       </w:r>
     </w:p>
@@ -4647,21 +4651,7 @@
         <w:rPr>
           <w:lang w:val="es-419" w:eastAsia="es-CO"/>
         </w:rPr>
-        <w:t xml:space="preserve">Creados en laboratorios químicos. No se encuentran en la naturaleza. Se usan principalmente en alimentos </w:t>
-      </w:r>
-      <w:proofErr w:type="spellStart"/>
-      <w:r>
-        <w:rPr>
-          <w:lang w:val="es-419" w:eastAsia="es-CO"/>
-        </w:rPr>
-        <w:t>ultraprocesados</w:t>
-      </w:r>
-      <w:proofErr w:type="spellEnd"/>
-      <w:r>
-        <w:rPr>
-          <w:lang w:val="es-419" w:eastAsia="es-CO"/>
-        </w:rPr>
-        <w:t>.</w:t>
+        <w:t>Creados en laboratorios químicos. No se encuentran en la naturaleza. Se usan principalmente en alimentos ultraprocesados.</w:t>
       </w:r>
     </w:p>
     <w:p>
@@ -4702,7 +4692,7 @@
       <w:pPr>
         <w:pStyle w:val="Ttulo2"/>
       </w:pPr>
-      <w:bookmarkStart w:id="6" w:name="_Toc223435740"/>
+      <w:bookmarkStart w:name="_Toc223435740" w:id="6"/>
       <w:r>
         <w:t>Clasificación funcional</w:t>
       </w:r>
@@ -4725,17 +4715,8 @@
           <w:rStyle w:val="Extranjerismo"/>
           <w:lang w:val="es-419" w:eastAsia="es-CO"/>
         </w:rPr>
-        <w:t xml:space="preserve">Codex </w:t>
-      </w:r>
-      <w:proofErr w:type="spellStart"/>
-      <w:r>
-        <w:rPr>
-          <w:rStyle w:val="Extranjerismo"/>
-          <w:lang w:val="es-419" w:eastAsia="es-CO"/>
-        </w:rPr>
-        <w:t>Alimentarius</w:t>
-      </w:r>
-      <w:proofErr w:type="spellEnd"/>
+        <w:t>Codex Alimentarius</w:t>
+      </w:r>
       <w:r>
         <w:rPr>
           <w:lang w:val="es-419" w:eastAsia="es-CO"/>
@@ -4874,7 +4855,6 @@
               <w:t xml:space="preserve">Brindan más color al producto, mejoran el </w:t>
             </w:r>
             <w:r>
-              <w:lastRenderedPageBreak/>
               <w:t>aspecto visual de los alimentos.</w:t>
             </w:r>
           </w:p>
@@ -4891,7 +4871,6 @@
               </w:rPr>
             </w:pPr>
             <w:r>
-              <w:lastRenderedPageBreak/>
               <w:t>Tartrazina.</w:t>
             </w:r>
           </w:p>
@@ -5169,7 +5148,6 @@
               </w:rPr>
             </w:pPr>
             <w:r>
-              <w:lastRenderedPageBreak/>
               <w:t>Potenciadores de sabor.</w:t>
             </w:r>
           </w:p>
@@ -5240,17 +5218,8 @@
           <w:rStyle w:val="Extranjerismo"/>
           <w:lang w:val="es-419" w:eastAsia="es-CO"/>
         </w:rPr>
-        <w:t xml:space="preserve">Codex </w:t>
-      </w:r>
-      <w:proofErr w:type="spellStart"/>
-      <w:r>
-        <w:rPr>
-          <w:rStyle w:val="Extranjerismo"/>
-          <w:lang w:val="es-419" w:eastAsia="es-CO"/>
-        </w:rPr>
-        <w:t>Alimentarius</w:t>
-      </w:r>
-      <w:proofErr w:type="spellEnd"/>
+        <w:t>Codex Alimentarius</w:t>
+      </w:r>
       <w:r>
         <w:rPr>
           <w:lang w:val="es-419" w:eastAsia="es-CO"/>
@@ -5270,7 +5239,7 @@
         </w:rPr>
         <w:t xml:space="preserve">Para conocer más sobre la funcionalidad de los aditivos, ingrese al siguiente enlace de video: </w:t>
       </w:r>
-      <w:hyperlink r:id="rId16" w:history="1">
+      <w:hyperlink w:history="1" r:id="rId16">
         <w:r>
           <w:rPr>
             <w:rStyle w:val="Hipervnculo"/>
@@ -5302,12 +5271,11 @@
           <w:lang w:val="es-CO"/>
         </w:rPr>
       </w:pPr>
-      <w:bookmarkStart w:id="7" w:name="_Toc223435741"/>
+      <w:bookmarkStart w:name="_Toc223435741" w:id="7"/>
       <w:r>
         <w:rPr>
           <w:lang w:val="es-CO"/>
         </w:rPr>
-        <w:lastRenderedPageBreak/>
         <w:t>Usos y aplicaciones en la industria alimentaria</w:t>
       </w:r>
       <w:bookmarkEnd w:id="7"/>
@@ -5329,7 +5297,7 @@
       <w:pPr>
         <w:pStyle w:val="Ttulo2"/>
       </w:pPr>
-      <w:bookmarkStart w:id="8" w:name="_Toc223435742"/>
+      <w:bookmarkStart w:name="_Toc223435742" w:id="8"/>
       <w:r>
         <w:t>Colorantes</w:t>
       </w:r>
@@ -5371,21 +5339,7 @@
         <w:rPr>
           <w:lang w:val="es-419" w:eastAsia="es-CO"/>
         </w:rPr>
-        <w:t xml:space="preserve">Estos aditivos adquieren especial relevancia en los productos dirigidos al público infantil, un sector altamente influenciable por el aspecto visual, ya que el color es el primer atributo que perciben los sentidos, este influye subjetivamente en la percepción del sabor y el olor, condicionando el juicio sobre la calidad del alimento (Eroski </w:t>
-      </w:r>
-      <w:proofErr w:type="spellStart"/>
-      <w:r>
-        <w:rPr>
-          <w:lang w:val="es-419" w:eastAsia="es-CO"/>
-        </w:rPr>
-        <w:t>Consumer</w:t>
-      </w:r>
-      <w:proofErr w:type="spellEnd"/>
-      <w:r>
-        <w:rPr>
-          <w:lang w:val="es-419" w:eastAsia="es-CO"/>
-        </w:rPr>
-        <w:t>, 2008).</w:t>
+        <w:t>Estos aditivos adquieren especial relevancia en los productos dirigidos al público infantil, un sector altamente influenciable por el aspecto visual, ya que el color es el primer atributo que perciben los sentidos, este influye subjetivamente en la percepción del sabor y el olor, condicionando el juicio sobre la calidad del alimento (Eroski Consumer, 2008).</w:t>
       </w:r>
     </w:p>
     <w:p>
@@ -5419,7 +5373,6 @@
         <w:rPr>
           <w:lang w:val="es-419" w:eastAsia="es-CO"/>
         </w:rPr>
-        <w:lastRenderedPageBreak/>
         <w:t>Evolución y caracterización de los colorantes alimentarios</w:t>
       </w:r>
     </w:p>
@@ -5612,15 +5565,7 @@
               </w:rPr>
             </w:pPr>
             <w:r>
-              <w:t xml:space="preserve">Pigmento liposoluble de tono amarillo-oro. En 2025 se prefiere su uso en </w:t>
-            </w:r>
-            <w:proofErr w:type="spellStart"/>
-            <w:r>
-              <w:t>nanoemulsiones</w:t>
-            </w:r>
-            <w:proofErr w:type="spellEnd"/>
-            <w:r>
-              <w:t xml:space="preserve"> para mejorar la estabilidad en bebidas y lácteos funcionales.</w:t>
+              <w:t>Pigmento liposoluble de tono amarillo-oro. En 2025 se prefiere su uso en nanoemulsiones para mejorar la estabilidad en bebidas y lácteos funcionales.</w:t>
             </w:r>
           </w:p>
         </w:tc>
@@ -5732,7 +5677,6 @@
               </w:rPr>
             </w:pPr>
             <w:r>
-              <w:lastRenderedPageBreak/>
               <w:t>E-102.</w:t>
             </w:r>
           </w:p>
@@ -5900,7 +5844,6 @@
               </w:rPr>
             </w:pPr>
             <w:r>
-              <w:lastRenderedPageBreak/>
               <w:t>E-110.</w:t>
             </w:r>
           </w:p>
@@ -6017,14 +5960,12 @@
             <w:r>
               <w:t xml:space="preserve">Extracto de </w:t>
             </w:r>
-            <w:proofErr w:type="spellStart"/>
             <w:r>
               <w:rPr>
                 <w:rStyle w:val="Extranjerismo"/>
               </w:rPr>
               <w:t>Dactylopius</w:t>
             </w:r>
-            <w:proofErr w:type="spellEnd"/>
             <w:r>
               <w:rPr>
                 <w:rStyle w:val="Extranjerismo"/>
@@ -6088,7 +6029,6 @@
               </w:rPr>
             </w:pPr>
             <w:r>
-              <w:lastRenderedPageBreak/>
               <w:t>E-122.</w:t>
             </w:r>
           </w:p>
@@ -6104,13 +6044,8 @@
                 <w:lang w:val="es-419" w:eastAsia="es-CO"/>
               </w:rPr>
             </w:pPr>
-            <w:proofErr w:type="spellStart"/>
-            <w:r>
-              <w:t>Azorrubina</w:t>
-            </w:r>
-            <w:proofErr w:type="spellEnd"/>
-            <w:r>
-              <w:t>.</w:t>
+            <w:r>
+              <w:t>Azorrubina.</w:t>
             </w:r>
           </w:p>
         </w:tc>
@@ -6126,15 +6061,7 @@
               </w:rPr>
             </w:pPr>
             <w:r>
-              <w:t xml:space="preserve">Derivado </w:t>
-            </w:r>
-            <w:proofErr w:type="spellStart"/>
-            <w:r>
-              <w:t>naftalénico</w:t>
-            </w:r>
-            <w:proofErr w:type="spellEnd"/>
-            <w:r>
-              <w:t xml:space="preserve"> (Sintético).</w:t>
+              <w:t>Derivado naftalénico (Sintético).</w:t>
             </w:r>
           </w:p>
         </w:tc>
@@ -6269,7 +6196,6 @@
               </w:rPr>
             </w:pPr>
             <w:r>
-              <w:lastRenderedPageBreak/>
               <w:t>E-129.</w:t>
             </w:r>
           </w:p>
@@ -6437,7 +6363,6 @@
               </w:rPr>
             </w:pPr>
             <w:r>
-              <w:lastRenderedPageBreak/>
               <w:t>E-140.</w:t>
             </w:r>
           </w:p>
@@ -6502,15 +6427,7 @@
               </w:rPr>
             </w:pPr>
             <w:r>
-              <w:t xml:space="preserve">Inestables al calor y la luz a menos que se presenten como </w:t>
-            </w:r>
-            <w:proofErr w:type="spellStart"/>
-            <w:r>
-              <w:t>Clorofilinas</w:t>
-            </w:r>
-            <w:proofErr w:type="spellEnd"/>
-            <w:r>
-              <w:t xml:space="preserve"> de Cobre (E-141). Esencial en la tendencia </w:t>
+              <w:t xml:space="preserve">Inestables al calor y la luz a menos que se presenten como Clorofilinas de Cobre (E-141). Esencial en la tendencia </w:t>
             </w:r>
             <w:r>
               <w:rPr>
@@ -6653,14 +6570,12 @@
             <w:r>
               <w:t>Extracto de algas (</w:t>
             </w:r>
-            <w:proofErr w:type="spellStart"/>
             <w:r>
               <w:rPr>
                 <w:rStyle w:val="Extranjerismo"/>
               </w:rPr>
               <w:t>Dunaliella</w:t>
             </w:r>
-            <w:proofErr w:type="spellEnd"/>
             <w:r>
               <w:t>) o síntesis.</w:t>
             </w:r>
@@ -6697,16 +6612,7 @@
               <w:t xml:space="preserve">Precursor de Vitamina A. Los desarrollos de </w:t>
             </w:r>
             <w:r>
-              <w:lastRenderedPageBreak/>
-              <w:t xml:space="preserve">2024 permiten carotenos </w:t>
-            </w:r>
-            <w:proofErr w:type="spellStart"/>
-            <w:r>
-              <w:t>microencapsulados</w:t>
-            </w:r>
-            <w:proofErr w:type="spellEnd"/>
-            <w:r>
-              <w:t xml:space="preserve"> que no aportan sabor a zanahoria en los jugos.</w:t>
+              <w:t>2024 permiten carotenos microencapsulados que no aportan sabor a zanahoria en los jugos.</w:t>
             </w:r>
           </w:p>
         </w:tc>
@@ -6724,7 +6630,6 @@
               </w:rPr>
             </w:pPr>
             <w:r>
-              <w:lastRenderedPageBreak/>
               <w:t>E-170.</w:t>
             </w:r>
           </w:p>
@@ -6827,7 +6732,7 @@
       <w:pPr>
         <w:pStyle w:val="Ttulo2"/>
       </w:pPr>
-      <w:bookmarkStart w:id="9" w:name="_Toc223435743"/>
+      <w:bookmarkStart w:name="_Toc223435743" w:id="9"/>
       <w:r>
         <w:t>Conservantes</w:t>
       </w:r>
@@ -6854,7 +6759,6 @@
         <w:rPr>
           <w:lang w:val="es-419" w:eastAsia="es-CO"/>
         </w:rPr>
-        <w:lastRenderedPageBreak/>
         <w:t>sulfitos, agentes antimicrobianos fundamentales para estabilizar vinos, preservar frutas deshidratadas y mantener la inocuidad en vegetales.</w:t>
       </w:r>
     </w:p>
@@ -6875,41 +6779,18 @@
         </w:rPr>
         <w:t>A pesar de la actual tendencia hacia productos de "etiqueta limpia" (</w:t>
       </w:r>
-      <w:proofErr w:type="spellStart"/>
       <w:r>
         <w:rPr>
           <w:rStyle w:val="Extranjerismo"/>
           <w:lang w:val="es-419" w:eastAsia="es-CO"/>
         </w:rPr>
-        <w:t>Clean</w:t>
-      </w:r>
-      <w:proofErr w:type="spellEnd"/>
-      <w:r>
-        <w:rPr>
-          <w:rStyle w:val="Extranjerismo"/>
-          <w:lang w:val="es-419" w:eastAsia="es-CO"/>
-        </w:rPr>
-        <w:t xml:space="preserve"> Label</w:t>
-      </w:r>
-      <w:r>
-        <w:rPr>
-          <w:lang w:val="es-419" w:eastAsia="es-CO"/>
-        </w:rPr>
-        <w:t xml:space="preserve">) y el uso de tecnologías físicas como el envasado al vacío o la cadena de frío, estos métodos no siempre son factibles debido a la </w:t>
-      </w:r>
-      <w:proofErr w:type="spellStart"/>
-      <w:r>
-        <w:rPr>
-          <w:lang w:val="es-419" w:eastAsia="es-CO"/>
-        </w:rPr>
-        <w:t>termolabilidad</w:t>
-      </w:r>
-      <w:proofErr w:type="spellEnd"/>
-      <w:r>
-        <w:rPr>
-          <w:lang w:val="es-419" w:eastAsia="es-CO"/>
-        </w:rPr>
-        <w:t xml:space="preserve"> de ciertos nutrientes o limitaciones logísticas. En consecuencia, el uso de conservantes químicos sigue siendo la estrategia más viable y segura para garantizar la seguridad alimentaria global.</w:t>
+        <w:t>Clean Label</w:t>
+      </w:r>
+      <w:r>
+        <w:rPr>
+          <w:lang w:val="es-419" w:eastAsia="es-CO"/>
+        </w:rPr>
+        <w:t>) y el uso de tecnologías físicas como el envasado al vacío o la cadena de frío, estos métodos no siempre son factibles debido a la termolabilidad de ciertos nutrientes o limitaciones logísticas. En consecuencia, el uso de conservantes químicos sigue siendo la estrategia más viable y segura para garantizar la seguridad alimentaria global.</w:t>
       </w:r>
     </w:p>
     <w:p>
@@ -7140,7 +7021,6 @@
               <w:t xml:space="preserve">Agentes antifúngicos por excelencia. Inhiben levaduras y mohos en productos de panificación, derivados lácteos </w:t>
             </w:r>
             <w:r>
-              <w:lastRenderedPageBreak/>
               <w:t>y bebidas carbonatadas.</w:t>
             </w:r>
           </w:p>
@@ -7159,7 +7039,6 @@
               </w:rPr>
             </w:pPr>
             <w:r>
-              <w:lastRenderedPageBreak/>
               <w:t>E-210 - E-213.</w:t>
             </w:r>
           </w:p>
@@ -7312,7 +7191,6 @@
               <w:t xml:space="preserve">Acción bacteriostática y antioxidante. Críticos en la industria vinícola y de frutos secos. Requieren </w:t>
             </w:r>
             <w:r>
-              <w:lastRenderedPageBreak/>
               <w:t>declaración obligatoria por riesgo de hipersensibilidad.</w:t>
             </w:r>
           </w:p>
@@ -7331,7 +7209,6 @@
               </w:rPr>
             </w:pPr>
             <w:r>
-              <w:lastRenderedPageBreak/>
               <w:t>E-234.</w:t>
             </w:r>
           </w:p>
@@ -7511,16 +7388,7 @@
               <w:t xml:space="preserve"> en </w:t>
             </w:r>
             <w:r>
-              <w:lastRenderedPageBreak/>
-              <w:t xml:space="preserve">embutidos. Bajo estricto control debido a la potencial formación de nitrosaminas (compuestos </w:t>
-            </w:r>
-            <w:proofErr w:type="spellStart"/>
-            <w:r>
-              <w:t>precancerígenos</w:t>
-            </w:r>
-            <w:proofErr w:type="spellEnd"/>
-            <w:r>
-              <w:t>).</w:t>
+              <w:t>embutidos. Bajo estricto control debido a la potencial formación de nitrosaminas (compuestos precancerígenos).</w:t>
             </w:r>
           </w:p>
         </w:tc>
@@ -7539,7 +7407,6 @@
           <w:bCs/>
           <w:lang w:val="es-419" w:eastAsia="es-CO"/>
         </w:rPr>
-        <w:lastRenderedPageBreak/>
         <w:t>Nota</w:t>
       </w:r>
       <w:r>
@@ -7565,28 +7432,14 @@
         <w:rPr>
           <w:lang w:val="es-419" w:eastAsia="es-CO"/>
         </w:rPr>
-        <w:t xml:space="preserve">La industria está migrando de los conservantes sintéticos tradicionales hacia sistemas de conservación biológica (como la mencionada Nisina o extractos de romero y té verde enriquecidos). Esta evolución responde no solo a la seguridad </w:t>
-      </w:r>
-      <w:proofErr w:type="spellStart"/>
-      <w:r>
-        <w:rPr>
-          <w:lang w:val="es-419" w:eastAsia="es-CO"/>
-        </w:rPr>
-        <w:t>toxicofarmacológica</w:t>
-      </w:r>
-      <w:proofErr w:type="spellEnd"/>
-      <w:r>
-        <w:rPr>
-          <w:lang w:val="es-419" w:eastAsia="es-CO"/>
-        </w:rPr>
-        <w:t>, sino a la demanda de los consumidores por ingredientes que no alteren las propiedades organolépticas de los alimentos.</w:t>
+        <w:t>La industria está migrando de los conservantes sintéticos tradicionales hacia sistemas de conservación biológica (como la mencionada Nisina o extractos de romero y té verde enriquecidos). Esta evolución responde no solo a la seguridad toxicofarmacológica, sino a la demanda de los consumidores por ingredientes que no alteren las propiedades organolépticas de los alimentos.</w:t>
       </w:r>
     </w:p>
     <w:p>
       <w:pPr>
         <w:pStyle w:val="Ttulo2"/>
       </w:pPr>
-      <w:bookmarkStart w:id="10" w:name="_Toc223435744"/>
+      <w:bookmarkStart w:name="_Toc223435744" w:id="10"/>
       <w:r>
         <w:t>Antioxidantes</w:t>
       </w:r>
@@ -7615,7 +7468,6 @@
         <w:rPr>
           <w:lang w:val="es-419" w:eastAsia="es-CO"/>
         </w:rPr>
-        <w:lastRenderedPageBreak/>
         <w:t>Para mitigar esto, la industria emplea antioxidantes que inhiben la oxidación de lípidos y pigmentos, preservando el valor nutricional y las cualidades organolépticas en aceites, productos cárnicos y panificación. Actualmente, se han desarrollado diversas técnicas adicionales para reducir este proceso y prolongar la vida útil de los productos.</w:t>
       </w:r>
     </w:p>
@@ -7631,7 +7483,7 @@
         </w:rPr>
         <w:t xml:space="preserve">Ingrese a este enlace y aprenda cómo evitar la oxidación de algunas frutas y verduras: </w:t>
       </w:r>
-      <w:hyperlink r:id="rId17" w:history="1">
+      <w:hyperlink w:history="1" r:id="rId17">
         <w:r>
           <w:rPr>
             <w:rStyle w:val="Hipervnculo"/>
@@ -7788,15 +7640,7 @@
               </w:rPr>
             </w:pPr>
             <w:r>
-              <w:t xml:space="preserve">Uso de grasas vegetales en lugar de </w:t>
-            </w:r>
-            <w:proofErr w:type="gramStart"/>
-            <w:r>
-              <w:t>las animales</w:t>
-            </w:r>
-            <w:proofErr w:type="gramEnd"/>
-            <w:r>
-              <w:t>.</w:t>
+              <w:t>Uso de grasas vegetales en lugar de las animales.</w:t>
             </w:r>
           </w:p>
         </w:tc>
@@ -7836,7 +7680,6 @@
               </w:rPr>
             </w:pPr>
             <w:r>
-              <w:lastRenderedPageBreak/>
               <w:t>Disminución de la oxidación en cadena de las grasas.</w:t>
             </w:r>
           </w:p>
@@ -7978,14 +7821,12 @@
               </w:rPr>
               <w:t xml:space="preserve"> </w:t>
             </w:r>
-            <w:proofErr w:type="spellStart"/>
             <w:r>
               <w:rPr>
                 <w:lang w:val="es-419" w:eastAsia="es-CO"/>
               </w:rPr>
               <w:t>polifenoloxidasa</w:t>
             </w:r>
-            <w:proofErr w:type="spellEnd"/>
             <w:r>
               <w:rPr>
                 <w:lang w:val="es-419" w:eastAsia="es-CO"/>
@@ -7996,7 +7837,6 @@
               <w:rPr>
                 <w:lang w:val="es-419" w:eastAsia="es-CO"/>
               </w:rPr>
-              <w:lastRenderedPageBreak/>
               <w:t>pardeamiento y la degradación lipídica en vegetales.</w:t>
             </w:r>
           </w:p>
@@ -8018,7 +7858,6 @@
               </w:rPr>
             </w:pPr>
             <w:r>
-              <w:lastRenderedPageBreak/>
               <w:t>Uso de atmósferas modificadas.</w:t>
             </w:r>
           </w:p>
@@ -8133,7 +7972,6 @@
               </w:rPr>
             </w:pPr>
             <w:r>
-              <w:lastRenderedPageBreak/>
               <w:t>Eliminación de catalizadores.</w:t>
             </w:r>
           </w:p>
@@ -8184,42 +8022,14 @@
         <w:rPr>
           <w:lang w:val="es-419" w:eastAsia="es-CO"/>
         </w:rPr>
-        <w:t xml:space="preserve">Adaptado de </w:t>
-      </w:r>
-      <w:proofErr w:type="spellStart"/>
-      <w:r>
-        <w:rPr>
-          <w:lang w:val="es-419" w:eastAsia="es-CO"/>
-        </w:rPr>
-        <w:t>Badui</w:t>
-      </w:r>
-      <w:proofErr w:type="spellEnd"/>
-      <w:r>
-        <w:rPr>
-          <w:lang w:val="es-419" w:eastAsia="es-CO"/>
-        </w:rPr>
-        <w:t xml:space="preserve"> </w:t>
-      </w:r>
-      <w:proofErr w:type="spellStart"/>
-      <w:r>
-        <w:rPr>
-          <w:lang w:val="es-419" w:eastAsia="es-CO"/>
-        </w:rPr>
-        <w:t>Dergal</w:t>
-      </w:r>
-      <w:proofErr w:type="spellEnd"/>
-      <w:r>
-        <w:rPr>
-          <w:lang w:val="es-419" w:eastAsia="es-CO"/>
-        </w:rPr>
-        <w:t>, S. (2025). Química de los Alimentos (7.ª ed.). Pearson Educación.</w:t>
+        <w:t>Adaptado de Badui Dergal, S. (2025). Química de los Alimentos (7.ª ed.). Pearson Educación.</w:t>
       </w:r>
     </w:p>
     <w:p>
       <w:pPr>
         <w:pStyle w:val="Ttulo2"/>
       </w:pPr>
-      <w:bookmarkStart w:id="11" w:name="_Toc223435745"/>
+      <w:bookmarkStart w:name="_Toc223435745" w:id="11"/>
       <w:r>
         <w:t>Edulc</w:t>
       </w:r>
@@ -8264,7 +8074,6 @@
         <w:pStyle w:val="Figura"/>
       </w:pPr>
       <w:r>
-        <w:lastRenderedPageBreak/>
         <w:t>Principales aplicaciones y funciones de los edulcorantes</w:t>
       </w:r>
     </w:p>
@@ -8362,17 +8171,8 @@
           <w:rStyle w:val="Extranjerismo"/>
           <w:lang w:val="es-419" w:eastAsia="es-CO"/>
         </w:rPr>
-        <w:t xml:space="preserve">Codex </w:t>
-      </w:r>
-      <w:proofErr w:type="spellStart"/>
-      <w:r>
-        <w:rPr>
-          <w:rStyle w:val="Extranjerismo"/>
-          <w:lang w:val="es-419" w:eastAsia="es-CO"/>
-        </w:rPr>
-        <w:t>Alimentarius</w:t>
-      </w:r>
-      <w:proofErr w:type="spellEnd"/>
+        <w:t>Codex Alimentarius</w:t>
+      </w:r>
       <w:r>
         <w:rPr>
           <w:lang w:val="es-419" w:eastAsia="es-CO"/>
@@ -8444,7 +8244,6 @@
         <w:rPr>
           <w:lang w:val="es-419" w:eastAsia="es-CO"/>
         </w:rPr>
-        <w:lastRenderedPageBreak/>
         <w:t>Algunos edulcorantes y sus características</w:t>
       </w:r>
     </w:p>
@@ -9006,7 +8805,6 @@
         <w:rPr>
           <w:lang w:val="es-419" w:eastAsia="es-CO"/>
         </w:rPr>
-        <w:lastRenderedPageBreak/>
         <w:t>de peso, diabetes, hambre descontrolada, hígado graso, cáncer de páncreas e insuficiencia renal, entre otras.</w:t>
       </w:r>
     </w:p>
@@ -9014,7 +8812,7 @@
       <w:pPr>
         <w:pStyle w:val="Ttulo2"/>
       </w:pPr>
-      <w:bookmarkStart w:id="12" w:name="_Toc223435746"/>
+      <w:bookmarkStart w:name="_Toc223435746" w:id="12"/>
       <w:r>
         <w:t>Estabilizantes</w:t>
       </w:r>
@@ -9179,7 +8977,6 @@
         <w:rPr>
           <w:lang w:val="es-419" w:eastAsia="es-CO"/>
         </w:rPr>
-        <w:lastRenderedPageBreak/>
         <w:t>E</w:t>
       </w:r>
       <w:r>
@@ -9403,15 +9200,7 @@
               </w:rPr>
             </w:pPr>
             <w:r>
-              <w:t xml:space="preserve">Goma </w:t>
-            </w:r>
-            <w:proofErr w:type="spellStart"/>
-            <w:r>
-              <w:t>Guar</w:t>
-            </w:r>
-            <w:proofErr w:type="spellEnd"/>
-            <w:r>
-              <w:t>.</w:t>
+              <w:t>Goma Guar.</w:t>
             </w:r>
           </w:p>
         </w:tc>
@@ -9723,7 +9512,6 @@
               <w:t xml:space="preserve">Bebidas en polvo y </w:t>
             </w:r>
             <w:r>
-              <w:lastRenderedPageBreak/>
               <w:t>productos de panificación.</w:t>
             </w:r>
           </w:p>
@@ -9743,7 +9531,6 @@
           <w:bCs/>
           <w:lang w:val="es-419" w:eastAsia="es-CO"/>
         </w:rPr>
-        <w:lastRenderedPageBreak/>
         <w:t>Nota</w:t>
       </w:r>
       <w:r>
@@ -9763,17 +9550,8 @@
           <w:rStyle w:val="Extranjerismo"/>
           <w:lang w:val="es-419" w:eastAsia="es-CO"/>
         </w:rPr>
-        <w:t xml:space="preserve">Codex </w:t>
-      </w:r>
-      <w:proofErr w:type="spellStart"/>
-      <w:r>
-        <w:rPr>
-          <w:rStyle w:val="Extranjerismo"/>
-          <w:lang w:val="es-419" w:eastAsia="es-CO"/>
-        </w:rPr>
-        <w:t>Alimentarius</w:t>
-      </w:r>
-      <w:proofErr w:type="spellEnd"/>
+        <w:t>Codex Alimentarius</w:t>
+      </w:r>
       <w:r>
         <w:rPr>
           <w:lang w:val="es-419" w:eastAsia="es-CO"/>
@@ -9785,7 +9563,7 @@
       <w:pPr>
         <w:pStyle w:val="Ttulo2"/>
       </w:pPr>
-      <w:bookmarkStart w:id="13" w:name="_Toc223435747"/>
+      <w:bookmarkStart w:name="_Toc223435747" w:id="13"/>
       <w:r>
         <w:t>Reguladores de pH (Acidulantes)</w:t>
       </w:r>
@@ -9922,17 +9700,8 @@
           <w:rStyle w:val="Extranjerismo"/>
           <w:lang w:val="es-419" w:eastAsia="es-CO"/>
         </w:rPr>
-        <w:t xml:space="preserve">Codex </w:t>
-      </w:r>
-      <w:proofErr w:type="spellStart"/>
-      <w:r>
-        <w:rPr>
-          <w:rStyle w:val="Extranjerismo"/>
-          <w:lang w:val="es-419" w:eastAsia="es-CO"/>
-        </w:rPr>
-        <w:t>Alimentarius</w:t>
-      </w:r>
-      <w:proofErr w:type="spellEnd"/>
+        <w:t>Codex Alimentarius</w:t>
+      </w:r>
       <w:r>
         <w:rPr>
           <w:lang w:val="es-419" w:eastAsia="es-CO"/>
@@ -9950,7 +9719,6 @@
         <w:rPr>
           <w:lang w:val="es-419" w:eastAsia="es-CO"/>
         </w:rPr>
-        <w:lastRenderedPageBreak/>
         <w:t>En la siguiente tabla se muestran algunos de los reguladores de pH más usados en la industria alimentaria, sus características y usos frecuentes:</w:t>
       </w:r>
     </w:p>
@@ -10520,9 +10288,8 @@
       <w:pPr>
         <w:pStyle w:val="Ttulo2"/>
       </w:pPr>
-      <w:bookmarkStart w:id="14" w:name="_Toc223435748"/>
-      <w:r>
-        <w:lastRenderedPageBreak/>
+      <w:bookmarkStart w:name="_Toc223435748" w:id="14"/>
+      <w:r>
         <w:t>Potenciadores de sabor</w:t>
       </w:r>
       <w:bookmarkEnd w:id="14"/>
@@ -10859,7 +10626,6 @@
               </w:rPr>
             </w:pPr>
             <w:r>
-              <w:lastRenderedPageBreak/>
               <w:t>E-631.</w:t>
             </w:r>
           </w:p>
@@ -10875,13 +10641,8 @@
                 <w:lang w:val="es-419" w:eastAsia="es-CO"/>
               </w:rPr>
             </w:pPr>
-            <w:proofErr w:type="spellStart"/>
-            <w:r>
-              <w:t>Inosinato</w:t>
-            </w:r>
-            <w:proofErr w:type="spellEnd"/>
-            <w:r>
-              <w:t xml:space="preserve"> Disódico.</w:t>
+            <w:r>
+              <w:t>Inosinato Disódico.</w:t>
             </w:r>
           </w:p>
         </w:tc>
@@ -11142,7 +10903,7 @@
         </w:rPr>
         <w:t xml:space="preserve">Acceda a este video y conozca cómo se descubrió el quinto sabor umami: </w:t>
       </w:r>
-      <w:hyperlink r:id="rId21" w:history="1">
+      <w:hyperlink w:history="1" r:id="rId21">
         <w:r>
           <w:rPr>
             <w:rStyle w:val="Hipervnculo"/>
@@ -11174,12 +10935,11 @@
           <w:lang w:val="es-CO"/>
         </w:rPr>
       </w:pPr>
-      <w:bookmarkStart w:id="15" w:name="_Toc223435749"/>
+      <w:bookmarkStart w:name="_Toc223435749" w:id="15"/>
       <w:r>
         <w:rPr>
           <w:lang w:val="es-CO"/>
         </w:rPr>
-        <w:lastRenderedPageBreak/>
         <w:t>Nomenclatura y normatividad en etiquetado de aditivos</w:t>
       </w:r>
       <w:bookmarkEnd w:id="15"/>
@@ -11214,7 +10974,7 @@
       <w:pPr>
         <w:pStyle w:val="Ttulo2"/>
       </w:pPr>
-      <w:bookmarkStart w:id="16" w:name="_Toc223435750"/>
+      <w:bookmarkStart w:name="_Toc223435750" w:id="16"/>
       <w:r>
         <w:t>Estandarización y codificación internacional de aditivos alimentarios</w:t>
       </w:r>
@@ -11237,17 +10997,8 @@
           <w:rStyle w:val="Extranjerismo"/>
           <w:lang w:val="es-419" w:eastAsia="es-CO"/>
         </w:rPr>
-        <w:t xml:space="preserve">Codex </w:t>
-      </w:r>
-      <w:proofErr w:type="spellStart"/>
-      <w:r>
-        <w:rPr>
-          <w:rStyle w:val="Extranjerismo"/>
-          <w:lang w:val="es-419" w:eastAsia="es-CO"/>
-        </w:rPr>
-        <w:t>Alimentarius</w:t>
-      </w:r>
-      <w:proofErr w:type="spellEnd"/>
+        <w:t>Codex Alimentarius</w:t>
+      </w:r>
       <w:r>
         <w:rPr>
           <w:lang w:val="es-419" w:eastAsia="es-CO"/>
@@ -11273,7 +11024,6 @@
         <w:pStyle w:val="Figura"/>
       </w:pPr>
       <w:r>
-        <w:lastRenderedPageBreak/>
         <w:t>Codificación internacional de aditivos alimentarios</w:t>
       </w:r>
     </w:p>
@@ -11434,7 +11184,6 @@
               <w:rPr>
                 <w:b/>
               </w:rPr>
-              <w:lastRenderedPageBreak/>
               <w:t xml:space="preserve">Tema del programa: </w:t>
             </w:r>
             <w:r>
@@ -11641,7 +11390,6 @@
                 <w:rFonts w:cstheme="minorHAnsi"/>
                 <w:szCs w:val="28"/>
               </w:rPr>
-              <w:lastRenderedPageBreak/>
               <w:t>numeración internacional que se usa para que un mismo ingrediente sea reconocido igual aquí, en Europa o en cualquier parte del mundo.</w:t>
             </w:r>
           </w:p>
@@ -11736,29 +11484,85 @@
                 <w:rFonts w:cstheme="minorHAnsi"/>
                 <w:szCs w:val="28"/>
               </w:rPr>
-              <w:t xml:space="preserve">(Procesando la </w:t>
-            </w:r>
-            <w:proofErr w:type="spellStart"/>
+              <w:t>(Procesando la info)</w:t>
+            </w:r>
             <w:r>
               <w:rPr>
                 <w:rFonts w:cstheme="minorHAnsi"/>
                 <w:szCs w:val="28"/>
               </w:rPr>
-              <w:t>info</w:t>
-            </w:r>
-            <w:proofErr w:type="spellEnd"/>
+              <w:t xml:space="preserve"> </w:t>
+            </w:r>
             <w:r>
               <w:rPr>
                 <w:rFonts w:cstheme="minorHAnsi"/>
                 <w:szCs w:val="28"/>
               </w:rPr>
-              <w:t>)</w:t>
-            </w:r>
-            <w:r>
+              <w:t>Espérese, profe… entonces si yo veo un E-100 en una etiqueta, ¿eso quiere decir que tiene colorante artificial?</w:t>
+            </w:r>
+          </w:p>
+          <w:p>
+            <w:pPr>
               <w:rPr>
                 <w:rFonts w:cstheme="minorHAnsi"/>
                 <w:szCs w:val="28"/>
               </w:rPr>
+            </w:pPr>
+            <w:r>
+              <w:rPr>
+                <w:rFonts w:cstheme="minorHAnsi"/>
+                <w:szCs w:val="28"/>
+              </w:rPr>
+              <w:t>ALEJANDRO</w:t>
+            </w:r>
+            <w:r>
+              <w:rPr>
+                <w:rFonts w:cstheme="minorHAnsi"/>
+                <w:szCs w:val="28"/>
+              </w:rPr>
+              <w:t xml:space="preserve">: </w:t>
+            </w:r>
+            <w:r>
+              <w:rPr>
+                <w:rFonts w:cstheme="minorHAnsi"/>
+                <w:szCs w:val="28"/>
+              </w:rPr>
+              <w:t>(Enfoque pedagógico) No necesariamente artificial. Mira qué curioso: el grupo 100 son colorantes, sí, pero muchos son naturales. El E-100, por ejemplo, es curcumina, que sale de la cúrcuma. Y el E-160a es caroteno, el mismo de la zanahoria.</w:t>
+            </w:r>
+          </w:p>
+          <w:p>
+            <w:pPr>
+              <w:rPr>
+                <w:rFonts w:cstheme="minorHAnsi"/>
+                <w:szCs w:val="28"/>
+              </w:rPr>
+            </w:pPr>
+            <w:r>
+              <w:rPr>
+                <w:rFonts w:cstheme="minorHAnsi"/>
+                <w:szCs w:val="28"/>
+              </w:rPr>
+              <w:t>FABIO</w:t>
+            </w:r>
+            <w:r>
+              <w:rPr>
+                <w:rFonts w:cstheme="minorHAnsi"/>
+                <w:szCs w:val="28"/>
+              </w:rPr>
+              <w:t xml:space="preserve">: </w:t>
+            </w:r>
+            <w:r>
+              <w:rPr>
+                <w:rFonts w:cstheme="minorHAnsi"/>
+                <w:szCs w:val="28"/>
+              </w:rPr>
+              <w:t>(Sorprendido de verdad)</w:t>
+            </w:r>
+            <w:r>
+              <w:rPr>
+                <w:rFonts w:cstheme="minorHAnsi"/>
+                <w:szCs w:val="28"/>
+              </w:rPr>
               <w:t xml:space="preserve"> </w:t>
             </w:r>
             <w:r>
@@ -11766,7 +11570,7 @@
                 <w:rFonts w:cstheme="minorHAnsi"/>
                 <w:szCs w:val="28"/>
               </w:rPr>
-              <w:t>Espérese, profe… entonces si yo veo un E-100 en una etiqueta, ¿eso quiere decir que tiene colorante artificial?</w:t>
+              <w:t>¡Oiga eso! Y yo pensando que esos códigos eran solo químicos raros de laboratorio.</w:t>
             </w:r>
           </w:p>
           <w:p>
@@ -11795,7 +11599,7 @@
                 <w:rFonts w:cstheme="minorHAnsi"/>
                 <w:szCs w:val="28"/>
               </w:rPr>
-              <w:t>(Enfoque pedagógico) No necesariamente artificial. Mira qué curioso: el grupo 100 son colorantes, sí, pero muchos son naturales. El E-100, por ejemplo, es curcumina, que sale de la cúrcuma. Y el E-160a es caroteno, el mismo de la zanahoria.</w:t>
+              <w:t>Ese es un mito muy común. El código no dice si es “bueno” o “malo”, solo identifica exactamente qué sustancia es. Es como la cédula del ingrediente, para que no haya confusión.</w:t>
             </w:r>
           </w:p>
           <w:p>
@@ -11817,6 +11621,13 @@
                 <w:rFonts w:cstheme="minorHAnsi"/>
                 <w:szCs w:val="28"/>
               </w:rPr>
+              <w:tab/>
+            </w:r>
+            <w:r>
+              <w:rPr>
+                <w:rFonts w:cstheme="minorHAnsi"/>
+                <w:szCs w:val="28"/>
+              </w:rPr>
               <w:t xml:space="preserve">: </w:t>
             </w:r>
             <w:r>
@@ -11824,13 +11635,42 @@
                 <w:rFonts w:cstheme="minorHAnsi"/>
                 <w:szCs w:val="28"/>
               </w:rPr>
-              <w:t>(Sorprendido de verdad)</w:t>
-            </w:r>
-            <w:r>
+              <w:t>(Con tono de duda) Profe, pero se lo digo con sinceridad… uno escucha por ahí que hay códigos que sí son medio delicados. Por ejemplo, la Tartrazina, el famoso E-102. Mi mamá siempre dice que eso pone a los pelados como acelerados.</w:t>
+            </w:r>
+          </w:p>
+          <w:p>
+            <w:pPr>
               <w:rPr>
                 <w:rFonts w:cstheme="minorHAnsi"/>
                 <w:szCs w:val="28"/>
               </w:rPr>
+            </w:pPr>
+            <w:r>
+              <w:rPr>
+                <w:rFonts w:cstheme="minorHAnsi"/>
+                <w:szCs w:val="28"/>
+              </w:rPr>
+              <w:t>ALEJANDRO</w:t>
+            </w:r>
+            <w:r>
+              <w:rPr>
+                <w:rFonts w:cstheme="minorHAnsi"/>
+                <w:szCs w:val="28"/>
+              </w:rPr>
+              <w:t xml:space="preserve">: </w:t>
+            </w:r>
+            <w:r>
+              <w:rPr>
+                <w:rFonts w:cstheme="minorHAnsi"/>
+                <w:szCs w:val="28"/>
+              </w:rPr>
+              <w:t>(Serio, pero cercano)</w:t>
+            </w:r>
+            <w:r>
+              <w:rPr>
+                <w:rFonts w:cstheme="minorHAnsi"/>
+                <w:szCs w:val="28"/>
+              </w:rPr>
               <w:t xml:space="preserve"> </w:t>
             </w:r>
             <w:r>
@@ -11838,28 +11678,35 @@
                 <w:rFonts w:cstheme="minorHAnsi"/>
                 <w:szCs w:val="28"/>
               </w:rPr>
-              <w:t>¡Oiga eso! Y yo pensando que esos códigos eran solo químicos raros de laboratorio.</w:t>
-            </w:r>
-          </w:p>
-          <w:p>
-            <w:pPr>
+              <w:t xml:space="preserve">Y tu mamá no anda tan perdida, Fabio. La Tartrazina es un colorante sintético muy usado, y en algunos países, como en la Unión </w:t>
+            </w:r>
+            <w:r>
               <w:rPr>
                 <w:rFonts w:cstheme="minorHAnsi"/>
                 <w:szCs w:val="28"/>
               </w:rPr>
-            </w:pPr>
-            <w:r>
+              <w:t>Europea, los productos que lo contienen deben advertir que puede afectar la atención de los niños. No es que sea un veneno inmediato, pero sí es algo que conviene consumir con moderación y, sobre todo, sabiendo que está ahí.</w:t>
+            </w:r>
+          </w:p>
+          <w:p>
+            <w:pPr>
               <w:rPr>
                 <w:rFonts w:cstheme="minorHAnsi"/>
                 <w:szCs w:val="28"/>
               </w:rPr>
-              <w:t>ALEJANDRO</w:t>
-            </w:r>
+            </w:pPr>
             <w:r>
               <w:rPr>
                 <w:rFonts w:cstheme="minorHAnsi"/>
                 <w:szCs w:val="28"/>
               </w:rPr>
+              <w:t>FABIO</w:t>
+            </w:r>
+            <w:r>
+              <w:rPr>
+                <w:rFonts w:cstheme="minorHAnsi"/>
+                <w:szCs w:val="28"/>
+              </w:rPr>
               <w:t xml:space="preserve">: </w:t>
             </w:r>
             <w:r>
@@ -11867,139 +11714,7 @@
                 <w:rFonts w:cstheme="minorHAnsi"/>
                 <w:szCs w:val="28"/>
               </w:rPr>
-              <w:t>Ese es un mito muy común. El código no dice si es “bueno” o “malo”, solo identifica exactamente qué sustancia es. Es como la cédula del ingrediente, para que no haya confusión.</w:t>
-            </w:r>
-          </w:p>
-          <w:p>
-            <w:pPr>
-              <w:rPr>
-                <w:rFonts w:cstheme="minorHAnsi"/>
-                <w:szCs w:val="28"/>
-              </w:rPr>
-            </w:pPr>
-            <w:r>
-              <w:rPr>
-                <w:rFonts w:cstheme="minorHAnsi"/>
-                <w:szCs w:val="28"/>
-              </w:rPr>
-              <w:t>FABIO</w:t>
-            </w:r>
-            <w:r>
-              <w:rPr>
-                <w:rFonts w:cstheme="minorHAnsi"/>
-                <w:szCs w:val="28"/>
-              </w:rPr>
-              <w:tab/>
-            </w:r>
-            <w:r>
-              <w:rPr>
-                <w:rFonts w:cstheme="minorHAnsi"/>
-                <w:szCs w:val="28"/>
-              </w:rPr>
-              <w:t xml:space="preserve">: </w:t>
-            </w:r>
-            <w:r>
-              <w:rPr>
-                <w:rFonts w:cstheme="minorHAnsi"/>
-                <w:szCs w:val="28"/>
-              </w:rPr>
-              <w:t>(Con tono de duda) Profe, pero se lo digo con sinceridad… uno escucha por ahí que hay códigos que sí son medio delicados. Por ejemplo, la Tartrazina, el famoso E-102. Mi mamá siempre dice que eso pone a los pelados como acelerados.</w:t>
-            </w:r>
-          </w:p>
-          <w:p>
-            <w:pPr>
-              <w:rPr>
-                <w:rFonts w:cstheme="minorHAnsi"/>
-                <w:szCs w:val="28"/>
-              </w:rPr>
-            </w:pPr>
-            <w:r>
-              <w:rPr>
-                <w:rFonts w:cstheme="minorHAnsi"/>
-                <w:szCs w:val="28"/>
-              </w:rPr>
-              <w:t>ALEJANDRO</w:t>
-            </w:r>
-            <w:r>
-              <w:rPr>
-                <w:rFonts w:cstheme="minorHAnsi"/>
-                <w:szCs w:val="28"/>
-              </w:rPr>
-              <w:t xml:space="preserve">: </w:t>
-            </w:r>
-            <w:r>
-              <w:rPr>
-                <w:rFonts w:cstheme="minorHAnsi"/>
-                <w:szCs w:val="28"/>
-              </w:rPr>
-              <w:t>(Serio, pero cercano)</w:t>
-            </w:r>
-            <w:r>
-              <w:rPr>
-                <w:rFonts w:cstheme="minorHAnsi"/>
-                <w:szCs w:val="28"/>
-              </w:rPr>
-              <w:t xml:space="preserve"> </w:t>
-            </w:r>
-            <w:r>
-              <w:rPr>
-                <w:rFonts w:cstheme="minorHAnsi"/>
-                <w:szCs w:val="28"/>
-              </w:rPr>
-              <w:t xml:space="preserve">Y tu mamá no anda tan perdida, Fabio. La Tartrazina es un colorante sintético muy usado, y en algunos países, como en la Unión </w:t>
-            </w:r>
-            <w:r>
-              <w:rPr>
-                <w:rFonts w:cstheme="minorHAnsi"/>
-                <w:szCs w:val="28"/>
-              </w:rPr>
-              <w:lastRenderedPageBreak/>
-              <w:t>Europea, los productos que lo contienen deben advertir que puede afectar la atención de los niños. No es que sea un veneno inmediato, pero sí es algo que conviene consumir con moderación y, sobre todo, sabiendo que está ahí.</w:t>
-            </w:r>
-          </w:p>
-          <w:p>
-            <w:pPr>
-              <w:rPr>
-                <w:rFonts w:cstheme="minorHAnsi"/>
-                <w:szCs w:val="28"/>
-              </w:rPr>
-            </w:pPr>
-            <w:r>
-              <w:rPr>
-                <w:rFonts w:cstheme="minorHAnsi"/>
-                <w:szCs w:val="28"/>
-              </w:rPr>
-              <w:t>FABIO</w:t>
-            </w:r>
-            <w:r>
-              <w:rPr>
-                <w:rFonts w:cstheme="minorHAnsi"/>
-                <w:szCs w:val="28"/>
-              </w:rPr>
-              <w:t xml:space="preserve">: </w:t>
-            </w:r>
-            <w:r>
-              <w:rPr>
-                <w:rFonts w:cstheme="minorHAnsi"/>
-                <w:szCs w:val="28"/>
-              </w:rPr>
-              <w:t>¡</w:t>
-            </w:r>
-            <w:proofErr w:type="spellStart"/>
-            <w:r>
-              <w:rPr>
-                <w:rFonts w:cstheme="minorHAnsi"/>
-                <w:szCs w:val="28"/>
-              </w:rPr>
-              <w:t>Uff</w:t>
-            </w:r>
-            <w:proofErr w:type="spellEnd"/>
-            <w:r>
-              <w:rPr>
-                <w:rFonts w:cstheme="minorHAnsi"/>
-                <w:szCs w:val="28"/>
-              </w:rPr>
-              <w:t>! Entonces la clave es no es entrar en pánico, sino leer bien.</w:t>
+              <w:t>¡Uff! Entonces la clave es no es entrar en pánico, sino leer bien.</w:t>
             </w:r>
           </w:p>
           <w:p>
@@ -12177,9 +11892,8 @@
       <w:pPr>
         <w:pStyle w:val="Ttulo2"/>
       </w:pPr>
-      <w:bookmarkStart w:id="17" w:name="_Toc223435751"/>
-      <w:r>
-        <w:lastRenderedPageBreak/>
+      <w:bookmarkStart w:name="_Toc223435751" w:id="17"/>
+      <w:r>
         <w:t>Estándares para etiquetar aditivos</w:t>
       </w:r>
       <w:bookmarkEnd w:id="17"/>
@@ -12321,7 +12035,6 @@
           <w:bCs/>
           <w:lang w:val="es-419" w:eastAsia="es-CO"/>
         </w:rPr>
-        <w:lastRenderedPageBreak/>
         <w:t>Identificación técnica de aditivos</w:t>
       </w:r>
       <w:r>
@@ -12343,17 +12056,8 @@
           <w:rStyle w:val="Extranjerismo"/>
           <w:lang w:val="es-419" w:eastAsia="es-CO"/>
         </w:rPr>
-        <w:t xml:space="preserve">Codex </w:t>
-      </w:r>
-      <w:proofErr w:type="spellStart"/>
-      <w:r>
-        <w:rPr>
-          <w:rStyle w:val="Extranjerismo"/>
-          <w:lang w:val="es-419" w:eastAsia="es-CO"/>
-        </w:rPr>
-        <w:t>Alimentarius</w:t>
-      </w:r>
-      <w:proofErr w:type="spellEnd"/>
+        <w:t>Codex Alimentarius</w:t>
+      </w:r>
       <w:r>
         <w:rPr>
           <w:lang w:val="es-419" w:eastAsia="es-CO"/>
@@ -12365,7 +12069,7 @@
       <w:pPr>
         <w:pStyle w:val="Ttulo2"/>
       </w:pPr>
-      <w:bookmarkStart w:id="18" w:name="_Toc223435752"/>
+      <w:bookmarkStart w:name="_Toc223435752" w:id="18"/>
       <w:r>
         <w:t>Normatividad de los aditivos</w:t>
       </w:r>
@@ -12478,7 +12182,6 @@
         <w:rPr>
           <w:lang w:val="es-419" w:eastAsia="es-CO"/>
         </w:rPr>
-        <w:lastRenderedPageBreak/>
         <w:t>efectos adversos (como ha ocurrido recientemente con ciertos colorantes azoicos o el dióxido de titanio), estos organismos tienen la potestad de restringir o prohibir su uso.</w:t>
       </w:r>
     </w:p>
@@ -12523,123 +12226,112 @@
           <w:bCs/>
           <w:lang w:val="es-419" w:eastAsia="es-CO"/>
         </w:rPr>
-        <w:t xml:space="preserve">Codex </w:t>
-      </w:r>
-      <w:proofErr w:type="spellStart"/>
-      <w:r>
-        <w:rPr>
-          <w:rStyle w:val="Extranjerismo"/>
+        <w:t>Codex Alimentarius</w:t>
+      </w:r>
+      <w:r>
+        <w:rPr>
           <w:b/>
           <w:bCs/>
           <w:lang w:val="es-419" w:eastAsia="es-CO"/>
         </w:rPr>
-        <w:t>Alimentarius</w:t>
-      </w:r>
-      <w:proofErr w:type="spellEnd"/>
-      <w:r>
+        <w:t xml:space="preserve"> (FAO/OMS)</w:t>
+      </w:r>
+    </w:p>
+    <w:p>
+      <w:pPr>
+        <w:rPr>
+          <w:lang w:val="es-419" w:eastAsia="es-CO"/>
+        </w:rPr>
+      </w:pPr>
+      <w:r>
+        <w:rPr>
+          <w:lang w:val="es-419" w:eastAsia="es-CO"/>
+        </w:rPr>
+        <w:t>Es el máximo referente mundial. Su Norma General para los Aditivos Alimentarios (GSFA) es la base de las legislaciones de la mayoría de los países.</w:t>
+      </w:r>
+    </w:p>
+    <w:p>
+      <w:pPr>
         <w:rPr>
           <w:b/>
           <w:bCs/>
           <w:lang w:val="es-419" w:eastAsia="es-CO"/>
         </w:rPr>
-        <w:t xml:space="preserve"> (FAO/OMS)</w:t>
-      </w:r>
-    </w:p>
-    <w:p>
-      <w:pPr>
-        <w:rPr>
-          <w:lang w:val="es-419" w:eastAsia="es-CO"/>
-        </w:rPr>
-      </w:pPr>
-      <w:r>
-        <w:rPr>
-          <w:lang w:val="es-419" w:eastAsia="es-CO"/>
-        </w:rPr>
-        <w:t>Es el máximo referente mundial. Su Norma General para los Aditivos Alimentarios (GSFA) es la base de las legislaciones de la mayoría de los países.</w:t>
-      </w:r>
-    </w:p>
-    <w:p>
-      <w:pPr>
+      </w:pPr>
+      <w:r>
         <w:rPr>
           <w:b/>
           <w:bCs/>
           <w:lang w:val="es-419" w:eastAsia="es-CO"/>
         </w:rPr>
-      </w:pPr>
-      <w:r>
+        <w:t>JECFA (Comité Mixto FAO/OMS de Expertos en Aditivos Alimentarios)</w:t>
+      </w:r>
+    </w:p>
+    <w:p>
+      <w:pPr>
+        <w:rPr>
+          <w:lang w:val="es-419" w:eastAsia="es-CO"/>
+        </w:rPr>
+      </w:pPr>
+      <w:r>
+        <w:rPr>
+          <w:lang w:val="es-419" w:eastAsia="es-CO"/>
+        </w:rPr>
+        <w:t>Es el cuerpo científico independiente que realiza las evaluaciones de riesgo y establece las especificaciones de identidad y pureza de los aditivos.</w:t>
+      </w:r>
+    </w:p>
+    <w:p>
+      <w:pPr>
         <w:rPr>
           <w:b/>
           <w:bCs/>
           <w:lang w:val="es-419" w:eastAsia="es-CO"/>
         </w:rPr>
-        <w:t>JECFA (Comité Mixto FAO/OMS de Expertos en Aditivos Alimentarios)</w:t>
-      </w:r>
-    </w:p>
-    <w:p>
-      <w:pPr>
-        <w:rPr>
-          <w:lang w:val="es-419" w:eastAsia="es-CO"/>
-        </w:rPr>
-      </w:pPr>
-      <w:r>
-        <w:rPr>
-          <w:lang w:val="es-419" w:eastAsia="es-CO"/>
-        </w:rPr>
-        <w:t>Es el cuerpo científico independiente que realiza las evaluaciones de riesgo y establece las especificaciones de identidad y pureza de los aditivos.</w:t>
-      </w:r>
-    </w:p>
-    <w:p>
-      <w:pPr>
+      </w:pPr>
+      <w:r>
         <w:rPr>
           <w:b/>
           <w:bCs/>
           <w:lang w:val="es-419" w:eastAsia="es-CO"/>
         </w:rPr>
-      </w:pPr>
-      <w:r>
+        <w:t>EFSA (Autoridad Europea de Seguridad Alimentaria)</w:t>
+      </w:r>
+    </w:p>
+    <w:p>
+      <w:pPr>
+        <w:rPr>
+          <w:lang w:val="es-419" w:eastAsia="es-CO"/>
+        </w:rPr>
+      </w:pPr>
+      <w:r>
+        <w:rPr>
+          <w:lang w:val="es-419" w:eastAsia="es-CO"/>
+        </w:rPr>
+        <w:t>Entidad de la Unión Europea encargada de la reevaluación técnica de los aditivos (donde se originan los códigos "E"). Sus dictámenes son de los más estrictos a nivel mundial.</w:t>
+      </w:r>
+    </w:p>
+    <w:p>
+      <w:pPr>
         <w:rPr>
           <w:b/>
           <w:bCs/>
           <w:lang w:val="es-419" w:eastAsia="es-CO"/>
         </w:rPr>
-        <w:t>EFSA (Autoridad Europea de Seguridad Alimentaria)</w:t>
-      </w:r>
-    </w:p>
-    <w:p>
-      <w:pPr>
-        <w:rPr>
-          <w:lang w:val="es-419" w:eastAsia="es-CO"/>
-        </w:rPr>
-      </w:pPr>
-      <w:r>
-        <w:rPr>
-          <w:lang w:val="es-419" w:eastAsia="es-CO"/>
-        </w:rPr>
-        <w:t>Entidad de la Unión Europea encargada de la reevaluación técnica de los aditivos (donde se originan los códigos "E"). Sus dictámenes son de los más estrictos a nivel mundial.</w:t>
-      </w:r>
-    </w:p>
-    <w:p>
-      <w:pPr>
+      </w:pPr>
+      <w:r>
         <w:rPr>
           <w:b/>
           <w:bCs/>
           <w:lang w:val="es-419" w:eastAsia="es-CO"/>
         </w:rPr>
-      </w:pPr>
+        <w:t>FDA (Administración de Alimentos y Medicamentos - EE. UU.)</w:t>
+      </w:r>
       <w:r>
         <w:rPr>
           <w:b/>
           <w:bCs/>
           <w:lang w:val="es-419" w:eastAsia="es-CO"/>
         </w:rPr>
-        <w:t>FDA (Administración de Alimentos y Medicamentos - EE. UU.)</w:t>
-      </w:r>
-      <w:r>
-        <w:rPr>
-          <w:b/>
-          <w:bCs/>
-          <w:lang w:val="es-419" w:eastAsia="es-CO"/>
-        </w:rPr>
         <w:tab/>
       </w:r>
     </w:p>
@@ -12655,37 +12347,12 @@
         </w:rPr>
         <w:t>Regula los aditivos en el mercado estadounidense a través de la lista GRAS (</w:t>
       </w:r>
-      <w:proofErr w:type="spellStart"/>
       <w:r>
         <w:rPr>
           <w:rStyle w:val="Extranjerismo"/>
           <w:lang w:val="es-419" w:eastAsia="es-CO"/>
         </w:rPr>
-        <w:t>Generally</w:t>
-      </w:r>
-      <w:proofErr w:type="spellEnd"/>
-      <w:r>
-        <w:rPr>
-          <w:rStyle w:val="Extranjerismo"/>
-          <w:lang w:val="es-419" w:eastAsia="es-CO"/>
-        </w:rPr>
-        <w:t xml:space="preserve"> </w:t>
-      </w:r>
-      <w:proofErr w:type="spellStart"/>
-      <w:r>
-        <w:rPr>
-          <w:rStyle w:val="Extranjerismo"/>
-          <w:lang w:val="es-419" w:eastAsia="es-CO"/>
-        </w:rPr>
-        <w:t>Recognized</w:t>
-      </w:r>
-      <w:proofErr w:type="spellEnd"/>
-      <w:r>
-        <w:rPr>
-          <w:rStyle w:val="Extranjerismo"/>
-          <w:lang w:val="es-419" w:eastAsia="es-CO"/>
-        </w:rPr>
-        <w:t xml:space="preserve"> as Safe</w:t>
+        <w:t>Generally Recognized as Safe</w:t>
       </w:r>
       <w:r>
         <w:rPr>
@@ -12719,7 +12386,6 @@
         <w:rPr>
           <w:lang w:val="es-419" w:eastAsia="es-CO"/>
         </w:rPr>
-        <w:lastRenderedPageBreak/>
         <w:t>Por su parte, en Colombia los organismos vigentes y más relevantes son los siguientes:</w:t>
       </w:r>
     </w:p>
@@ -12978,7 +12644,6 @@
               </w:rPr>
             </w:pPr>
             <w:r>
-              <w:lastRenderedPageBreak/>
               <w:t>Tabla Nutricional.</w:t>
             </w:r>
           </w:p>
@@ -13152,7 +12817,7 @@
       <w:pPr>
         <w:pStyle w:val="Ttulo2"/>
       </w:pPr>
-      <w:bookmarkStart w:id="19" w:name="_Toc223435753"/>
+      <w:bookmarkStart w:name="_Toc223435753" w:id="19"/>
       <w:r>
         <w:t>Evaluación de seguridad y toxicidad en aditivos</w:t>
       </w:r>
@@ -13188,110 +12853,82 @@
           <w:rStyle w:val="Extranjerismo"/>
           <w:lang w:val="es-419" w:eastAsia="es-CO"/>
         </w:rPr>
-        <w:t xml:space="preserve">Codex </w:t>
-      </w:r>
-      <w:proofErr w:type="spellStart"/>
+        <w:t>Codex Alimentarius</w:t>
+      </w:r>
+      <w:r>
+        <w:rPr>
+          <w:lang w:val="es-419" w:eastAsia="es-CO"/>
+        </w:rPr>
+        <w:t>, se aplica un factor de seguridad de 100 veces sobre el NOAEL para cubrir variabilidades biológicas y asegurar que el consumo de por vida no represente riesgos.</w:t>
+      </w:r>
+    </w:p>
+    <w:p>
+      <w:pPr>
+        <w:rPr>
+          <w:lang w:val="es-419" w:eastAsia="es-CO"/>
+        </w:rPr>
+      </w:pPr>
+      <w:r>
+        <w:rPr>
+          <w:lang w:val="es-419" w:eastAsia="es-CO"/>
+        </w:rPr>
+        <w:t xml:space="preserve">Finalmente, la Comisión del </w:t>
+      </w:r>
       <w:r>
         <w:rPr>
           <w:rStyle w:val="Extranjerismo"/>
           <w:lang w:val="es-419" w:eastAsia="es-CO"/>
         </w:rPr>
-        <w:t>Alimentarius</w:t>
-      </w:r>
-      <w:proofErr w:type="spellEnd"/>
-      <w:r>
-        <w:rPr>
-          <w:lang w:val="es-419" w:eastAsia="es-CO"/>
-        </w:rPr>
-        <w:t>, se aplica un factor de seguridad de 100 veces sobre el NOAEL para cubrir variabilidades biológicas y asegurar que el consumo de por vida no represente riesgos.</w:t>
-      </w:r>
-    </w:p>
-    <w:p>
-      <w:pPr>
-        <w:rPr>
-          <w:lang w:val="es-419" w:eastAsia="es-CO"/>
-        </w:rPr>
-      </w:pPr>
-      <w:r>
-        <w:rPr>
-          <w:lang w:val="es-419" w:eastAsia="es-CO"/>
-        </w:rPr>
-        <w:t xml:space="preserve">Finalmente, la Comisión del </w:t>
+        <w:t>Codex Alimentarius</w:t>
+      </w:r>
+      <w:r>
+        <w:rPr>
+          <w:lang w:val="es-419" w:eastAsia="es-CO"/>
+        </w:rPr>
+        <w:t xml:space="preserve"> (FAO/OMS) garantiza la armonización científica de estas normas, facilitando el comercio y la protección del </w:t>
+      </w:r>
+      <w:r>
+        <w:rPr>
+          <w:lang w:val="es-419" w:eastAsia="es-CO"/>
+        </w:rPr>
+        <w:t>consumidor. En 2025, el enfoque se ha intensificado en la vigilancia de la exposición acumulativa para preservar la integridad sistémica del individuo frente a la dieta total</w:t>
+      </w:r>
+      <w:r>
+        <w:rPr>
+          <w:lang w:val="es-419" w:eastAsia="es-CO"/>
+        </w:rPr>
+        <w:t>.</w:t>
+      </w:r>
+    </w:p>
+    <w:p>
+      <w:pPr>
+        <w:pStyle w:val="Ttulo2"/>
+      </w:pPr>
+      <w:bookmarkStart w:name="_Toc223435754" w:id="20"/>
+      <w:r>
+        <w:t>Seguridad e higiene en la gestión de aditivos alimentarios</w:t>
+      </w:r>
+      <w:bookmarkEnd w:id="20"/>
+    </w:p>
+    <w:p>
+      <w:pPr>
+        <w:rPr>
+          <w:lang w:val="es-419" w:eastAsia="es-CO"/>
+        </w:rPr>
+      </w:pPr>
+      <w:r>
+        <w:rPr>
+          <w:lang w:val="es-419" w:eastAsia="es-CO"/>
+        </w:rPr>
+        <w:t xml:space="preserve">La eficacia de los aditivos para mejorar la durabilidad e higiene de los alimentos depende directamente de su correcta manipulación y almacenamiento. El </w:t>
       </w:r>
       <w:r>
         <w:rPr>
           <w:rStyle w:val="Extranjerismo"/>
           <w:lang w:val="es-419" w:eastAsia="es-CO"/>
         </w:rPr>
-        <w:t xml:space="preserve">Codex </w:t>
-      </w:r>
-      <w:proofErr w:type="spellStart"/>
-      <w:r>
-        <w:rPr>
-          <w:rStyle w:val="Extranjerismo"/>
-          <w:lang w:val="es-419" w:eastAsia="es-CO"/>
-        </w:rPr>
-        <w:t>Alimentarius</w:t>
-      </w:r>
-      <w:proofErr w:type="spellEnd"/>
-      <w:r>
-        <w:rPr>
-          <w:lang w:val="es-419" w:eastAsia="es-CO"/>
-        </w:rPr>
-        <w:t xml:space="preserve"> (FAO/OMS) garantiza la armonización científica de estas normas, facilitando el comercio y la protección del </w:t>
-      </w:r>
-      <w:r>
-        <w:rPr>
-          <w:lang w:val="es-419" w:eastAsia="es-CO"/>
-        </w:rPr>
-        <w:lastRenderedPageBreak/>
-        <w:t>consumidor. En 2025, el enfoque se ha intensificado en la vigilancia de la exposición acumulativa para preservar la integridad sistémica del individuo frente a la dieta total</w:t>
-      </w:r>
-      <w:r>
-        <w:rPr>
-          <w:lang w:val="es-419" w:eastAsia="es-CO"/>
-        </w:rPr>
-        <w:t>.</w:t>
-      </w:r>
-    </w:p>
-    <w:p>
-      <w:pPr>
-        <w:pStyle w:val="Ttulo2"/>
-      </w:pPr>
-      <w:bookmarkStart w:id="20" w:name="_Toc223435754"/>
-      <w:r>
-        <w:t>Seguridad e higiene en la gestión de aditivos alimentarios</w:t>
-      </w:r>
-      <w:bookmarkEnd w:id="20"/>
-    </w:p>
-    <w:p>
-      <w:pPr>
-        <w:rPr>
-          <w:lang w:val="es-419" w:eastAsia="es-CO"/>
-        </w:rPr>
-      </w:pPr>
-      <w:r>
-        <w:rPr>
-          <w:lang w:val="es-419" w:eastAsia="es-CO"/>
-        </w:rPr>
-        <w:t xml:space="preserve">La eficacia de los aditivos para mejorar la durabilidad e higiene de los alimentos depende directamente de su correcta manipulación y almacenamiento. El </w:t>
-      </w:r>
-      <w:r>
-        <w:rPr>
-          <w:rStyle w:val="Extranjerismo"/>
-          <w:lang w:val="es-419" w:eastAsia="es-CO"/>
-        </w:rPr>
-        <w:t xml:space="preserve">Codex </w:t>
-      </w:r>
-      <w:proofErr w:type="spellStart"/>
-      <w:r>
-        <w:rPr>
-          <w:rStyle w:val="Extranjerismo"/>
-          <w:lang w:val="es-419" w:eastAsia="es-CO"/>
-        </w:rPr>
-        <w:t>Alimentarius</w:t>
-      </w:r>
-      <w:proofErr w:type="spellEnd"/>
+        <w:t>Codex Alimentarius</w:t>
+      </w:r>
       <w:r>
         <w:rPr>
           <w:lang w:val="es-419" w:eastAsia="es-CO"/>
@@ -13329,21 +12966,12 @@
         </w:rPr>
         <w:t>Verificar que el proveedor sea certificado y que garantice el grado de pureza de los insumos (</w:t>
       </w:r>
-      <w:proofErr w:type="spellStart"/>
       <w:r>
         <w:rPr>
           <w:rStyle w:val="Extranjerismo"/>
           <w:lang w:val="es-419" w:eastAsia="es-CO"/>
         </w:rPr>
-        <w:t>food</w:t>
-      </w:r>
-      <w:proofErr w:type="spellEnd"/>
-      <w:r>
-        <w:rPr>
-          <w:rStyle w:val="Extranjerismo"/>
-          <w:lang w:val="es-419" w:eastAsia="es-CO"/>
-        </w:rPr>
-        <w:t xml:space="preserve"> grade</w:t>
+        <w:t>food grade</w:t>
       </w:r>
       <w:r>
         <w:rPr>
@@ -13439,7 +13067,6 @@
         <w:rPr>
           <w:lang w:val="es-419" w:eastAsia="es-CO"/>
         </w:rPr>
-        <w:lastRenderedPageBreak/>
         <w:t>Prevención sobredosificación al calcular y pesar de manera estricta la introducción de aditivos, ya que un error puede exceder la Ingesta Diaria Admisible (IDA) convirtiéndose en un riesgo toxicológico para el consumidor.</w:t>
       </w:r>
     </w:p>
@@ -13496,12 +13123,11 @@
           <w:lang w:val="es-CO"/>
         </w:rPr>
       </w:pPr>
-      <w:bookmarkStart w:id="21" w:name="_Toc223435755"/>
+      <w:bookmarkStart w:name="_Toc223435755" w:id="21"/>
       <w:r>
         <w:rPr>
           <w:lang w:val="es-CO"/>
         </w:rPr>
-        <w:lastRenderedPageBreak/>
         <w:t>Relación entre aditivos y análisis fisicoquímico</w:t>
       </w:r>
       <w:bookmarkEnd w:id="21"/>
@@ -13536,7 +13162,7 @@
       <w:pPr>
         <w:pStyle w:val="Ttulo2"/>
       </w:pPr>
-      <w:bookmarkStart w:id="22" w:name="_Toc223435756"/>
+      <w:bookmarkStart w:name="_Toc223435756" w:id="22"/>
       <w:r>
         <w:t>Pilares del análisis fisicoquímico en aditivos</w:t>
       </w:r>
@@ -13552,21 +13178,7 @@
         <w:rPr>
           <w:lang w:val="es-419" w:eastAsia="es-CO"/>
         </w:rPr>
-        <w:t xml:space="preserve">El análisis fisicoquímico de aditivos alimentarios es fundamental para validar la integridad, pureza y funcionalidad de los productos. Mediante técnicas de alta precisión como espectrofotometría UV-Vis y </w:t>
-      </w:r>
-      <w:proofErr w:type="spellStart"/>
-      <w:r>
-        <w:rPr>
-          <w:lang w:val="es-419" w:eastAsia="es-CO"/>
-        </w:rPr>
-        <w:t>reometría</w:t>
-      </w:r>
-      <w:proofErr w:type="spellEnd"/>
-      <w:r>
-        <w:rPr>
-          <w:lang w:val="es-419" w:eastAsia="es-CO"/>
-        </w:rPr>
-        <w:t>, se cuantifican concentraciones y se evalúan parámetros críticos (pH, estabilidad oxidativa y viscosidad) para asegurar el cumplimiento tecnológico y los límites de la Ingesta Diaria Admisible (IDA).</w:t>
+        <w:t>El análisis fisicoquímico de aditivos alimentarios es fundamental para validar la integridad, pureza y funcionalidad de los productos. Mediante técnicas de alta precisión como espectrofotometría UV-Vis y reometría, se cuantifican concentraciones y se evalúan parámetros críticos (pH, estabilidad oxidativa y viscosidad) para asegurar el cumplimiento tecnológico y los límites de la Ingesta Diaria Admisible (IDA).</w:t>
       </w:r>
     </w:p>
     <w:p>
@@ -13586,17 +13198,8 @@
           <w:rStyle w:val="Extranjerismo"/>
           <w:lang w:val="es-419" w:eastAsia="es-CO"/>
         </w:rPr>
-        <w:t xml:space="preserve">Codex </w:t>
-      </w:r>
-      <w:proofErr w:type="spellStart"/>
-      <w:r>
-        <w:rPr>
-          <w:rStyle w:val="Extranjerismo"/>
-          <w:lang w:val="es-419" w:eastAsia="es-CO"/>
-        </w:rPr>
-        <w:t>Alimentarius</w:t>
-      </w:r>
-      <w:proofErr w:type="spellEnd"/>
+        <w:t>Codex Alimentarius</w:t>
+      </w:r>
       <w:r>
         <w:rPr>
           <w:lang w:val="es-419" w:eastAsia="es-CO"/>
@@ -13624,7 +13227,6 @@
         <w:pStyle w:val="Figura"/>
       </w:pPr>
       <w:r>
-        <w:lastRenderedPageBreak/>
         <w:t>Pilares del análisis fisicoquímico en el uso de aditivos</w:t>
       </w:r>
     </w:p>
@@ -13966,7 +13568,6 @@
               </w:rPr>
             </w:pPr>
             <w:r>
-              <w:lastRenderedPageBreak/>
               <w:t>Reguladores de pH.</w:t>
             </w:r>
           </w:p>
@@ -14324,9 +13925,8 @@
       <w:pPr>
         <w:pStyle w:val="Ttulo1"/>
       </w:pPr>
-      <w:bookmarkStart w:id="23" w:name="_Toc223435757"/>
-      <w:r>
-        <w:lastRenderedPageBreak/>
+      <w:bookmarkStart w:name="_Toc223435757" w:id="23"/>
+      <w:r>
         <w:t>Manejo y conversión de unidades de medida</w:t>
       </w:r>
       <w:bookmarkEnd w:id="23"/>
@@ -14360,7 +13960,7 @@
       <w:pPr>
         <w:pStyle w:val="Ttulo2"/>
       </w:pPr>
-      <w:bookmarkStart w:id="24" w:name="_Toc223435758"/>
+      <w:bookmarkStart w:name="_Toc223435758" w:id="24"/>
       <w:r>
         <w:t>Principales unidades de medida y sus equivalencias</w:t>
       </w:r>
@@ -14645,7 +14245,6 @@
               </w:rPr>
             </w:pPr>
             <w:r>
-              <w:lastRenderedPageBreak/>
               <w:t>Masa (Trazas).</w:t>
             </w:r>
           </w:p>
@@ -14687,7 +14286,10 @@
               <w:t>1.000 microgramos (</w:t>
             </w:r>
             <w:r>
-              <w:sym w:font="Symbol" w:char="F06D"/>
+              <w:rPr>
+                <w:rFonts w:ascii="Symbol" w:hAnsi="Symbol" w:eastAsia="Symbol" w:cs="Symbol"/>
+              </w:rPr>
+              <w:t>m</w:t>
             </w:r>
             <w:r>
               <w:t>g).</w:t>
@@ -14837,15 +14439,7 @@
               </w:rPr>
             </w:pPr>
             <w:r>
-              <w:t xml:space="preserve">1 centímetro cúbico (cm3 o </w:t>
-            </w:r>
-            <w:proofErr w:type="spellStart"/>
-            <w:r>
-              <w:t>cc</w:t>
-            </w:r>
-            <w:proofErr w:type="spellEnd"/>
-            <w:r>
-              <w:t>).</w:t>
+              <w:t>1 centímetro cúbico (cm3 o cc).</w:t>
             </w:r>
           </w:p>
         </w:tc>
@@ -15040,7 +14634,6 @@
         <w:rPr>
           <w:lang w:eastAsia="es-CO"/>
         </w:rPr>
-        <w:lastRenderedPageBreak/>
         <w:t>Resolución 2606 de 2009) se expresan en mg/kg, lo que equivale exactamente a partes por millón (ppm).</w:t>
       </w:r>
     </w:p>
@@ -15141,12 +14734,11 @@
           <w:lang w:val="es-CO"/>
         </w:rPr>
       </w:pPr>
-      <w:bookmarkStart w:id="25" w:name="_Toc223435759"/>
+      <w:bookmarkStart w:name="_Toc223435759" w:id="25"/>
       <w:r>
         <w:rPr>
           <w:lang w:val="es-CO"/>
         </w:rPr>
-        <w:lastRenderedPageBreak/>
         <w:t>S</w:t>
       </w:r>
       <w:r>
@@ -15209,7 +14801,6 @@
           <w:noProof/>
           <w:lang w:eastAsia="es-CO"/>
         </w:rPr>
-        <w:lastRenderedPageBreak/>
         <w:drawing>
           <wp:inline distT="0" distB="0" distL="0" distR="0" wp14:anchorId="2F141303" wp14:editId="56FE73B8">
             <wp:extent cx="5998600" cy="4619501"/>
@@ -15309,12 +14900,11 @@
           <w:lang w:val="es-CO"/>
         </w:rPr>
       </w:pPr>
-      <w:bookmarkStart w:id="26" w:name="_Toc223435760"/>
+      <w:bookmarkStart w:name="_Toc223435760" w:id="26"/>
       <w:r>
         <w:rPr>
           <w:lang w:val="es-CO"/>
         </w:rPr>
-        <w:lastRenderedPageBreak/>
         <w:t>Glosario</w:t>
       </w:r>
       <w:bookmarkEnd w:id="26"/>
@@ -15394,22 +14984,42 @@
     <w:p>
       <w:r>
         <w:rPr>
+          <w:b w:val="1"/>
+          <w:bCs w:val="1"/>
+        </w:rPr>
+        <w:t>Curcumina (E-100)</w:t>
+      </w:r>
+      <w:r>
+        <w:rPr/>
+        <w:t xml:space="preserve">: polifenol extraído de la </w:t>
+      </w:r>
+      <w:r>
+        <w:rPr>
+          <w:rStyle w:val="Extranjerismo"/>
+        </w:rPr>
+        <w:t>Cúrcuma</w:t>
+      </w:r>
+      <w:r>
+        <w:rPr>
+          <w:rStyle w:val="Extranjerismo"/>
+        </w:rPr>
+        <w:t xml:space="preserve"> longa</w:t>
+      </w:r>
+      <w:r>
+        <w:rPr/>
+        <w:t>, utilizado como pigmento amarillo natural.</w:t>
+      </w:r>
+    </w:p>
+    <w:p>
+      <w:r>
+        <w:rPr>
           <w:b/>
           <w:bCs/>
         </w:rPr>
-        <w:t>Curcumina (E-100)</w:t>
-      </w:r>
-      <w:r>
-        <w:t xml:space="preserve">: polifenol extraído de la </w:t>
-      </w:r>
-      <w:r>
-        <w:rPr>
-          <w:rStyle w:val="Extranjerismo"/>
-        </w:rPr>
-        <w:t>Curcuma longa</w:t>
-      </w:r>
-      <w:r>
-        <w:t>, utilizado como pigmento amarillo natural.</w:t>
+        <w:t>Edulcorantes</w:t>
+      </w:r>
+      <w:r>
+        <w:t>: aditivos que proporcionan sabor dulce sustituyendo el uso de azúcares.</w:t>
       </w:r>
     </w:p>
     <w:p>
@@ -15418,10 +15028,10 @@
           <w:b/>
           <w:bCs/>
         </w:rPr>
-        <w:t>Edulcorantes</w:t>
-      </w:r>
-      <w:r>
-        <w:t>: aditivos que proporcionan sabor dulce sustituyendo el uso de azúcares.</w:t>
+        <w:t>Estabilizantes</w:t>
+      </w:r>
+      <w:r>
+        <w:t>: sustancias que permiten mantener o alterar la textura y composición de los alimentos.</w:t>
       </w:r>
     </w:p>
     <w:p>
@@ -15430,10 +15040,10 @@
           <w:b/>
           <w:bCs/>
         </w:rPr>
-        <w:t>Estabilizantes</w:t>
-      </w:r>
-      <w:r>
-        <w:t>: sustancias que permiten mantener o alterar la textura y composición de los alimentos.</w:t>
+        <w:t>Inocuidad</w:t>
+      </w:r>
+      <w:r>
+        <w:t>: garantía de que un alimento no causará daño al consumidor cuando se prepare o consuma de acuerdo con su uso previsto.</w:t>
       </w:r>
     </w:p>
     <w:p>
@@ -15442,10 +15052,10 @@
           <w:b/>
           <w:bCs/>
         </w:rPr>
-        <w:t>Inocuidad</w:t>
-      </w:r>
-      <w:r>
-        <w:t>: garantía de que un alimento no causará daño al consumidor cuando se prepare o consuma de acuerdo con su uso previsto.</w:t>
+        <w:t>Organoléptico</w:t>
+      </w:r>
+      <w:r>
+        <w:t>: propiedades de los alimentos que se perciben a través de los sentidos, como sabor, olor y color.</w:t>
       </w:r>
     </w:p>
     <w:p>
@@ -15454,11 +15064,10 @@
           <w:b/>
           <w:bCs/>
         </w:rPr>
-        <w:lastRenderedPageBreak/>
-        <w:t>Organoléptico</w:t>
-      </w:r>
-      <w:r>
-        <w:t>: propiedades de los alimentos que se perciben a través de los sentidos, como sabor, olor y color.</w:t>
+        <w:t>Potenciadores de sabor</w:t>
+      </w:r>
+      <w:r>
+        <w:t>: sustancias que incrementan la percepción del sabor de los alimentos sin tener un sabor propio significativo.</w:t>
       </w:r>
     </w:p>
     <w:p>
@@ -15467,10 +15076,10 @@
           <w:b/>
           <w:bCs/>
         </w:rPr>
-        <w:t>Potenciadores de sabor</w:t>
-      </w:r>
-      <w:r>
-        <w:t>: sustancias que incrementan la percepción del sabor de los alimentos sin tener un sabor propio significativo.</w:t>
+        <w:t>Reguladores de pH</w:t>
+      </w:r>
+      <w:r>
+        <w:t>: sustancias que controlan el nivel de acidez o alcalinidad en un producto alimenticio.</w:t>
       </w:r>
     </w:p>
     <w:p>
@@ -15479,10 +15088,10 @@
           <w:b/>
           <w:bCs/>
         </w:rPr>
-        <w:t>Reguladores de pH</w:t>
-      </w:r>
-      <w:r>
-        <w:t>: sustancias que controlan el nivel de acidez o alcalinidad en un producto alimenticio.</w:t>
+        <w:t>Sintético (Aditivo)</w:t>
+      </w:r>
+      <w:r>
+        <w:t>: sustancia producida mediante procesos químicos de laboratorio que no se encuentra de forma natural.</w:t>
       </w:r>
     </w:p>
     <w:p>
@@ -15491,18 +15100,6 @@
           <w:b/>
           <w:bCs/>
         </w:rPr>
-        <w:t>Sintético (Aditivo)</w:t>
-      </w:r>
-      <w:r>
-        <w:t>: sustancia producida mediante procesos químicos de laboratorio que no se encuentra de forma natural.</w:t>
-      </w:r>
-    </w:p>
-    <w:p>
-      <w:r>
-        <w:rPr>
-          <w:b/>
-          <w:bCs/>
-        </w:rPr>
         <w:t>Tartrazina (E-102)</w:t>
       </w:r>
       <w:r>
@@ -15519,12 +15116,11 @@
           <w:lang w:val="es-CO"/>
         </w:rPr>
       </w:pPr>
-      <w:bookmarkStart w:id="27" w:name="_Toc223435761"/>
+      <w:bookmarkStart w:name="_Toc223435761" w:id="27"/>
       <w:r>
         <w:rPr>
           <w:lang w:val="es-CO"/>
         </w:rPr>
-        <w:lastRenderedPageBreak/>
         <w:t>Referencias bibliográficas</w:t>
       </w:r>
       <w:bookmarkEnd w:id="27"/>
@@ -15536,34 +15132,13 @@
       </w:r>
     </w:p>
     <w:p>
-      <w:proofErr w:type="spellStart"/>
-      <w:r>
-        <w:t>Badui</w:t>
-      </w:r>
-      <w:proofErr w:type="spellEnd"/>
-      <w:r>
-        <w:t xml:space="preserve"> </w:t>
-      </w:r>
-      <w:proofErr w:type="spellStart"/>
-      <w:r>
-        <w:t>Dergal</w:t>
-      </w:r>
-      <w:proofErr w:type="spellEnd"/>
-      <w:r>
-        <w:t xml:space="preserve">, S. (2025). Química de los Alimentos (7.ª ed.). Pearson Educación. </w:t>
-      </w:r>
-    </w:p>
-    <w:p>
-      <w:r>
-        <w:t xml:space="preserve">Codex </w:t>
-      </w:r>
-      <w:proofErr w:type="spellStart"/>
-      <w:r>
-        <w:t>Alimentarius</w:t>
-      </w:r>
-      <w:proofErr w:type="spellEnd"/>
-      <w:r>
-        <w:t>. (2024). Norma General para los Aditivos Alimentarios (</w:t>
+      <w:r>
+        <w:t xml:space="preserve">Badui Dergal, S. (2025). Química de los Alimentos (7.ª ed.). Pearson Educación. </w:t>
+      </w:r>
+    </w:p>
+    <w:p>
+      <w:r>
+        <w:t>Codex Alimentarius. (2024). Norma General para los Aditivos Alimentarios (</w:t>
       </w:r>
       <w:r>
         <w:rPr>
@@ -15574,7 +15149,7 @@
       <w:r>
         <w:t xml:space="preserve"> 192-1995). Revisión de 2024. Organización de las Naciones Unidas para la Alimentación y la Agricultura. </w:t>
       </w:r>
-      <w:hyperlink r:id="rId25" w:history="1">
+      <w:hyperlink w:history="1" r:id="rId25">
         <w:r>
           <w:rPr>
             <w:rStyle w:val="Hipervnculo"/>
@@ -15588,41 +15163,12 @@
     </w:p>
     <w:p>
       <w:r>
-        <w:t xml:space="preserve">Eroski </w:t>
-      </w:r>
-      <w:proofErr w:type="spellStart"/>
-      <w:r>
-        <w:t>Consumer</w:t>
-      </w:r>
-      <w:proofErr w:type="spellEnd"/>
-      <w:r>
-        <w:t>. (2008). Guía de aditivos alimentarios: El color en la industria.</w:t>
-      </w:r>
-    </w:p>
-    <w:p>
-      <w:proofErr w:type="spellStart"/>
-      <w:r>
-        <w:t>European</w:t>
-      </w:r>
-      <w:proofErr w:type="spellEnd"/>
-      <w:r>
-        <w:t xml:space="preserve"> </w:t>
-      </w:r>
-      <w:proofErr w:type="spellStart"/>
-      <w:r>
-        <w:t>Food</w:t>
-      </w:r>
-      <w:proofErr w:type="spellEnd"/>
-      <w:r>
-        <w:t xml:space="preserve"> Safety </w:t>
-      </w:r>
-      <w:proofErr w:type="spellStart"/>
-      <w:r>
-        <w:t>Authority</w:t>
-      </w:r>
-      <w:proofErr w:type="spellEnd"/>
-      <w:r>
-        <w:t xml:space="preserve"> (EFSA). (2025). </w:t>
+        <w:t>Eroski Consumer. (2008). Guía de aditivos alimentarios: El color en la industria.</w:t>
+      </w:r>
+    </w:p>
+    <w:p>
+      <w:r>
+        <w:t xml:space="preserve">European Food Safety Authority (EFSA). (2025). </w:t>
       </w:r>
       <w:r>
         <w:rPr>
@@ -15631,15 +15177,7 @@
         <w:t>Scientific report on the re-evaluation of high-intensity sweeteners and their impact on the gut microbiota</w:t>
       </w:r>
       <w:r>
-        <w:t xml:space="preserve"> (2024-2026). EFSA </w:t>
-      </w:r>
-      <w:proofErr w:type="spellStart"/>
-      <w:r>
-        <w:t>Journal</w:t>
-      </w:r>
-      <w:proofErr w:type="spellEnd"/>
-      <w:r>
-        <w:t>.</w:t>
+        <w:t xml:space="preserve"> (2024-2026). EFSA Journal.</w:t>
       </w:r>
     </w:p>
     <w:p>
@@ -15666,7 +15204,7 @@
       <w:r>
         <w:t xml:space="preserve">. </w:t>
       </w:r>
-      <w:hyperlink r:id="rId26" w:history="1">
+      <w:hyperlink w:history="1" r:id="rId26">
         <w:r>
           <w:rPr>
             <w:rStyle w:val="Hipervnculo"/>
@@ -15679,40 +15217,19 @@
       </w:r>
     </w:p>
     <w:p>
-      <w:proofErr w:type="spellStart"/>
-      <w:r>
-        <w:t>Food</w:t>
-      </w:r>
-      <w:proofErr w:type="spellEnd"/>
-      <w:r>
-        <w:t xml:space="preserve"> and </w:t>
-      </w:r>
-      <w:proofErr w:type="spellStart"/>
-      <w:r>
-        <w:t>Drug</w:t>
-      </w:r>
-      <w:proofErr w:type="spellEnd"/>
+      <w:r>
+        <w:t xml:space="preserve">Food and Drug Administration (FDA). (2025). </w:t>
+      </w:r>
+      <w:r>
+        <w:rPr>
+          <w:rStyle w:val="Extranjerismo"/>
+        </w:rPr>
+        <w:t>Color Additive Status List: Summary of color additives for use in United States in foods, drugs, cosmetics, and medical devices. U.S. Department of Health and Human Services.</w:t>
+      </w:r>
       <w:r>
         <w:t xml:space="preserve"> </w:t>
       </w:r>
-      <w:proofErr w:type="spellStart"/>
-      <w:r>
-        <w:t>Administration</w:t>
-      </w:r>
-      <w:proofErr w:type="spellEnd"/>
-      <w:r>
-        <w:t xml:space="preserve"> (FDA). (2025). </w:t>
-      </w:r>
-      <w:r>
-        <w:rPr>
-          <w:rStyle w:val="Extranjerismo"/>
-        </w:rPr>
-        <w:t>Color Additive Status List: Summary of color additives for use in United States in foods, drugs, cosmetics, and medical devices. U.S. Department of Health and Human Services.</w:t>
-      </w:r>
-      <w:r>
-        <w:t xml:space="preserve"> </w:t>
-      </w:r>
-      <w:hyperlink r:id="rId27" w:history="1">
+      <w:hyperlink w:history="1" r:id="rId27">
         <w:r>
           <w:rPr>
             <w:rStyle w:val="Hipervnculo"/>
@@ -15731,7 +15248,6 @@
     </w:p>
     <w:p>
       <w:r>
-        <w:lastRenderedPageBreak/>
         <w:t>Instituto Nacional de Vigilancia de Medicamentos y Alimentos (INVIMA). (2025). Protocolos de estabilidad y vida útil para alimentos procesados: Control de procesos de oxidación. Ministerio de Salud de Colombia.</w:t>
       </w:r>
     </w:p>
@@ -15770,9 +15286,8 @@
       <w:pPr>
         <w:pStyle w:val="Titulosgenerales"/>
       </w:pPr>
-      <w:bookmarkStart w:id="28" w:name="_Toc223435762"/>
-      <w:r>
-        <w:lastRenderedPageBreak/>
+      <w:bookmarkStart w:name="_Toc223435762" w:id="28"/>
+      <w:r>
         <w:t>Créditos</w:t>
       </w:r>
       <w:bookmarkEnd w:id="28"/>
@@ -15926,7 +15441,7 @@
               <w:rPr>
                 <w:rFonts w:eastAsiaTheme="minorEastAsia"/>
               </w:rPr>
-              <w:t>Dirección General</w:t>
+              <w:t>Centro Agroturístico - Regional Santander</w:t>
             </w:r>
           </w:p>
         </w:tc>
@@ -16564,7 +16079,6 @@
               </w:rPr>
             </w:pPr>
             <w:r>
-              <w:lastRenderedPageBreak/>
               <w:t>Laura Daniela Burgos Rueda</w:t>
             </w:r>
           </w:p>
@@ -16726,7 +16240,7 @@
     <w:sectPr>
       <w:headerReference w:type="default" r:id="rId28"/>
       <w:footerReference w:type="default" r:id="rId29"/>
-      <w:pgSz w:w="12240" w:h="15840"/>
+      <w:pgSz w:w="12240" w:h="15840" w:orient="portrait"/>
       <w:pgMar w:top="1701" w:right="1134" w:bottom="1134" w:left="1134" w:header="709" w:footer="737" w:gutter="0"/>
       <w:pgNumType w:start="1"/>
       <w:cols w:space="708"/>
@@ -16790,7 +16304,7 @@
 </file>
 
 <file path=word/footer2.xml><?xml version="1.0" encoding="utf-8"?>
-<w:ftr xmlns:wpc="http://schemas.microsoft.com/office/word/2010/wordprocessingCanvas" xmlns:cx="http://schemas.microsoft.com/office/drawing/2014/chartex" xmlns:cx1="http://schemas.microsoft.com/office/drawing/2015/9/8/chartex" xmlns:cx2="http://schemas.microsoft.com/office/drawing/2015/10/21/chartex" xmlns:cx3="http://schemas.microsoft.com/office/drawing/2016/5/9/chartex" xmlns:cx4="http://schemas.microsoft.com/office/drawing/2016/5/10/chartex" xmlns:cx5="http://schemas.microsoft.com/office/drawing/2016/5/11/chartex" xmlns:cx6="http://schemas.microsoft.com/office/drawing/2016/5/12/chartex" xmlns:cx7="http://schemas.microsoft.com/office/drawing/2016/5/13/chartex" xmlns:cx8="http://schemas.microsoft.com/office/drawing/2016/5/14/chartex" xmlns:mc="http://schemas.openxmlformats.org/markup-compatibility/2006" xmlns:aink="http://schemas.microsoft.com/office/drawing/2016/ink" xmlns:am3d="http://schemas.microsoft.com/office/drawing/2017/model3d" xmlns:o="urn:schemas-microsoft-com:office:office" xmlns:oel="http://schemas.microsoft.com/office/2019/extlst" xmlns:r="http://schemas.openxmlformats.org/officeDocument/2006/relationships" xmlns:m="http://schemas.openxmlformats.org/officeDocument/2006/math" xmlns:v="urn:schemas-microsoft-com:vml" xmlns:wp14="http://schemas.microsoft.com/office/word/2010/wordprocessingDrawing" xmlns:wp="http://schemas.openxmlformats.org/drawingml/2006/wordprocessingDrawing" xmlns:w10="urn:schemas-microsoft-com:office:word" xmlns:w="http://schemas.openxmlformats.org/wordprocessingml/2006/main" xmlns:w14="http://schemas.microsoft.com/office/word/2010/wordml" xmlns:w15="http://schemas.microsoft.com/office/word/2012/wordml" xmlns:w16cex="http://schemas.microsoft.com/office/word/2018/wordml/cex" xmlns:w16cid="http://schemas.microsoft.com/office/word/2016/wordml/cid" xmlns:w16="http://schemas.microsoft.com/office/word/2018/wordml" xmlns:w16du="http://schemas.microsoft.com/office/word/2023/wordml/word16du" xmlns:w16sdtdh="http://schemas.microsoft.com/office/word/2020/wordml/sdtdatahash" xmlns:w16sdtfl="http://schemas.microsoft.com/office/word/2024/wordml/sdtformatlock" xmlns:w16se="http://schemas.microsoft.com/office/word/2015/wordml/symex" xmlns:wpg="http://schemas.microsoft.com/office/word/2010/wordprocessingGroup" xmlns:wpi="http://schemas.microsoft.com/office/word/2010/wordprocessingInk" xmlns:wne="http://schemas.microsoft.com/office/word/2006/wordml" xmlns:wps="http://schemas.microsoft.com/office/word/2010/wordprocessingShape" mc:Ignorable="w14 w15 w16se w16cid w16 w16cex w16sdtdh w16sdtfl w16du wp14">
+<w:ftr xmlns:wpc="http://schemas.microsoft.com/office/word/2010/wordprocessingCanvas" xmlns:cx="http://schemas.microsoft.com/office/drawing/2014/chartex" xmlns:cx1="http://schemas.microsoft.com/office/drawing/2015/9/8/chartex" xmlns:cx2="http://schemas.microsoft.com/office/drawing/2015/10/21/chartex" xmlns:cx3="http://schemas.microsoft.com/office/drawing/2016/5/9/chartex" xmlns:cx4="http://schemas.microsoft.com/office/drawing/2016/5/10/chartex" xmlns:cx5="http://schemas.microsoft.com/office/drawing/2016/5/11/chartex" xmlns:cx6="http://schemas.microsoft.com/office/drawing/2016/5/12/chartex" xmlns:cx7="http://schemas.microsoft.com/office/drawing/2016/5/13/chartex" xmlns:cx8="http://schemas.microsoft.com/office/drawing/2016/5/14/chartex" xmlns:mc="http://schemas.openxmlformats.org/markup-compatibility/2006" xmlns:aink="http://schemas.microsoft.com/office/drawing/2016/ink" xmlns:am3d="http://schemas.microsoft.com/office/drawing/2017/model3d" xmlns:o="urn:schemas-microsoft-com:office:office" xmlns:oel="http://schemas.microsoft.com/office/2019/extlst" xmlns:r="http://schemas.openxmlformats.org/officeDocument/2006/relationships" xmlns:m="http://schemas.openxmlformats.org/officeDocument/2006/math" xmlns:v="urn:schemas-microsoft-com:vml" xmlns:wp14="http://schemas.microsoft.com/office/word/2010/wordprocessingDrawing" xmlns:wp="http://schemas.openxmlformats.org/drawingml/2006/wordprocessingDrawing" xmlns:w10="urn:schemas-microsoft-com:office:word" xmlns:w="http://schemas.openxmlformats.org/wordprocessingml/2006/main" xmlns:w14="http://schemas.microsoft.com/office/word/2010/wordml" xmlns:w15="http://schemas.microsoft.com/office/word/2012/wordml" xmlns:w16cex="http://schemas.microsoft.com/office/word/2018/wordml/cex" xmlns:w16cid="http://schemas.microsoft.com/office/word/2016/wordml/cid" xmlns:w16="http://schemas.microsoft.com/office/word/2018/wordml" xmlns:w16du="http://schemas.microsoft.com/office/word/2023/wordml/word16du" xmlns:w16sdtdh="http://schemas.microsoft.com/office/word/2020/wordml/sdtdatahash" xmlns:w16sdtfl="http://schemas.microsoft.com/office/word/2024/wordml/sdtformatlock" xmlns:w16se="http://schemas.microsoft.com/office/word/2015/wordml/symex" xmlns:wpg="http://schemas.microsoft.com/office/word/2010/wordprocessingGroup" xmlns:wpi="http://schemas.microsoft.com/office/word/2010/wordprocessingInk" xmlns:wne="http://schemas.microsoft.com/office/word/2006/wordml" xmlns:wps="http://schemas.microsoft.com/office/word/2010/wordprocessingShape" xmlns:a="http://schemas.openxmlformats.org/drawingml/2006/main" xmlns:adec="http://schemas.microsoft.com/office/drawing/2017/decorative" mc:Ignorable="w14 w15 w16se w16cid w16 w16cex w16sdtdh w16sdtfl w16du wp14">
   <w:sdt>
     <w:sdtPr>
       <w:id w:val="-1465197936"/>
@@ -16896,12 +16410,12 @@
               </w:drawing>
             </mc:Choice>
             <mc:Fallback>
-              <w:pict>
-                <v:shapetype w14:anchorId="797C42AF" id="_x0000_t202" coordsize="21600,21600" o:spt="202" path="m,l,21600r21600,l21600,xe">
+              <w:pict w14:anchorId="51D1571B">
+                <v:shapetype id="_x0000_t202" coordsize="21600,21600" o:spt="202" path="m,l,21600r21600,l21600,xe" w14:anchorId="797C42AF">
                   <v:stroke joinstyle="miter"/>
                   <v:path gradientshapeok="t" o:connecttype="rect"/>
                 </v:shapetype>
-                <v:shape id="_x0000_s1027" type="#_x0000_t202" alt="&quot;&quot;" style="position:absolute;left:0;text-align:left;margin-left:16.1pt;margin-top:.65pt;width:455.15pt;height:41.4pt;z-index:251661312;visibility:visible;mso-wrap-style:square;mso-width-percent:0;mso-height-percent:0;mso-wrap-distance-left:9pt;mso-wrap-distance-top:3.6pt;mso-wrap-distance-right:9pt;mso-wrap-distance-bottom:3.6pt;mso-position-horizontal:absolute;mso-position-horizontal-relative:text;mso-position-vertical:absolute;mso-position-vertical-relative:text;mso-width-percent:0;mso-height-percent:0;mso-width-relative:margin;mso-height-relative:margin;v-text-anchor:top" o:gfxdata="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" stroked="f">
+                <v:shape id="_x0000_s1027" style="position:absolute;left:0;text-align:left;margin-left:16.1pt;margin-top:.65pt;width:455.15pt;height:41.4pt;z-index:251661312;visibility:visible;mso-wrap-style:square;mso-width-percent:0;mso-height-percent:0;mso-wrap-distance-left:9pt;mso-wrap-distance-top:3.6pt;mso-wrap-distance-right:9pt;mso-wrap-distance-bottom:3.6pt;mso-position-horizontal:absolute;mso-position-horizontal-relative:text;mso-position-vertical:absolute;mso-position-vertical-relative:text;mso-width-percent:0;mso-height-percent:0;mso-width-relative:margin;mso-height-relative:margin;v-text-anchor:top" alt="&quot;&quot;" stroked="f" type="#_x0000_t202" o:gfxdata="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">
                   <v:textbox>
                     <w:txbxContent>
                       <w:p>
@@ -16981,7 +16495,7 @@
 </file>
 
 <file path=word/header1.xml><?xml version="1.0" encoding="utf-8"?>
-<w:hdr xmlns:wpc="http://schemas.microsoft.com/office/word/2010/wordprocessingCanvas" xmlns:cx="http://schemas.microsoft.com/office/drawing/2014/chartex" xmlns:cx1="http://schemas.microsoft.com/office/drawing/2015/9/8/chartex" xmlns:cx2="http://schemas.microsoft.com/office/drawing/2015/10/21/chartex" xmlns:cx3="http://schemas.microsoft.com/office/drawing/2016/5/9/chartex" xmlns:cx4="http://schemas.microsoft.com/office/drawing/2016/5/10/chartex" xmlns:cx5="http://schemas.microsoft.com/office/drawing/2016/5/11/chartex" xmlns:cx6="http://schemas.microsoft.com/office/drawing/2016/5/12/chartex" xmlns:cx7="http://schemas.microsoft.com/office/drawing/2016/5/13/chartex" xmlns:cx8="http://schemas.microsoft.com/office/drawing/2016/5/14/chartex" xmlns:mc="http://schemas.openxmlformats.org/markup-compatibility/2006" xmlns:aink="http://schemas.microsoft.com/office/drawing/2016/ink" xmlns:am3d="http://schemas.microsoft.com/office/drawing/2017/model3d" xmlns:o="urn:schemas-microsoft-com:office:office" xmlns:oel="http://schemas.microsoft.com/office/2019/extlst" xmlns:r="http://schemas.openxmlformats.org/officeDocument/2006/relationships" xmlns:m="http://schemas.openxmlformats.org/officeDocument/2006/math" xmlns:v="urn:schemas-microsoft-com:vml" xmlns:wp14="http://schemas.microsoft.com/office/word/2010/wordprocessingDrawing" xmlns:wp="http://schemas.openxmlformats.org/drawingml/2006/wordprocessingDrawing" xmlns:w10="urn:schemas-microsoft-com:office:word" xmlns:w="http://schemas.openxmlformats.org/wordprocessingml/2006/main" xmlns:w14="http://schemas.microsoft.com/office/word/2010/wordml" xmlns:w15="http://schemas.microsoft.com/office/word/2012/wordml" xmlns:w16cex="http://schemas.microsoft.com/office/word/2018/wordml/cex" xmlns:w16cid="http://schemas.microsoft.com/office/word/2016/wordml/cid" xmlns:w16="http://schemas.microsoft.com/office/word/2018/wordml" xmlns:w16du="http://schemas.microsoft.com/office/word/2023/wordml/word16du" xmlns:w16sdtdh="http://schemas.microsoft.com/office/word/2020/wordml/sdtdatahash" xmlns:w16sdtfl="http://schemas.microsoft.com/office/word/2024/wordml/sdtformatlock" xmlns:w16se="http://schemas.microsoft.com/office/word/2015/wordml/symex" xmlns:wpg="http://schemas.microsoft.com/office/word/2010/wordprocessingGroup" xmlns:wpi="http://schemas.microsoft.com/office/word/2010/wordprocessingInk" xmlns:wne="http://schemas.microsoft.com/office/word/2006/wordml" xmlns:wps="http://schemas.microsoft.com/office/word/2010/wordprocessingShape" mc:Ignorable="w14 w15 w16se w16cid w16 w16cex w16sdtdh w16sdtfl w16du wp14">
+<w:hdr xmlns:wpc="http://schemas.microsoft.com/office/word/2010/wordprocessingCanvas" xmlns:cx="http://schemas.microsoft.com/office/drawing/2014/chartex" xmlns:cx1="http://schemas.microsoft.com/office/drawing/2015/9/8/chartex" xmlns:cx2="http://schemas.microsoft.com/office/drawing/2015/10/21/chartex" xmlns:cx3="http://schemas.microsoft.com/office/drawing/2016/5/9/chartex" xmlns:cx4="http://schemas.microsoft.com/office/drawing/2016/5/10/chartex" xmlns:cx5="http://schemas.microsoft.com/office/drawing/2016/5/11/chartex" xmlns:cx6="http://schemas.microsoft.com/office/drawing/2016/5/12/chartex" xmlns:cx7="http://schemas.microsoft.com/office/drawing/2016/5/13/chartex" xmlns:cx8="http://schemas.microsoft.com/office/drawing/2016/5/14/chartex" xmlns:mc="http://schemas.openxmlformats.org/markup-compatibility/2006" xmlns:aink="http://schemas.microsoft.com/office/drawing/2016/ink" xmlns:am3d="http://schemas.microsoft.com/office/drawing/2017/model3d" xmlns:o="urn:schemas-microsoft-com:office:office" xmlns:oel="http://schemas.microsoft.com/office/2019/extlst" xmlns:r="http://schemas.openxmlformats.org/officeDocument/2006/relationships" xmlns:m="http://schemas.openxmlformats.org/officeDocument/2006/math" xmlns:v="urn:schemas-microsoft-com:vml" xmlns:wp14="http://schemas.microsoft.com/office/word/2010/wordprocessingDrawing" xmlns:wp="http://schemas.openxmlformats.org/drawingml/2006/wordprocessingDrawing" xmlns:w10="urn:schemas-microsoft-com:office:word" xmlns:w="http://schemas.openxmlformats.org/wordprocessingml/2006/main" xmlns:w14="http://schemas.microsoft.com/office/word/2010/wordml" xmlns:w15="http://schemas.microsoft.com/office/word/2012/wordml" xmlns:w16cex="http://schemas.microsoft.com/office/word/2018/wordml/cex" xmlns:w16cid="http://schemas.microsoft.com/office/word/2016/wordml/cid" xmlns:w16="http://schemas.microsoft.com/office/word/2018/wordml" xmlns:w16du="http://schemas.microsoft.com/office/word/2023/wordml/word16du" xmlns:w16sdtdh="http://schemas.microsoft.com/office/word/2020/wordml/sdtdatahash" xmlns:w16sdtfl="http://schemas.microsoft.com/office/word/2024/wordml/sdtformatlock" xmlns:w16se="http://schemas.microsoft.com/office/word/2015/wordml/symex" xmlns:wpg="http://schemas.microsoft.com/office/word/2010/wordprocessingGroup" xmlns:wpi="http://schemas.microsoft.com/office/word/2010/wordprocessingInk" xmlns:wne="http://schemas.microsoft.com/office/word/2006/wordml" xmlns:wps="http://schemas.microsoft.com/office/word/2010/wordprocessingShape" xmlns:a="http://schemas.openxmlformats.org/drawingml/2006/main" xmlns:adec="http://schemas.microsoft.com/office/drawing/2017/decorative" xmlns:pic="http://schemas.openxmlformats.org/drawingml/2006/picture" xmlns:a14="http://schemas.microsoft.com/office/drawing/2010/main" xmlns:asvg="http://schemas.microsoft.com/office/drawing/2016/SVG/main" mc:Ignorable="w14 w15 w16se w16cid w16 w16cex w16sdtdh w16sdtfl w16du wp14">
   <w:p>
     <w:pPr>
       <w:pStyle w:val="Encabezado"/>
@@ -17084,7 +16598,7 @@
         <w:ind w:left="360" w:hanging="360"/>
       </w:pPr>
       <w:rPr>
-        <w:rFonts w:ascii="Symbol" w:hAnsi="Symbol" w:hint="default"/>
+        <w:rFonts w:hint="default" w:ascii="Symbol" w:hAnsi="Symbol"/>
       </w:rPr>
     </w:lvl>
   </w:abstractNum>
@@ -17101,7 +16615,7 @@
         <w:ind w:left="1429" w:hanging="360"/>
       </w:pPr>
       <w:rPr>
-        <w:rFonts w:ascii="Symbol" w:hAnsi="Symbol" w:hint="default"/>
+        <w:rFonts w:hint="default" w:ascii="Symbol" w:hAnsi="Symbol"/>
       </w:rPr>
     </w:lvl>
     <w:lvl w:ilvl="1" w:tplc="240A0003" w:tentative="1">
@@ -17113,7 +16627,7 @@
         <w:ind w:left="2149" w:hanging="360"/>
       </w:pPr>
       <w:rPr>
-        <w:rFonts w:ascii="Courier New" w:hAnsi="Courier New" w:cs="Courier New" w:hint="default"/>
+        <w:rFonts w:hint="default" w:ascii="Courier New" w:hAnsi="Courier New" w:cs="Courier New"/>
       </w:rPr>
     </w:lvl>
     <w:lvl w:ilvl="2" w:tplc="240A0005" w:tentative="1">
@@ -17125,7 +16639,7 @@
         <w:ind w:left="2869" w:hanging="360"/>
       </w:pPr>
       <w:rPr>
-        <w:rFonts w:ascii="Wingdings" w:hAnsi="Wingdings" w:hint="default"/>
+        <w:rFonts w:hint="default" w:ascii="Wingdings" w:hAnsi="Wingdings"/>
       </w:rPr>
     </w:lvl>
     <w:lvl w:ilvl="3" w:tplc="240A0001" w:tentative="1">
@@ -17137,7 +16651,7 @@
         <w:ind w:left="3589" w:hanging="360"/>
       </w:pPr>
       <w:rPr>
-        <w:rFonts w:ascii="Symbol" w:hAnsi="Symbol" w:hint="default"/>
+        <w:rFonts w:hint="default" w:ascii="Symbol" w:hAnsi="Symbol"/>
       </w:rPr>
     </w:lvl>
     <w:lvl w:ilvl="4" w:tplc="240A0003" w:tentative="1">
@@ -17149,7 +16663,7 @@
         <w:ind w:left="4309" w:hanging="360"/>
       </w:pPr>
       <w:rPr>
-        <w:rFonts w:ascii="Courier New" w:hAnsi="Courier New" w:cs="Courier New" w:hint="default"/>
+        <w:rFonts w:hint="default" w:ascii="Courier New" w:hAnsi="Courier New" w:cs="Courier New"/>
       </w:rPr>
     </w:lvl>
     <w:lvl w:ilvl="5" w:tplc="240A0005" w:tentative="1">
@@ -17161,7 +16675,7 @@
         <w:ind w:left="5029" w:hanging="360"/>
       </w:pPr>
       <w:rPr>
-        <w:rFonts w:ascii="Wingdings" w:hAnsi="Wingdings" w:hint="default"/>
+        <w:rFonts w:hint="default" w:ascii="Wingdings" w:hAnsi="Wingdings"/>
       </w:rPr>
     </w:lvl>
     <w:lvl w:ilvl="6" w:tplc="240A0001" w:tentative="1">
@@ -17173,7 +16687,7 @@
         <w:ind w:left="5749" w:hanging="360"/>
       </w:pPr>
       <w:rPr>
-        <w:rFonts w:ascii="Symbol" w:hAnsi="Symbol" w:hint="default"/>
+        <w:rFonts w:hint="default" w:ascii="Symbol" w:hAnsi="Symbol"/>
       </w:rPr>
     </w:lvl>
     <w:lvl w:ilvl="7" w:tplc="240A0003" w:tentative="1">
@@ -17185,7 +16699,7 @@
         <w:ind w:left="6469" w:hanging="360"/>
       </w:pPr>
       <w:rPr>
-        <w:rFonts w:ascii="Courier New" w:hAnsi="Courier New" w:cs="Courier New" w:hint="default"/>
+        <w:rFonts w:hint="default" w:ascii="Courier New" w:hAnsi="Courier New" w:cs="Courier New"/>
       </w:rPr>
     </w:lvl>
     <w:lvl w:ilvl="8" w:tplc="240A0005" w:tentative="1">
@@ -17197,7 +16711,7 @@
         <w:ind w:left="7189" w:hanging="360"/>
       </w:pPr>
       <w:rPr>
-        <w:rFonts w:ascii="Wingdings" w:hAnsi="Wingdings" w:hint="default"/>
+        <w:rFonts w:hint="default" w:ascii="Wingdings" w:hAnsi="Wingdings"/>
       </w:rPr>
     </w:lvl>
   </w:abstractNum>
@@ -17214,7 +16728,7 @@
         <w:ind w:left="2149" w:hanging="360"/>
       </w:pPr>
       <w:rPr>
-        <w:rFonts w:ascii="Symbol" w:hAnsi="Symbol" w:hint="default"/>
+        <w:rFonts w:hint="default" w:ascii="Symbol" w:hAnsi="Symbol"/>
       </w:rPr>
     </w:lvl>
     <w:lvl w:ilvl="1" w:tplc="240A0003" w:tentative="1">
@@ -17226,7 +16740,7 @@
         <w:ind w:left="2869" w:hanging="360"/>
       </w:pPr>
       <w:rPr>
-        <w:rFonts w:ascii="Courier New" w:hAnsi="Courier New" w:cs="Courier New" w:hint="default"/>
+        <w:rFonts w:hint="default" w:ascii="Courier New" w:hAnsi="Courier New" w:cs="Courier New"/>
       </w:rPr>
     </w:lvl>
     <w:lvl w:ilvl="2" w:tplc="240A0005" w:tentative="1">
@@ -17238,7 +16752,7 @@
         <w:ind w:left="3589" w:hanging="360"/>
       </w:pPr>
       <w:rPr>
-        <w:rFonts w:ascii="Wingdings" w:hAnsi="Wingdings" w:hint="default"/>
+        <w:rFonts w:hint="default" w:ascii="Wingdings" w:hAnsi="Wingdings"/>
       </w:rPr>
     </w:lvl>
     <w:lvl w:ilvl="3" w:tplc="240A0001" w:tentative="1">
@@ -17250,7 +16764,7 @@
         <w:ind w:left="4309" w:hanging="360"/>
       </w:pPr>
       <w:rPr>
-        <w:rFonts w:ascii="Symbol" w:hAnsi="Symbol" w:hint="default"/>
+        <w:rFonts w:hint="default" w:ascii="Symbol" w:hAnsi="Symbol"/>
       </w:rPr>
     </w:lvl>
     <w:lvl w:ilvl="4" w:tplc="240A0003" w:tentative="1">
@@ -17262,7 +16776,7 @@
         <w:ind w:left="5029" w:hanging="360"/>
       </w:pPr>
       <w:rPr>
-        <w:rFonts w:ascii="Courier New" w:hAnsi="Courier New" w:cs="Courier New" w:hint="default"/>
+        <w:rFonts w:hint="default" w:ascii="Courier New" w:hAnsi="Courier New" w:cs="Courier New"/>
       </w:rPr>
     </w:lvl>
     <w:lvl w:ilvl="5" w:tplc="240A0005" w:tentative="1">
@@ -17274,7 +16788,7 @@
         <w:ind w:left="5749" w:hanging="360"/>
       </w:pPr>
       <w:rPr>
-        <w:rFonts w:ascii="Wingdings" w:hAnsi="Wingdings" w:hint="default"/>
+        <w:rFonts w:hint="default" w:ascii="Wingdings" w:hAnsi="Wingdings"/>
       </w:rPr>
     </w:lvl>
     <w:lvl w:ilvl="6" w:tplc="240A0001" w:tentative="1">
@@ -17286,7 +16800,7 @@
         <w:ind w:left="6469" w:hanging="360"/>
       </w:pPr>
       <w:rPr>
-        <w:rFonts w:ascii="Symbol" w:hAnsi="Symbol" w:hint="default"/>
+        <w:rFonts w:hint="default" w:ascii="Symbol" w:hAnsi="Symbol"/>
       </w:rPr>
     </w:lvl>
     <w:lvl w:ilvl="7" w:tplc="240A0003" w:tentative="1">
@@ -17298,7 +16812,7 @@
         <w:ind w:left="7189" w:hanging="360"/>
       </w:pPr>
       <w:rPr>
-        <w:rFonts w:ascii="Courier New" w:hAnsi="Courier New" w:cs="Courier New" w:hint="default"/>
+        <w:rFonts w:hint="default" w:ascii="Courier New" w:hAnsi="Courier New" w:cs="Courier New"/>
       </w:rPr>
     </w:lvl>
     <w:lvl w:ilvl="8" w:tplc="240A0005" w:tentative="1">
@@ -17310,7 +16824,7 @@
         <w:ind w:left="7909" w:hanging="360"/>
       </w:pPr>
       <w:rPr>
-        <w:rFonts w:ascii="Wingdings" w:hAnsi="Wingdings" w:hint="default"/>
+        <w:rFonts w:hint="default" w:ascii="Wingdings" w:hAnsi="Wingdings"/>
       </w:rPr>
     </w:lvl>
   </w:abstractNum>
@@ -17327,7 +16841,7 @@
         <w:ind w:left="1429" w:hanging="360"/>
       </w:pPr>
       <w:rPr>
-        <w:rFonts w:ascii="Symbol" w:hAnsi="Symbol" w:hint="default"/>
+        <w:rFonts w:hint="default" w:ascii="Symbol" w:hAnsi="Symbol"/>
       </w:rPr>
     </w:lvl>
     <w:lvl w:ilvl="1" w:tplc="240A0003" w:tentative="1">
@@ -17339,7 +16853,7 @@
         <w:ind w:left="2149" w:hanging="360"/>
       </w:pPr>
       <w:rPr>
-        <w:rFonts w:ascii="Courier New" w:hAnsi="Courier New" w:cs="Courier New" w:hint="default"/>
+        <w:rFonts w:hint="default" w:ascii="Courier New" w:hAnsi="Courier New" w:cs="Courier New"/>
       </w:rPr>
     </w:lvl>
     <w:lvl w:ilvl="2" w:tplc="240A0005" w:tentative="1">
@@ -17351,7 +16865,7 @@
         <w:ind w:left="2869" w:hanging="360"/>
       </w:pPr>
       <w:rPr>
-        <w:rFonts w:ascii="Wingdings" w:hAnsi="Wingdings" w:hint="default"/>
+        <w:rFonts w:hint="default" w:ascii="Wingdings" w:hAnsi="Wingdings"/>
       </w:rPr>
     </w:lvl>
     <w:lvl w:ilvl="3" w:tplc="240A0001" w:tentative="1">
@@ -17363,7 +16877,7 @@
         <w:ind w:left="3589" w:hanging="360"/>
       </w:pPr>
       <w:rPr>
-        <w:rFonts w:ascii="Symbol" w:hAnsi="Symbol" w:hint="default"/>
+        <w:rFonts w:hint="default" w:ascii="Symbol" w:hAnsi="Symbol"/>
       </w:rPr>
     </w:lvl>
     <w:lvl w:ilvl="4" w:tplc="240A0003" w:tentative="1">
@@ -17375,7 +16889,7 @@
         <w:ind w:left="4309" w:hanging="360"/>
       </w:pPr>
       <w:rPr>
-        <w:rFonts w:ascii="Courier New" w:hAnsi="Courier New" w:cs="Courier New" w:hint="default"/>
+        <w:rFonts w:hint="default" w:ascii="Courier New" w:hAnsi="Courier New" w:cs="Courier New"/>
       </w:rPr>
     </w:lvl>
     <w:lvl w:ilvl="5" w:tplc="240A0005" w:tentative="1">
@@ -17387,7 +16901,7 @@
         <w:ind w:left="5029" w:hanging="360"/>
       </w:pPr>
       <w:rPr>
-        <w:rFonts w:ascii="Wingdings" w:hAnsi="Wingdings" w:hint="default"/>
+        <w:rFonts w:hint="default" w:ascii="Wingdings" w:hAnsi="Wingdings"/>
       </w:rPr>
     </w:lvl>
     <w:lvl w:ilvl="6" w:tplc="240A0001" w:tentative="1">
@@ -17399,7 +16913,7 @@
         <w:ind w:left="5749" w:hanging="360"/>
       </w:pPr>
       <w:rPr>
-        <w:rFonts w:ascii="Symbol" w:hAnsi="Symbol" w:hint="default"/>
+        <w:rFonts w:hint="default" w:ascii="Symbol" w:hAnsi="Symbol"/>
       </w:rPr>
     </w:lvl>
     <w:lvl w:ilvl="7" w:tplc="240A0003" w:tentative="1">
@@ -17411,7 +16925,7 @@
         <w:ind w:left="6469" w:hanging="360"/>
       </w:pPr>
       <w:rPr>
-        <w:rFonts w:ascii="Courier New" w:hAnsi="Courier New" w:cs="Courier New" w:hint="default"/>
+        <w:rFonts w:hint="default" w:ascii="Courier New" w:hAnsi="Courier New" w:cs="Courier New"/>
       </w:rPr>
     </w:lvl>
     <w:lvl w:ilvl="8" w:tplc="240A0005" w:tentative="1">
@@ -17423,7 +16937,7 @@
         <w:ind w:left="7189" w:hanging="360"/>
       </w:pPr>
       <w:rPr>
-        <w:rFonts w:ascii="Wingdings" w:hAnsi="Wingdings" w:hint="default"/>
+        <w:rFonts w:hint="default" w:ascii="Wingdings" w:hAnsi="Wingdings"/>
       </w:rPr>
     </w:lvl>
   </w:abstractNum>
@@ -17440,7 +16954,7 @@
         <w:ind w:left="1429" w:hanging="360"/>
       </w:pPr>
       <w:rPr>
-        <w:rFonts w:ascii="Symbol" w:hAnsi="Symbol" w:hint="default"/>
+        <w:rFonts w:hint="default" w:ascii="Symbol" w:hAnsi="Symbol"/>
       </w:rPr>
     </w:lvl>
     <w:lvl w:ilvl="1" w:tplc="240A0003" w:tentative="1">
@@ -17452,7 +16966,7 @@
         <w:ind w:left="2149" w:hanging="360"/>
       </w:pPr>
       <w:rPr>
-        <w:rFonts w:ascii="Courier New" w:hAnsi="Courier New" w:cs="Courier New" w:hint="default"/>
+        <w:rFonts w:hint="default" w:ascii="Courier New" w:hAnsi="Courier New" w:cs="Courier New"/>
       </w:rPr>
     </w:lvl>
     <w:lvl w:ilvl="2" w:tplc="240A0005" w:tentative="1">
@@ -17464,7 +16978,7 @@
         <w:ind w:left="2869" w:hanging="360"/>
       </w:pPr>
       <w:rPr>
-        <w:rFonts w:ascii="Wingdings" w:hAnsi="Wingdings" w:hint="default"/>
+        <w:rFonts w:hint="default" w:ascii="Wingdings" w:hAnsi="Wingdings"/>
       </w:rPr>
     </w:lvl>
     <w:lvl w:ilvl="3" w:tplc="240A0001" w:tentative="1">
@@ -17476,7 +16990,7 @@
         <w:ind w:left="3589" w:hanging="360"/>
       </w:pPr>
       <w:rPr>
-        <w:rFonts w:ascii="Symbol" w:hAnsi="Symbol" w:hint="default"/>
+        <w:rFonts w:hint="default" w:ascii="Symbol" w:hAnsi="Symbol"/>
       </w:rPr>
     </w:lvl>
     <w:lvl w:ilvl="4" w:tplc="240A0003" w:tentative="1">
@@ -17488,7 +17002,7 @@
         <w:ind w:left="4309" w:hanging="360"/>
       </w:pPr>
       <w:rPr>
-        <w:rFonts w:ascii="Courier New" w:hAnsi="Courier New" w:cs="Courier New" w:hint="default"/>
+        <w:rFonts w:hint="default" w:ascii="Courier New" w:hAnsi="Courier New" w:cs="Courier New"/>
       </w:rPr>
     </w:lvl>
     <w:lvl w:ilvl="5" w:tplc="240A0005" w:tentative="1">
@@ -17500,7 +17014,7 @@
         <w:ind w:left="5029" w:hanging="360"/>
       </w:pPr>
       <w:rPr>
-        <w:rFonts w:ascii="Wingdings" w:hAnsi="Wingdings" w:hint="default"/>
+        <w:rFonts w:hint="default" w:ascii="Wingdings" w:hAnsi="Wingdings"/>
       </w:rPr>
     </w:lvl>
     <w:lvl w:ilvl="6" w:tplc="240A0001" w:tentative="1">
@@ -17512,7 +17026,7 @@
         <w:ind w:left="5749" w:hanging="360"/>
       </w:pPr>
       <w:rPr>
-        <w:rFonts w:ascii="Symbol" w:hAnsi="Symbol" w:hint="default"/>
+        <w:rFonts w:hint="default" w:ascii="Symbol" w:hAnsi="Symbol"/>
       </w:rPr>
     </w:lvl>
     <w:lvl w:ilvl="7" w:tplc="240A0003" w:tentative="1">
@@ -17524,7 +17038,7 @@
         <w:ind w:left="6469" w:hanging="360"/>
       </w:pPr>
       <w:rPr>
-        <w:rFonts w:ascii="Courier New" w:hAnsi="Courier New" w:cs="Courier New" w:hint="default"/>
+        <w:rFonts w:hint="default" w:ascii="Courier New" w:hAnsi="Courier New" w:cs="Courier New"/>
       </w:rPr>
     </w:lvl>
     <w:lvl w:ilvl="8" w:tplc="240A0005" w:tentative="1">
@@ -17536,7 +17050,7 @@
         <w:ind w:left="7189" w:hanging="360"/>
       </w:pPr>
       <w:rPr>
-        <w:rFonts w:ascii="Wingdings" w:hAnsi="Wingdings" w:hint="default"/>
+        <w:rFonts w:hint="default" w:ascii="Wingdings" w:hAnsi="Wingdings"/>
       </w:rPr>
     </w:lvl>
   </w:abstractNum>
@@ -17725,7 +17239,7 @@
         <w:ind w:left="1429" w:hanging="360"/>
       </w:pPr>
       <w:rPr>
-        <w:rFonts w:ascii="Symbol" w:hAnsi="Symbol" w:hint="default"/>
+        <w:rFonts w:hint="default" w:ascii="Symbol" w:hAnsi="Symbol"/>
       </w:rPr>
     </w:lvl>
     <w:lvl w:ilvl="1" w:tplc="240A0003" w:tentative="1">
@@ -17737,7 +17251,7 @@
         <w:ind w:left="2149" w:hanging="360"/>
       </w:pPr>
       <w:rPr>
-        <w:rFonts w:ascii="Courier New" w:hAnsi="Courier New" w:cs="Courier New" w:hint="default"/>
+        <w:rFonts w:hint="default" w:ascii="Courier New" w:hAnsi="Courier New" w:cs="Courier New"/>
       </w:rPr>
     </w:lvl>
     <w:lvl w:ilvl="2" w:tplc="240A0005" w:tentative="1">
@@ -17749,7 +17263,7 @@
         <w:ind w:left="2869" w:hanging="360"/>
       </w:pPr>
       <w:rPr>
-        <w:rFonts w:ascii="Wingdings" w:hAnsi="Wingdings" w:hint="default"/>
+        <w:rFonts w:hint="default" w:ascii="Wingdings" w:hAnsi="Wingdings"/>
       </w:rPr>
     </w:lvl>
     <w:lvl w:ilvl="3" w:tplc="240A0001" w:tentative="1">
@@ -17761,7 +17275,7 @@
         <w:ind w:left="3589" w:hanging="360"/>
       </w:pPr>
       <w:rPr>
-        <w:rFonts w:ascii="Symbol" w:hAnsi="Symbol" w:hint="default"/>
+        <w:rFonts w:hint="default" w:ascii="Symbol" w:hAnsi="Symbol"/>
       </w:rPr>
     </w:lvl>
     <w:lvl w:ilvl="4" w:tplc="240A0003" w:tentative="1">
@@ -17773,7 +17287,7 @@
         <w:ind w:left="4309" w:hanging="360"/>
       </w:pPr>
       <w:rPr>
-        <w:rFonts w:ascii="Courier New" w:hAnsi="Courier New" w:cs="Courier New" w:hint="default"/>
+        <w:rFonts w:hint="default" w:ascii="Courier New" w:hAnsi="Courier New" w:cs="Courier New"/>
       </w:rPr>
     </w:lvl>
     <w:lvl w:ilvl="5" w:tplc="240A0005" w:tentative="1">
@@ -17785,7 +17299,7 @@
         <w:ind w:left="5029" w:hanging="360"/>
       </w:pPr>
       <w:rPr>
-        <w:rFonts w:ascii="Wingdings" w:hAnsi="Wingdings" w:hint="default"/>
+        <w:rFonts w:hint="default" w:ascii="Wingdings" w:hAnsi="Wingdings"/>
       </w:rPr>
     </w:lvl>
     <w:lvl w:ilvl="6" w:tplc="240A0001" w:tentative="1">
@@ -17797,7 +17311,7 @@
         <w:ind w:left="5749" w:hanging="360"/>
       </w:pPr>
       <w:rPr>
-        <w:rFonts w:ascii="Symbol" w:hAnsi="Symbol" w:hint="default"/>
+        <w:rFonts w:hint="default" w:ascii="Symbol" w:hAnsi="Symbol"/>
       </w:rPr>
     </w:lvl>
     <w:lvl w:ilvl="7" w:tplc="240A0003" w:tentative="1">
@@ -17809,7 +17323,7 @@
         <w:ind w:left="6469" w:hanging="360"/>
       </w:pPr>
       <w:rPr>
-        <w:rFonts w:ascii="Courier New" w:hAnsi="Courier New" w:cs="Courier New" w:hint="default"/>
+        <w:rFonts w:hint="default" w:ascii="Courier New" w:hAnsi="Courier New" w:cs="Courier New"/>
       </w:rPr>
     </w:lvl>
     <w:lvl w:ilvl="8" w:tplc="240A0005" w:tentative="1">
@@ -17821,7 +17335,7 @@
         <w:ind w:left="7189" w:hanging="360"/>
       </w:pPr>
       <w:rPr>
-        <w:rFonts w:ascii="Wingdings" w:hAnsi="Wingdings" w:hint="default"/>
+        <w:rFonts w:hint="default" w:ascii="Wingdings" w:hAnsi="Wingdings"/>
       </w:rPr>
     </w:lvl>
   </w:abstractNum>
@@ -17930,7 +17444,7 @@
         <w:ind w:left="3553" w:hanging="360"/>
       </w:pPr>
       <w:rPr>
-        <w:rFonts w:ascii="Arial" w:hAnsi="Arial" w:hint="default"/>
+        <w:rFonts w:hint="default" w:ascii="Arial" w:hAnsi="Arial"/>
         <w:b/>
         <w:i w:val="0"/>
         <w:caps w:val="0"/>
@@ -18023,7 +17537,7 @@
         <w:ind w:left="1429" w:hanging="360"/>
       </w:pPr>
       <w:rPr>
-        <w:rFonts w:ascii="Symbol" w:hAnsi="Symbol" w:hint="default"/>
+        <w:rFonts w:hint="default" w:ascii="Symbol" w:hAnsi="Symbol"/>
       </w:rPr>
     </w:lvl>
     <w:lvl w:ilvl="1" w:tplc="240A0003" w:tentative="1">
@@ -18035,7 +17549,7 @@
         <w:ind w:left="2149" w:hanging="360"/>
       </w:pPr>
       <w:rPr>
-        <w:rFonts w:ascii="Courier New" w:hAnsi="Courier New" w:cs="Courier New" w:hint="default"/>
+        <w:rFonts w:hint="default" w:ascii="Courier New" w:hAnsi="Courier New" w:cs="Courier New"/>
       </w:rPr>
     </w:lvl>
     <w:lvl w:ilvl="2" w:tplc="240A0005" w:tentative="1">
@@ -18047,7 +17561,7 @@
         <w:ind w:left="2869" w:hanging="360"/>
       </w:pPr>
       <w:rPr>
-        <w:rFonts w:ascii="Wingdings" w:hAnsi="Wingdings" w:hint="default"/>
+        <w:rFonts w:hint="default" w:ascii="Wingdings" w:hAnsi="Wingdings"/>
       </w:rPr>
     </w:lvl>
     <w:lvl w:ilvl="3" w:tplc="240A0001" w:tentative="1">
@@ -18059,7 +17573,7 @@
         <w:ind w:left="3589" w:hanging="360"/>
       </w:pPr>
       <w:rPr>
-        <w:rFonts w:ascii="Symbol" w:hAnsi="Symbol" w:hint="default"/>
+        <w:rFonts w:hint="default" w:ascii="Symbol" w:hAnsi="Symbol"/>
       </w:rPr>
     </w:lvl>
     <w:lvl w:ilvl="4" w:tplc="240A0003" w:tentative="1">
@@ -18071,7 +17585,7 @@
         <w:ind w:left="4309" w:hanging="360"/>
       </w:pPr>
       <w:rPr>
-        <w:rFonts w:ascii="Courier New" w:hAnsi="Courier New" w:cs="Courier New" w:hint="default"/>
+        <w:rFonts w:hint="default" w:ascii="Courier New" w:hAnsi="Courier New" w:cs="Courier New"/>
       </w:rPr>
     </w:lvl>
     <w:lvl w:ilvl="5" w:tplc="240A0005" w:tentative="1">
@@ -18083,7 +17597,7 @@
         <w:ind w:left="5029" w:hanging="360"/>
       </w:pPr>
       <w:rPr>
-        <w:rFonts w:ascii="Wingdings" w:hAnsi="Wingdings" w:hint="default"/>
+        <w:rFonts w:hint="default" w:ascii="Wingdings" w:hAnsi="Wingdings"/>
       </w:rPr>
     </w:lvl>
     <w:lvl w:ilvl="6" w:tplc="240A0001" w:tentative="1">
@@ -18095,7 +17609,7 @@
         <w:ind w:left="5749" w:hanging="360"/>
       </w:pPr>
       <w:rPr>
-        <w:rFonts w:ascii="Symbol" w:hAnsi="Symbol" w:hint="default"/>
+        <w:rFonts w:hint="default" w:ascii="Symbol" w:hAnsi="Symbol"/>
       </w:rPr>
     </w:lvl>
     <w:lvl w:ilvl="7" w:tplc="240A0003" w:tentative="1">
@@ -18107,7 +17621,7 @@
         <w:ind w:left="6469" w:hanging="360"/>
       </w:pPr>
       <w:rPr>
-        <w:rFonts w:ascii="Courier New" w:hAnsi="Courier New" w:cs="Courier New" w:hint="default"/>
+        <w:rFonts w:hint="default" w:ascii="Courier New" w:hAnsi="Courier New" w:cs="Courier New"/>
       </w:rPr>
     </w:lvl>
     <w:lvl w:ilvl="8" w:tplc="240A0005" w:tentative="1">
@@ -18119,7 +17633,7 @@
         <w:ind w:left="7189" w:hanging="360"/>
       </w:pPr>
       <w:rPr>
-        <w:rFonts w:ascii="Wingdings" w:hAnsi="Wingdings" w:hint="default"/>
+        <w:rFonts w:hint="default" w:ascii="Wingdings" w:hAnsi="Wingdings"/>
       </w:rPr>
     </w:lvl>
   </w:abstractNum>
@@ -18222,7 +17736,7 @@
         <w:ind w:left="1429" w:hanging="360"/>
       </w:pPr>
       <w:rPr>
-        <w:rFonts w:ascii="Symbol" w:hAnsi="Symbol" w:hint="default"/>
+        <w:rFonts w:hint="default" w:ascii="Symbol" w:hAnsi="Symbol"/>
       </w:rPr>
     </w:lvl>
     <w:lvl w:ilvl="1" w:tplc="240A0003" w:tentative="1">
@@ -18234,7 +17748,7 @@
         <w:ind w:left="2149" w:hanging="360"/>
       </w:pPr>
       <w:rPr>
-        <w:rFonts w:ascii="Courier New" w:hAnsi="Courier New" w:cs="Courier New" w:hint="default"/>
+        <w:rFonts w:hint="default" w:ascii="Courier New" w:hAnsi="Courier New" w:cs="Courier New"/>
       </w:rPr>
     </w:lvl>
     <w:lvl w:ilvl="2" w:tplc="240A0005" w:tentative="1">
@@ -18246,7 +17760,7 @@
         <w:ind w:left="2869" w:hanging="360"/>
       </w:pPr>
       <w:rPr>
-        <w:rFonts w:ascii="Wingdings" w:hAnsi="Wingdings" w:hint="default"/>
+        <w:rFonts w:hint="default" w:ascii="Wingdings" w:hAnsi="Wingdings"/>
       </w:rPr>
     </w:lvl>
     <w:lvl w:ilvl="3" w:tplc="240A0001" w:tentative="1">
@@ -18258,7 +17772,7 @@
         <w:ind w:left="3589" w:hanging="360"/>
       </w:pPr>
       <w:rPr>
-        <w:rFonts w:ascii="Symbol" w:hAnsi="Symbol" w:hint="default"/>
+        <w:rFonts w:hint="default" w:ascii="Symbol" w:hAnsi="Symbol"/>
       </w:rPr>
     </w:lvl>
     <w:lvl w:ilvl="4" w:tplc="240A0003" w:tentative="1">
@@ -18270,7 +17784,7 @@
         <w:ind w:left="4309" w:hanging="360"/>
       </w:pPr>
       <w:rPr>
-        <w:rFonts w:ascii="Courier New" w:hAnsi="Courier New" w:cs="Courier New" w:hint="default"/>
+        <w:rFonts w:hint="default" w:ascii="Courier New" w:hAnsi="Courier New" w:cs="Courier New"/>
       </w:rPr>
     </w:lvl>
     <w:lvl w:ilvl="5" w:tplc="240A0005" w:tentative="1">
@@ -18282,7 +17796,7 @@
         <w:ind w:left="5029" w:hanging="360"/>
       </w:pPr>
       <w:rPr>
-        <w:rFonts w:ascii="Wingdings" w:hAnsi="Wingdings" w:hint="default"/>
+        <w:rFonts w:hint="default" w:ascii="Wingdings" w:hAnsi="Wingdings"/>
       </w:rPr>
     </w:lvl>
     <w:lvl w:ilvl="6" w:tplc="240A0001" w:tentative="1">
@@ -18294,7 +17808,7 @@
         <w:ind w:left="5749" w:hanging="360"/>
       </w:pPr>
       <w:rPr>
-        <w:rFonts w:ascii="Symbol" w:hAnsi="Symbol" w:hint="default"/>
+        <w:rFonts w:hint="default" w:ascii="Symbol" w:hAnsi="Symbol"/>
       </w:rPr>
     </w:lvl>
     <w:lvl w:ilvl="7" w:tplc="240A0003" w:tentative="1">
@@ -18306,7 +17820,7 @@
         <w:ind w:left="6469" w:hanging="360"/>
       </w:pPr>
       <w:rPr>
-        <w:rFonts w:ascii="Courier New" w:hAnsi="Courier New" w:cs="Courier New" w:hint="default"/>
+        <w:rFonts w:hint="default" w:ascii="Courier New" w:hAnsi="Courier New" w:cs="Courier New"/>
       </w:rPr>
     </w:lvl>
     <w:lvl w:ilvl="8" w:tplc="240A0005" w:tentative="1">
@@ -18318,7 +17832,7 @@
         <w:ind w:left="7189" w:hanging="360"/>
       </w:pPr>
       <w:rPr>
-        <w:rFonts w:ascii="Wingdings" w:hAnsi="Wingdings" w:hint="default"/>
+        <w:rFonts w:hint="default" w:ascii="Wingdings" w:hAnsi="Wingdings"/>
       </w:rPr>
     </w:lvl>
   </w:abstractNum>
@@ -18335,7 +17849,7 @@
         <w:ind w:left="2149" w:hanging="360"/>
       </w:pPr>
       <w:rPr>
-        <w:rFonts w:ascii="Symbol" w:hAnsi="Symbol" w:hint="default"/>
+        <w:rFonts w:hint="default" w:ascii="Symbol" w:hAnsi="Symbol"/>
       </w:rPr>
     </w:lvl>
     <w:lvl w:ilvl="1" w:tplc="240A0003" w:tentative="1">
@@ -18347,7 +17861,7 @@
         <w:ind w:left="2869" w:hanging="360"/>
       </w:pPr>
       <w:rPr>
-        <w:rFonts w:ascii="Courier New" w:hAnsi="Courier New" w:cs="Courier New" w:hint="default"/>
+        <w:rFonts w:hint="default" w:ascii="Courier New" w:hAnsi="Courier New" w:cs="Courier New"/>
       </w:rPr>
     </w:lvl>
     <w:lvl w:ilvl="2" w:tplc="240A0005" w:tentative="1">
@@ -18359,7 +17873,7 @@
         <w:ind w:left="3589" w:hanging="360"/>
       </w:pPr>
       <w:rPr>
-        <w:rFonts w:ascii="Wingdings" w:hAnsi="Wingdings" w:hint="default"/>
+        <w:rFonts w:hint="default" w:ascii="Wingdings" w:hAnsi="Wingdings"/>
       </w:rPr>
     </w:lvl>
     <w:lvl w:ilvl="3" w:tplc="240A0001" w:tentative="1">
@@ -18371,7 +17885,7 @@
         <w:ind w:left="4309" w:hanging="360"/>
       </w:pPr>
       <w:rPr>
-        <w:rFonts w:ascii="Symbol" w:hAnsi="Symbol" w:hint="default"/>
+        <w:rFonts w:hint="default" w:ascii="Symbol" w:hAnsi="Symbol"/>
       </w:rPr>
     </w:lvl>
     <w:lvl w:ilvl="4" w:tplc="240A0003" w:tentative="1">
@@ -18383,7 +17897,7 @@
         <w:ind w:left="5029" w:hanging="360"/>
       </w:pPr>
       <w:rPr>
-        <w:rFonts w:ascii="Courier New" w:hAnsi="Courier New" w:cs="Courier New" w:hint="default"/>
+        <w:rFonts w:hint="default" w:ascii="Courier New" w:hAnsi="Courier New" w:cs="Courier New"/>
       </w:rPr>
     </w:lvl>
     <w:lvl w:ilvl="5" w:tplc="240A0005" w:tentative="1">
@@ -18395,7 +17909,7 @@
         <w:ind w:left="5749" w:hanging="360"/>
       </w:pPr>
       <w:rPr>
-        <w:rFonts w:ascii="Wingdings" w:hAnsi="Wingdings" w:hint="default"/>
+        <w:rFonts w:hint="default" w:ascii="Wingdings" w:hAnsi="Wingdings"/>
       </w:rPr>
     </w:lvl>
     <w:lvl w:ilvl="6" w:tplc="240A0001" w:tentative="1">
@@ -18407,7 +17921,7 @@
         <w:ind w:left="6469" w:hanging="360"/>
       </w:pPr>
       <w:rPr>
-        <w:rFonts w:ascii="Symbol" w:hAnsi="Symbol" w:hint="default"/>
+        <w:rFonts w:hint="default" w:ascii="Symbol" w:hAnsi="Symbol"/>
       </w:rPr>
     </w:lvl>
     <w:lvl w:ilvl="7" w:tplc="240A0003" w:tentative="1">
@@ -18419,7 +17933,7 @@
         <w:ind w:left="7189" w:hanging="360"/>
       </w:pPr>
       <w:rPr>
-        <w:rFonts w:ascii="Courier New" w:hAnsi="Courier New" w:cs="Courier New" w:hint="default"/>
+        <w:rFonts w:hint="default" w:ascii="Courier New" w:hAnsi="Courier New" w:cs="Courier New"/>
       </w:rPr>
     </w:lvl>
     <w:lvl w:ilvl="8" w:tplc="240A0005" w:tentative="1">
@@ -18431,7 +17945,7 @@
         <w:ind w:left="7909" w:hanging="360"/>
       </w:pPr>
       <w:rPr>
-        <w:rFonts w:ascii="Wingdings" w:hAnsi="Wingdings" w:hint="default"/>
+        <w:rFonts w:hint="default" w:ascii="Wingdings" w:hAnsi="Wingdings"/>
       </w:rPr>
     </w:lvl>
   </w:abstractNum>
@@ -18449,7 +17963,7 @@
         <w:ind w:left="360" w:hanging="360"/>
       </w:pPr>
       <w:rPr>
-        <w:rFonts w:ascii="Arial" w:hAnsi="Arial" w:hint="default"/>
+        <w:rFonts w:hint="default" w:ascii="Arial" w:hAnsi="Arial"/>
         <w:b/>
         <w:i w:val="0"/>
         <w:sz w:val="24"/>
@@ -18666,7 +18180,7 @@
         <w:ind w:left="1429" w:hanging="360"/>
       </w:pPr>
       <w:rPr>
-        <w:rFonts w:ascii="Symbol" w:hAnsi="Symbol" w:hint="default"/>
+        <w:rFonts w:hint="default" w:ascii="Symbol" w:hAnsi="Symbol"/>
       </w:rPr>
     </w:lvl>
     <w:lvl w:ilvl="1" w:tplc="240A0003" w:tentative="1">
@@ -18678,7 +18192,7 @@
         <w:ind w:left="2149" w:hanging="360"/>
       </w:pPr>
       <w:rPr>
-        <w:rFonts w:ascii="Courier New" w:hAnsi="Courier New" w:cs="Courier New" w:hint="default"/>
+        <w:rFonts w:hint="default" w:ascii="Courier New" w:hAnsi="Courier New" w:cs="Courier New"/>
       </w:rPr>
     </w:lvl>
     <w:lvl w:ilvl="2" w:tplc="240A0005" w:tentative="1">
@@ -18690,7 +18204,7 @@
         <w:ind w:left="2869" w:hanging="360"/>
       </w:pPr>
       <w:rPr>
-        <w:rFonts w:ascii="Wingdings" w:hAnsi="Wingdings" w:hint="default"/>
+        <w:rFonts w:hint="default" w:ascii="Wingdings" w:hAnsi="Wingdings"/>
       </w:rPr>
     </w:lvl>
     <w:lvl w:ilvl="3" w:tplc="240A0001" w:tentative="1">
@@ -18702,7 +18216,7 @@
         <w:ind w:left="3589" w:hanging="360"/>
       </w:pPr>
       <w:rPr>
-        <w:rFonts w:ascii="Symbol" w:hAnsi="Symbol" w:hint="default"/>
+        <w:rFonts w:hint="default" w:ascii="Symbol" w:hAnsi="Symbol"/>
       </w:rPr>
     </w:lvl>
     <w:lvl w:ilvl="4" w:tplc="240A0003" w:tentative="1">
@@ -18714,7 +18228,7 @@
         <w:ind w:left="4309" w:hanging="360"/>
       </w:pPr>
       <w:rPr>
-        <w:rFonts w:ascii="Courier New" w:hAnsi="Courier New" w:cs="Courier New" w:hint="default"/>
+        <w:rFonts w:hint="default" w:ascii="Courier New" w:hAnsi="Courier New" w:cs="Courier New"/>
       </w:rPr>
     </w:lvl>
     <w:lvl w:ilvl="5" w:tplc="240A0005" w:tentative="1">
@@ -18726,7 +18240,7 @@
         <w:ind w:left="5029" w:hanging="360"/>
       </w:pPr>
       <w:rPr>
-        <w:rFonts w:ascii="Wingdings" w:hAnsi="Wingdings" w:hint="default"/>
+        <w:rFonts w:hint="default" w:ascii="Wingdings" w:hAnsi="Wingdings"/>
       </w:rPr>
     </w:lvl>
     <w:lvl w:ilvl="6" w:tplc="240A0001" w:tentative="1">
@@ -18738,7 +18252,7 @@
         <w:ind w:left="5749" w:hanging="360"/>
       </w:pPr>
       <w:rPr>
-        <w:rFonts w:ascii="Symbol" w:hAnsi="Symbol" w:hint="default"/>
+        <w:rFonts w:hint="default" w:ascii="Symbol" w:hAnsi="Symbol"/>
       </w:rPr>
     </w:lvl>
     <w:lvl w:ilvl="7" w:tplc="240A0003" w:tentative="1">
@@ -18750,7 +18264,7 @@
         <w:ind w:left="6469" w:hanging="360"/>
       </w:pPr>
       <w:rPr>
-        <w:rFonts w:ascii="Courier New" w:hAnsi="Courier New" w:cs="Courier New" w:hint="default"/>
+        <w:rFonts w:hint="default" w:ascii="Courier New" w:hAnsi="Courier New" w:cs="Courier New"/>
       </w:rPr>
     </w:lvl>
     <w:lvl w:ilvl="8" w:tplc="240A0005" w:tentative="1">
@@ -18762,7 +18276,7 @@
         <w:ind w:left="7189" w:hanging="360"/>
       </w:pPr>
       <w:rPr>
-        <w:rFonts w:ascii="Wingdings" w:hAnsi="Wingdings" w:hint="default"/>
+        <w:rFonts w:hint="default" w:ascii="Wingdings" w:hAnsi="Wingdings"/>
       </w:rPr>
     </w:lvl>
   </w:abstractNum>
@@ -18779,7 +18293,7 @@
         <w:ind w:left="1429" w:hanging="360"/>
       </w:pPr>
       <w:rPr>
-        <w:rFonts w:ascii="Symbol" w:hAnsi="Symbol" w:hint="default"/>
+        <w:rFonts w:hint="default" w:ascii="Symbol" w:hAnsi="Symbol"/>
       </w:rPr>
     </w:lvl>
     <w:lvl w:ilvl="1" w:tplc="240A0003" w:tentative="1">
@@ -18791,7 +18305,7 @@
         <w:ind w:left="2149" w:hanging="360"/>
       </w:pPr>
       <w:rPr>
-        <w:rFonts w:ascii="Courier New" w:hAnsi="Courier New" w:cs="Courier New" w:hint="default"/>
+        <w:rFonts w:hint="default" w:ascii="Courier New" w:hAnsi="Courier New" w:cs="Courier New"/>
       </w:rPr>
     </w:lvl>
     <w:lvl w:ilvl="2" w:tplc="240A0005" w:tentative="1">
@@ -18803,7 +18317,7 @@
         <w:ind w:left="2869" w:hanging="360"/>
       </w:pPr>
       <w:rPr>
-        <w:rFonts w:ascii="Wingdings" w:hAnsi="Wingdings" w:hint="default"/>
+        <w:rFonts w:hint="default" w:ascii="Wingdings" w:hAnsi="Wingdings"/>
       </w:rPr>
     </w:lvl>
     <w:lvl w:ilvl="3" w:tplc="240A0001" w:tentative="1">
@@ -18815,7 +18329,7 @@
         <w:ind w:left="3589" w:hanging="360"/>
       </w:pPr>
       <w:rPr>
-        <w:rFonts w:ascii="Symbol" w:hAnsi="Symbol" w:hint="default"/>
+        <w:rFonts w:hint="default" w:ascii="Symbol" w:hAnsi="Symbol"/>
       </w:rPr>
     </w:lvl>
     <w:lvl w:ilvl="4" w:tplc="240A0003" w:tentative="1">
@@ -18827,7 +18341,7 @@
         <w:ind w:left="4309" w:hanging="360"/>
       </w:pPr>
       <w:rPr>
-        <w:rFonts w:ascii="Courier New" w:hAnsi="Courier New" w:cs="Courier New" w:hint="default"/>
+        <w:rFonts w:hint="default" w:ascii="Courier New" w:hAnsi="Courier New" w:cs="Courier New"/>
       </w:rPr>
     </w:lvl>
     <w:lvl w:ilvl="5" w:tplc="240A0005" w:tentative="1">
@@ -18839,7 +18353,7 @@
         <w:ind w:left="5029" w:hanging="360"/>
       </w:pPr>
       <w:rPr>
-        <w:rFonts w:ascii="Wingdings" w:hAnsi="Wingdings" w:hint="default"/>
+        <w:rFonts w:hint="default" w:ascii="Wingdings" w:hAnsi="Wingdings"/>
       </w:rPr>
     </w:lvl>
     <w:lvl w:ilvl="6" w:tplc="240A0001" w:tentative="1">
@@ -18851,7 +18365,7 @@
         <w:ind w:left="5749" w:hanging="360"/>
       </w:pPr>
       <w:rPr>
-        <w:rFonts w:ascii="Symbol" w:hAnsi="Symbol" w:hint="default"/>
+        <w:rFonts w:hint="default" w:ascii="Symbol" w:hAnsi="Symbol"/>
       </w:rPr>
     </w:lvl>
     <w:lvl w:ilvl="7" w:tplc="240A0003" w:tentative="1">
@@ -18863,7 +18377,7 @@
         <w:ind w:left="6469" w:hanging="360"/>
       </w:pPr>
       <w:rPr>
-        <w:rFonts w:ascii="Courier New" w:hAnsi="Courier New" w:cs="Courier New" w:hint="default"/>
+        <w:rFonts w:hint="default" w:ascii="Courier New" w:hAnsi="Courier New" w:cs="Courier New"/>
       </w:rPr>
     </w:lvl>
     <w:lvl w:ilvl="8" w:tplc="240A0005" w:tentative="1">
@@ -18875,7 +18389,7 @@
         <w:ind w:left="7189" w:hanging="360"/>
       </w:pPr>
       <w:rPr>
-        <w:rFonts w:ascii="Wingdings" w:hAnsi="Wingdings" w:hint="default"/>
+        <w:rFonts w:hint="default" w:ascii="Wingdings" w:hAnsi="Wingdings"/>
       </w:rPr>
     </w:lvl>
   </w:abstractNum>
@@ -18892,7 +18406,7 @@
         <w:ind w:left="1429" w:hanging="360"/>
       </w:pPr>
       <w:rPr>
-        <w:rFonts w:ascii="Symbol" w:hAnsi="Symbol" w:hint="default"/>
+        <w:rFonts w:hint="default" w:ascii="Symbol" w:hAnsi="Symbol"/>
       </w:rPr>
     </w:lvl>
     <w:lvl w:ilvl="1" w:tplc="240A0003" w:tentative="1">
@@ -18904,7 +18418,7 @@
         <w:ind w:left="2149" w:hanging="360"/>
       </w:pPr>
       <w:rPr>
-        <w:rFonts w:ascii="Courier New" w:hAnsi="Courier New" w:cs="Courier New" w:hint="default"/>
+        <w:rFonts w:hint="default" w:ascii="Courier New" w:hAnsi="Courier New" w:cs="Courier New"/>
       </w:rPr>
     </w:lvl>
     <w:lvl w:ilvl="2" w:tplc="240A0005" w:tentative="1">
@@ -18916,7 +18430,7 @@
         <w:ind w:left="2869" w:hanging="360"/>
       </w:pPr>
       <w:rPr>
-        <w:rFonts w:ascii="Wingdings" w:hAnsi="Wingdings" w:hint="default"/>
+        <w:rFonts w:hint="default" w:ascii="Wingdings" w:hAnsi="Wingdings"/>
       </w:rPr>
     </w:lvl>
     <w:lvl w:ilvl="3" w:tplc="240A0001" w:tentative="1">
@@ -18928,7 +18442,7 @@
         <w:ind w:left="3589" w:hanging="360"/>
       </w:pPr>
       <w:rPr>
-        <w:rFonts w:ascii="Symbol" w:hAnsi="Symbol" w:hint="default"/>
+        <w:rFonts w:hint="default" w:ascii="Symbol" w:hAnsi="Symbol"/>
       </w:rPr>
     </w:lvl>
     <w:lvl w:ilvl="4" w:tplc="240A0003" w:tentative="1">
@@ -18940,7 +18454,7 @@
         <w:ind w:left="4309" w:hanging="360"/>
       </w:pPr>
       <w:rPr>
-        <w:rFonts w:ascii="Courier New" w:hAnsi="Courier New" w:cs="Courier New" w:hint="default"/>
+        <w:rFonts w:hint="default" w:ascii="Courier New" w:hAnsi="Courier New" w:cs="Courier New"/>
       </w:rPr>
     </w:lvl>
     <w:lvl w:ilvl="5" w:tplc="240A0005" w:tentative="1">
@@ -18952,7 +18466,7 @@
         <w:ind w:left="5029" w:hanging="360"/>
       </w:pPr>
       <w:rPr>
-        <w:rFonts w:ascii="Wingdings" w:hAnsi="Wingdings" w:hint="default"/>
+        <w:rFonts w:hint="default" w:ascii="Wingdings" w:hAnsi="Wingdings"/>
       </w:rPr>
     </w:lvl>
     <w:lvl w:ilvl="6" w:tplc="240A0001" w:tentative="1">
@@ -18964,7 +18478,7 @@
         <w:ind w:left="5749" w:hanging="360"/>
       </w:pPr>
       <w:rPr>
-        <w:rFonts w:ascii="Symbol" w:hAnsi="Symbol" w:hint="default"/>
+        <w:rFonts w:hint="default" w:ascii="Symbol" w:hAnsi="Symbol"/>
       </w:rPr>
     </w:lvl>
     <w:lvl w:ilvl="7" w:tplc="240A0003" w:tentative="1">
@@ -18976,7 +18490,7 @@
         <w:ind w:left="6469" w:hanging="360"/>
       </w:pPr>
       <w:rPr>
-        <w:rFonts w:ascii="Courier New" w:hAnsi="Courier New" w:cs="Courier New" w:hint="default"/>
+        <w:rFonts w:hint="default" w:ascii="Courier New" w:hAnsi="Courier New" w:cs="Courier New"/>
       </w:rPr>
     </w:lvl>
     <w:lvl w:ilvl="8" w:tplc="240A0005" w:tentative="1">
@@ -18988,7 +18502,7 @@
         <w:ind w:left="7189" w:hanging="360"/>
       </w:pPr>
       <w:rPr>
-        <w:rFonts w:ascii="Wingdings" w:hAnsi="Wingdings" w:hint="default"/>
+        <w:rFonts w:hint="default" w:ascii="Wingdings" w:hAnsi="Wingdings"/>
       </w:rPr>
     </w:lvl>
   </w:abstractNum>
@@ -19005,7 +18519,7 @@
         <w:ind w:left="1429" w:hanging="360"/>
       </w:pPr>
       <w:rPr>
-        <w:rFonts w:ascii="Symbol" w:hAnsi="Symbol" w:hint="default"/>
+        <w:rFonts w:hint="default" w:ascii="Symbol" w:hAnsi="Symbol"/>
       </w:rPr>
     </w:lvl>
     <w:lvl w:ilvl="1" w:tplc="240A0003" w:tentative="1">
@@ -19017,7 +18531,7 @@
         <w:ind w:left="2149" w:hanging="360"/>
       </w:pPr>
       <w:rPr>
-        <w:rFonts w:ascii="Courier New" w:hAnsi="Courier New" w:cs="Courier New" w:hint="default"/>
+        <w:rFonts w:hint="default" w:ascii="Courier New" w:hAnsi="Courier New" w:cs="Courier New"/>
       </w:rPr>
     </w:lvl>
     <w:lvl w:ilvl="2" w:tplc="240A0005" w:tentative="1">
@@ -19029,7 +18543,7 @@
         <w:ind w:left="2869" w:hanging="360"/>
       </w:pPr>
       <w:rPr>
-        <w:rFonts w:ascii="Wingdings" w:hAnsi="Wingdings" w:hint="default"/>
+        <w:rFonts w:hint="default" w:ascii="Wingdings" w:hAnsi="Wingdings"/>
       </w:rPr>
     </w:lvl>
     <w:lvl w:ilvl="3" w:tplc="240A0001" w:tentative="1">
@@ -19041,7 +18555,7 @@
         <w:ind w:left="3589" w:hanging="360"/>
       </w:pPr>
       <w:rPr>
-        <w:rFonts w:ascii="Symbol" w:hAnsi="Symbol" w:hint="default"/>
+        <w:rFonts w:hint="default" w:ascii="Symbol" w:hAnsi="Symbol"/>
       </w:rPr>
     </w:lvl>
     <w:lvl w:ilvl="4" w:tplc="240A0003" w:tentative="1">
@@ -19053,7 +18567,7 @@
         <w:ind w:left="4309" w:hanging="360"/>
       </w:pPr>
       <w:rPr>
-        <w:rFonts w:ascii="Courier New" w:hAnsi="Courier New" w:cs="Courier New" w:hint="default"/>
+        <w:rFonts w:hint="default" w:ascii="Courier New" w:hAnsi="Courier New" w:cs="Courier New"/>
       </w:rPr>
     </w:lvl>
     <w:lvl w:ilvl="5" w:tplc="240A0005" w:tentative="1">
@@ -19065,7 +18579,7 @@
         <w:ind w:left="5029" w:hanging="360"/>
       </w:pPr>
       <w:rPr>
-        <w:rFonts w:ascii="Wingdings" w:hAnsi="Wingdings" w:hint="default"/>
+        <w:rFonts w:hint="default" w:ascii="Wingdings" w:hAnsi="Wingdings"/>
       </w:rPr>
     </w:lvl>
     <w:lvl w:ilvl="6" w:tplc="240A0001" w:tentative="1">
@@ -19077,7 +18591,7 @@
         <w:ind w:left="5749" w:hanging="360"/>
       </w:pPr>
       <w:rPr>
-        <w:rFonts w:ascii="Symbol" w:hAnsi="Symbol" w:hint="default"/>
+        <w:rFonts w:hint="default" w:ascii="Symbol" w:hAnsi="Symbol"/>
       </w:rPr>
     </w:lvl>
     <w:lvl w:ilvl="7" w:tplc="240A0003" w:tentative="1">
@@ -19089,7 +18603,7 @@
         <w:ind w:left="6469" w:hanging="360"/>
       </w:pPr>
       <w:rPr>
-        <w:rFonts w:ascii="Courier New" w:hAnsi="Courier New" w:cs="Courier New" w:hint="default"/>
+        <w:rFonts w:hint="default" w:ascii="Courier New" w:hAnsi="Courier New" w:cs="Courier New"/>
       </w:rPr>
     </w:lvl>
     <w:lvl w:ilvl="8" w:tplc="240A0005" w:tentative="1">
@@ -19101,7 +18615,7 @@
         <w:ind w:left="7189" w:hanging="360"/>
       </w:pPr>
       <w:rPr>
-        <w:rFonts w:ascii="Wingdings" w:hAnsi="Wingdings" w:hint="default"/>
+        <w:rFonts w:hint="default" w:ascii="Wingdings" w:hAnsi="Wingdings"/>
       </w:rPr>
     </w:lvl>
   </w:abstractNum>
@@ -19118,7 +18632,7 @@
         <w:ind w:left="1429" w:hanging="360"/>
       </w:pPr>
       <w:rPr>
-        <w:rFonts w:ascii="Symbol" w:hAnsi="Symbol" w:hint="default"/>
+        <w:rFonts w:hint="default" w:ascii="Symbol" w:hAnsi="Symbol"/>
       </w:rPr>
     </w:lvl>
     <w:lvl w:ilvl="1" w:tplc="240A0003" w:tentative="1">
@@ -19130,7 +18644,7 @@
         <w:ind w:left="2149" w:hanging="360"/>
       </w:pPr>
       <w:rPr>
-        <w:rFonts w:ascii="Courier New" w:hAnsi="Courier New" w:cs="Courier New" w:hint="default"/>
+        <w:rFonts w:hint="default" w:ascii="Courier New" w:hAnsi="Courier New" w:cs="Courier New"/>
       </w:rPr>
     </w:lvl>
     <w:lvl w:ilvl="2" w:tplc="240A0005" w:tentative="1">
@@ -19142,7 +18656,7 @@
         <w:ind w:left="2869" w:hanging="360"/>
       </w:pPr>
       <w:rPr>
-        <w:rFonts w:ascii="Wingdings" w:hAnsi="Wingdings" w:hint="default"/>
+        <w:rFonts w:hint="default" w:ascii="Wingdings" w:hAnsi="Wingdings"/>
       </w:rPr>
     </w:lvl>
     <w:lvl w:ilvl="3" w:tplc="240A0001" w:tentative="1">
@@ -19154,7 +18668,7 @@
         <w:ind w:left="3589" w:hanging="360"/>
       </w:pPr>
       <w:rPr>
-        <w:rFonts w:ascii="Symbol" w:hAnsi="Symbol" w:hint="default"/>
+        <w:rFonts w:hint="default" w:ascii="Symbol" w:hAnsi="Symbol"/>
       </w:rPr>
     </w:lvl>
     <w:lvl w:ilvl="4" w:tplc="240A0003" w:tentative="1">
@@ -19166,7 +18680,7 @@
         <w:ind w:left="4309" w:hanging="360"/>
       </w:pPr>
       <w:rPr>
-        <w:rFonts w:ascii="Courier New" w:hAnsi="Courier New" w:cs="Courier New" w:hint="default"/>
+        <w:rFonts w:hint="default" w:ascii="Courier New" w:hAnsi="Courier New" w:cs="Courier New"/>
       </w:rPr>
     </w:lvl>
     <w:lvl w:ilvl="5" w:tplc="240A0005" w:tentative="1">
@@ -19178,7 +18692,7 @@
         <w:ind w:left="5029" w:hanging="360"/>
       </w:pPr>
       <w:rPr>
-        <w:rFonts w:ascii="Wingdings" w:hAnsi="Wingdings" w:hint="default"/>
+        <w:rFonts w:hint="default" w:ascii="Wingdings" w:hAnsi="Wingdings"/>
       </w:rPr>
     </w:lvl>
     <w:lvl w:ilvl="6" w:tplc="240A0001" w:tentative="1">
@@ -19190,7 +18704,7 @@
         <w:ind w:left="5749" w:hanging="360"/>
       </w:pPr>
       <w:rPr>
-        <w:rFonts w:ascii="Symbol" w:hAnsi="Symbol" w:hint="default"/>
+        <w:rFonts w:hint="default" w:ascii="Symbol" w:hAnsi="Symbol"/>
       </w:rPr>
     </w:lvl>
     <w:lvl w:ilvl="7" w:tplc="240A0003" w:tentative="1">
@@ -19202,7 +18716,7 @@
         <w:ind w:left="6469" w:hanging="360"/>
       </w:pPr>
       <w:rPr>
-        <w:rFonts w:ascii="Courier New" w:hAnsi="Courier New" w:cs="Courier New" w:hint="default"/>
+        <w:rFonts w:hint="default" w:ascii="Courier New" w:hAnsi="Courier New" w:cs="Courier New"/>
       </w:rPr>
     </w:lvl>
     <w:lvl w:ilvl="8" w:tplc="240A0005" w:tentative="1">
@@ -19214,7 +18728,7 @@
         <w:ind w:left="7189" w:hanging="360"/>
       </w:pPr>
       <w:rPr>
-        <w:rFonts w:ascii="Wingdings" w:hAnsi="Wingdings" w:hint="default"/>
+        <w:rFonts w:hint="default" w:ascii="Wingdings" w:hAnsi="Wingdings"/>
       </w:rPr>
     </w:lvl>
   </w:abstractNum>
@@ -19286,11 +18800,11 @@
 </file>
 
 <file path=word/styles.xml><?xml version="1.0" encoding="utf-8"?>
-<w:styles xmlns:mc="http://schemas.openxmlformats.org/markup-compatibility/2006" xmlns:r="http://schemas.openxmlformats.org/officeDocument/2006/relationships" xmlns:w="http://schemas.openxmlformats.org/wordprocessingml/2006/main" xmlns:w14="http://schemas.microsoft.com/office/word/2010/wordml" xmlns:w15="http://schemas.microsoft.com/office/word/2012/wordml" xmlns:w16cex="http://schemas.microsoft.com/office/word/2018/wordml/cex" xmlns:w16cid="http://schemas.microsoft.com/office/word/2016/wordml/cid" xmlns:w16="http://schemas.microsoft.com/office/word/2018/wordml" xmlns:w16du="http://schemas.microsoft.com/office/word/2023/wordml/word16du" xmlns:w16sdtdh="http://schemas.microsoft.com/office/word/2020/wordml/sdtdatahash" xmlns:w16sdtfl="http://schemas.microsoft.com/office/word/2024/wordml/sdtformatlock" xmlns:w16se="http://schemas.microsoft.com/office/word/2015/wordml/symex" mc:Ignorable="w14 w15 w16se w16cid w16 w16cex w16sdtdh w16sdtfl w16du">
+<w:styles xmlns:wp14="http://schemas.microsoft.com/office/word/2010/wordprocessingDrawing" xmlns:mc="http://schemas.openxmlformats.org/markup-compatibility/2006" xmlns:r="http://schemas.openxmlformats.org/officeDocument/2006/relationships" xmlns:w="http://schemas.openxmlformats.org/wordprocessingml/2006/main" xmlns:w14="http://schemas.microsoft.com/office/word/2010/wordml" xmlns:w15="http://schemas.microsoft.com/office/word/2012/wordml" xmlns:w16cex="http://schemas.microsoft.com/office/word/2018/wordml/cex" xmlns:w16cid="http://schemas.microsoft.com/office/word/2016/wordml/cid" xmlns:w16="http://schemas.microsoft.com/office/word/2018/wordml" xmlns:w16du="http://schemas.microsoft.com/office/word/2023/wordml/word16du" xmlns:w16sdtdh="http://schemas.microsoft.com/office/word/2020/wordml/sdtdatahash" xmlns:w16sdtfl="http://schemas.microsoft.com/office/word/2024/wordml/sdtformatlock" xmlns:w16se="http://schemas.microsoft.com/office/word/2015/wordml/symex" mc:Ignorable="w14 w15 w16se w16cid w16 w16cex w16sdtdh w16sdtfl w16du wp14">
   <w:docDefaults>
     <w:rPrDefault>
       <w:rPr>
-        <w:rFonts w:asciiTheme="minorHAnsi" w:eastAsiaTheme="minorHAnsi" w:hAnsiTheme="minorHAnsi" w:cstheme="minorBidi"/>
+        <w:rFonts w:asciiTheme="minorHAnsi" w:hAnsiTheme="minorHAnsi" w:eastAsiaTheme="minorHAnsi" w:cstheme="minorBidi"/>
         <w:kern w:val="2"/>
         <w:sz w:val="22"/>
         <w:szCs w:val="22"/>
@@ -19307,14 +18821,14 @@
   <w:latentStyles w:defLockedState="0" w:defUIPriority="99" w:defSemiHidden="0" w:defUnhideWhenUsed="0" w:defQFormat="0" w:count="376">
     <w:lsdException w:name="Normal" w:uiPriority="0" w:qFormat="1"/>
     <w:lsdException w:name="heading 1" w:uiPriority="9" w:qFormat="1"/>
-    <w:lsdException w:name="heading 2" w:semiHidden="1" w:uiPriority="9" w:unhideWhenUsed="1" w:qFormat="1"/>
-    <w:lsdException w:name="heading 3" w:semiHidden="1" w:uiPriority="9" w:unhideWhenUsed="1" w:qFormat="1"/>
-    <w:lsdException w:name="heading 4" w:semiHidden="1" w:uiPriority="9" w:unhideWhenUsed="1" w:qFormat="1"/>
-    <w:lsdException w:name="heading 5" w:semiHidden="1" w:uiPriority="9" w:unhideWhenUsed="1" w:qFormat="1"/>
-    <w:lsdException w:name="heading 6" w:semiHidden="1" w:uiPriority="9" w:unhideWhenUsed="1"/>
-    <w:lsdException w:name="heading 7" w:semiHidden="1" w:uiPriority="9" w:unhideWhenUsed="1" w:qFormat="1"/>
-    <w:lsdException w:name="heading 8" w:semiHidden="1" w:uiPriority="9" w:unhideWhenUsed="1" w:qFormat="1"/>
-    <w:lsdException w:name="heading 9" w:semiHidden="1" w:uiPriority="9" w:unhideWhenUsed="1" w:qFormat="1"/>
+    <w:lsdException w:name="heading 2" w:uiPriority="9" w:semiHidden="1" w:unhideWhenUsed="1" w:qFormat="1"/>
+    <w:lsdException w:name="heading 3" w:uiPriority="9" w:semiHidden="1" w:unhideWhenUsed="1" w:qFormat="1"/>
+    <w:lsdException w:name="heading 4" w:uiPriority="9" w:semiHidden="1" w:unhideWhenUsed="1" w:qFormat="1"/>
+    <w:lsdException w:name="heading 5" w:uiPriority="9" w:semiHidden="1" w:unhideWhenUsed="1" w:qFormat="1"/>
+    <w:lsdException w:name="heading 6" w:uiPriority="9" w:semiHidden="1" w:unhideWhenUsed="1"/>
+    <w:lsdException w:name="heading 7" w:uiPriority="9" w:semiHidden="1" w:unhideWhenUsed="1" w:qFormat="1"/>
+    <w:lsdException w:name="heading 8" w:uiPriority="9" w:semiHidden="1" w:unhideWhenUsed="1" w:qFormat="1"/>
+    <w:lsdException w:name="heading 9" w:uiPriority="9" w:semiHidden="1" w:unhideWhenUsed="1" w:qFormat="1"/>
     <w:lsdException w:name="index 1" w:semiHidden="1" w:unhideWhenUsed="1"/>
     <w:lsdException w:name="index 2" w:semiHidden="1" w:unhideWhenUsed="1"/>
     <w:lsdException w:name="index 3" w:semiHidden="1" w:unhideWhenUsed="1"/>
@@ -19324,22 +18838,22 @@
     <w:lsdException w:name="index 7" w:semiHidden="1" w:unhideWhenUsed="1"/>
     <w:lsdException w:name="index 8" w:semiHidden="1" w:unhideWhenUsed="1"/>
     <w:lsdException w:name="index 9" w:semiHidden="1" w:unhideWhenUsed="1"/>
-    <w:lsdException w:name="toc 1" w:semiHidden="1" w:uiPriority="39" w:unhideWhenUsed="1"/>
-    <w:lsdException w:name="toc 2" w:semiHidden="1" w:uiPriority="39" w:unhideWhenUsed="1"/>
-    <w:lsdException w:name="toc 3" w:semiHidden="1" w:uiPriority="39" w:unhideWhenUsed="1"/>
-    <w:lsdException w:name="toc 4" w:semiHidden="1" w:uiPriority="39" w:unhideWhenUsed="1"/>
-    <w:lsdException w:name="toc 5" w:semiHidden="1" w:uiPriority="39" w:unhideWhenUsed="1"/>
-    <w:lsdException w:name="toc 6" w:semiHidden="1" w:uiPriority="39" w:unhideWhenUsed="1"/>
-    <w:lsdException w:name="toc 7" w:semiHidden="1" w:uiPriority="39" w:unhideWhenUsed="1"/>
-    <w:lsdException w:name="toc 8" w:semiHidden="1" w:uiPriority="39" w:unhideWhenUsed="1"/>
-    <w:lsdException w:name="toc 9" w:semiHidden="1" w:uiPriority="39" w:unhideWhenUsed="1"/>
+    <w:lsdException w:name="toc 1" w:uiPriority="39" w:semiHidden="1" w:unhideWhenUsed="1"/>
+    <w:lsdException w:name="toc 2" w:uiPriority="39" w:semiHidden="1" w:unhideWhenUsed="1"/>
+    <w:lsdException w:name="toc 3" w:uiPriority="39" w:semiHidden="1" w:unhideWhenUsed="1"/>
+    <w:lsdException w:name="toc 4" w:uiPriority="39" w:semiHidden="1" w:unhideWhenUsed="1"/>
+    <w:lsdException w:name="toc 5" w:uiPriority="39" w:semiHidden="1" w:unhideWhenUsed="1"/>
+    <w:lsdException w:name="toc 6" w:uiPriority="39" w:semiHidden="1" w:unhideWhenUsed="1"/>
+    <w:lsdException w:name="toc 7" w:uiPriority="39" w:semiHidden="1" w:unhideWhenUsed="1"/>
+    <w:lsdException w:name="toc 8" w:uiPriority="39" w:semiHidden="1" w:unhideWhenUsed="1"/>
+    <w:lsdException w:name="toc 9" w:uiPriority="39" w:semiHidden="1" w:unhideWhenUsed="1"/>
     <w:lsdException w:name="Normal Indent" w:semiHidden="1" w:unhideWhenUsed="1"/>
     <w:lsdException w:name="footnote text" w:semiHidden="1" w:unhideWhenUsed="1"/>
     <w:lsdException w:name="annotation text" w:semiHidden="1" w:unhideWhenUsed="1"/>
     <w:lsdException w:name="header" w:semiHidden="1" w:unhideWhenUsed="1"/>
     <w:lsdException w:name="footer" w:semiHidden="1" w:unhideWhenUsed="1"/>
     <w:lsdException w:name="index heading" w:semiHidden="1" w:unhideWhenUsed="1"/>
-    <w:lsdException w:name="caption" w:semiHidden="1" w:uiPriority="35" w:unhideWhenUsed="1" w:qFormat="1"/>
+    <w:lsdException w:name="caption" w:uiPriority="35" w:semiHidden="1" w:unhideWhenUsed="1" w:qFormat="1"/>
     <w:lsdException w:name="table of figures" w:semiHidden="1" w:unhideWhenUsed="1"/>
     <w:lsdException w:name="envelope address" w:semiHidden="1" w:unhideWhenUsed="1"/>
     <w:lsdException w:name="envelope return" w:semiHidden="1" w:unhideWhenUsed="1"/>
@@ -19370,7 +18884,7 @@
     <w:lsdException w:name="Title" w:uiPriority="10" w:qFormat="1"/>
     <w:lsdException w:name="Closing" w:semiHidden="1" w:unhideWhenUsed="1"/>
     <w:lsdException w:name="Signature" w:semiHidden="1" w:unhideWhenUsed="1"/>
-    <w:lsdException w:name="Default Paragraph Font" w:semiHidden="1" w:uiPriority="1" w:unhideWhenUsed="1"/>
+    <w:lsdException w:name="Default Paragraph Font" w:uiPriority="1" w:semiHidden="1" w:unhideWhenUsed="1"/>
     <w:lsdException w:name="Body Text" w:semiHidden="1" w:unhideWhenUsed="1"/>
     <w:lsdException w:name="Body Text Indent" w:semiHidden="1" w:unhideWhenUsed="1"/>
     <w:lsdException w:name="List Continue" w:semiHidden="1" w:unhideWhenUsed="1"/>
@@ -19570,8 +19084,8 @@
     <w:lsdException w:name="Subtle Reference" w:uiPriority="31" w:qFormat="1"/>
     <w:lsdException w:name="Intense Reference" w:uiPriority="32" w:qFormat="1"/>
     <w:lsdException w:name="Book Title" w:uiPriority="33" w:qFormat="1"/>
-    <w:lsdException w:name="Bibliography" w:semiHidden="1" w:uiPriority="37" w:unhideWhenUsed="1"/>
-    <w:lsdException w:name="TOC Heading" w:semiHidden="1" w:uiPriority="39" w:unhideWhenUsed="1" w:qFormat="1"/>
+    <w:lsdException w:name="Bibliography" w:uiPriority="37" w:semiHidden="1" w:unhideWhenUsed="1"/>
+    <w:lsdException w:name="TOC Heading" w:uiPriority="39" w:semiHidden="1" w:unhideWhenUsed="1" w:qFormat="1"/>
     <w:lsdException w:name="Plain Table 1" w:uiPriority="41"/>
     <w:lsdException w:name="Plain Table 2" w:uiPriority="42"/>
     <w:lsdException w:name="Plain Table 3" w:uiPriority="43"/>
@@ -19682,7 +19196,7 @@
     <w:lsdException w:name="Unresolved Mention" w:semiHidden="1" w:unhideWhenUsed="1"/>
     <w:lsdException w:name="Smart Link" w:semiHidden="1" w:unhideWhenUsed="1"/>
   </w:latentStyles>
-  <w:style w:type="paragraph" w:default="1" w:styleId="Normal">
+  <w:style w:type="paragraph" w:styleId="Normal" w:default="1">
     <w:name w:val="Normal"/>
     <w:qFormat/>
     <w:rsid w:val="00161507"/>
@@ -19712,7 +19226,7 @@
       <w:outlineLvl w:val="0"/>
     </w:pPr>
     <w:rPr>
-      <w:rFonts w:asciiTheme="minorHAnsi" w:eastAsia="Times New Roman" w:hAnsiTheme="minorHAnsi" w:cstheme="minorHAnsi"/>
+      <w:rFonts w:eastAsia="Times New Roman" w:asciiTheme="minorHAnsi" w:hAnsiTheme="minorHAnsi" w:cstheme="minorHAnsi"/>
       <w:b/>
       <w:color w:val="12263F"/>
       <w:kern w:val="0"/>
@@ -19743,7 +19257,7 @@
       <w:outlineLvl w:val="1"/>
     </w:pPr>
     <w:rPr>
-      <w:rFonts w:ascii="Calibri" w:eastAsiaTheme="majorEastAsia" w:hAnsi="Calibri" w:cstheme="majorBidi"/>
+      <w:rFonts w:ascii="Calibri" w:hAnsi="Calibri" w:eastAsiaTheme="majorEastAsia" w:cstheme="majorBidi"/>
       <w:b/>
       <w:color w:val="000000" w:themeColor="text1"/>
       <w:kern w:val="0"/>
@@ -19818,13 +19332,13 @@
       <w:outlineLvl w:val="5"/>
     </w:pPr>
   </w:style>
-  <w:style w:type="character" w:default="1" w:styleId="Fuentedeprrafopredeter">
+  <w:style w:type="character" w:styleId="Fuentedeprrafopredeter" w:default="1">
     <w:name w:val="Default Paragraph Font"/>
     <w:uiPriority w:val="1"/>
     <w:semiHidden/>
     <w:unhideWhenUsed/>
   </w:style>
-  <w:style w:type="table" w:default="1" w:styleId="Tablanormal">
+  <w:style w:type="table" w:styleId="Tablanormal" w:default="1">
     <w:name w:val="Normal Table"/>
     <w:uiPriority w:val="99"/>
     <w:semiHidden/>
@@ -19839,7 +19353,7 @@
       </w:tblCellMar>
     </w:tblPr>
   </w:style>
-  <w:style w:type="numbering" w:default="1" w:styleId="Sinlista">
+  <w:style w:type="numbering" w:styleId="Sinlista" w:default="1">
     <w:name w:val="No List"/>
     <w:uiPriority w:val="99"/>
     <w:semiHidden/>
@@ -19857,7 +19371,7 @@
       <w:contextualSpacing/>
     </w:pPr>
   </w:style>
-  <w:style w:type="paragraph" w:customStyle="1" w:styleId="TituloPortada">
+  <w:style w:type="paragraph" w:styleId="TituloPortada" w:customStyle="1">
     <w:name w:val="Titulo Portada"/>
     <w:basedOn w:val="Normal"/>
     <w:rsid w:val="00C407C1"/>
@@ -19871,7 +19385,7 @@
       <w:lang w:val="es-419"/>
     </w:rPr>
   </w:style>
-  <w:style w:type="character" w:customStyle="1" w:styleId="Ttulo1Car">
+  <w:style w:type="character" w:styleId="Ttulo1Car" w:customStyle="1">
     <w:name w:val="Título 1 Car"/>
     <w:basedOn w:val="Fuentedeprrafopredeter"/>
     <w:link w:val="Ttulo1"/>
@@ -19890,14 +19404,14 @@
       <w14:ligatures w14:val="none"/>
     </w:rPr>
   </w:style>
-  <w:style w:type="character" w:customStyle="1" w:styleId="Ttulo2Car">
+  <w:style w:type="character" w:styleId="Ttulo2Car" w:customStyle="1">
     <w:name w:val="Título 2 Car"/>
     <w:basedOn w:val="Fuentedeprrafopredeter"/>
     <w:link w:val="Ttulo2"/>
     <w:uiPriority w:val="9"/>
     <w:rsid w:val="0058337C"/>
     <w:rPr>
-      <w:rFonts w:ascii="Calibri" w:eastAsiaTheme="majorEastAsia" w:hAnsi="Calibri" w:cstheme="majorBidi"/>
+      <w:rFonts w:ascii="Calibri" w:hAnsi="Calibri" w:eastAsiaTheme="majorEastAsia" w:cstheme="majorBidi"/>
       <w:b/>
       <w:color w:val="000000" w:themeColor="text1"/>
       <w:kern w:val="0"/>
@@ -19907,14 +19421,14 @@
       <w14:ligatures w14:val="none"/>
     </w:rPr>
   </w:style>
-  <w:style w:type="character" w:customStyle="1" w:styleId="Ttulo3Car">
+  <w:style w:type="character" w:styleId="Ttulo3Car" w:customStyle="1">
     <w:name w:val="Título 3 Car"/>
     <w:basedOn w:val="Fuentedeprrafopredeter"/>
     <w:link w:val="Ttulo3"/>
     <w:uiPriority w:val="9"/>
     <w:rsid w:val="00203367"/>
     <w:rPr>
-      <w:rFonts w:ascii="Calibri" w:eastAsiaTheme="majorEastAsia" w:hAnsi="Calibri" w:cstheme="majorBidi"/>
+      <w:rFonts w:ascii="Calibri" w:hAnsi="Calibri" w:eastAsiaTheme="majorEastAsia" w:cstheme="majorBidi"/>
       <w:b/>
       <w:iCs/>
       <w:color w:val="000000" w:themeColor="text1"/>
@@ -19945,7 +19459,7 @@
       <w14:ligatures w14:val="none"/>
     </w:rPr>
   </w:style>
-  <w:style w:type="character" w:customStyle="1" w:styleId="Extranjerismo">
+  <w:style w:type="character" w:styleId="Extranjerismo" w:customStyle="1">
     <w:name w:val="Extranjerismo"/>
     <w:basedOn w:val="Fuentedeprrafopredeter"/>
     <w:uiPriority w:val="1"/>
@@ -19956,7 +19470,7 @@
       <w:lang w:val="en-US"/>
     </w:rPr>
   </w:style>
-  <w:style w:type="paragraph" w:customStyle="1" w:styleId="Figura">
+  <w:style w:type="paragraph" w:styleId="Figura" w:customStyle="1">
     <w:name w:val="Figura"/>
     <w:basedOn w:val="Normal"/>
     <w:next w:val="Normal"/>
@@ -19979,13 +19493,13 @@
       <w:color w:val="000000" w:themeColor="text1"/>
       <w:kern w:val="0"/>
       <w:szCs w:val="24"/>
-      <w:bdr w:val="none" w:sz="0" w:space="0" w:color="auto" w:frame="1"/>
+      <w:bdr w:val="none" w:color="auto" w:sz="0" w:space="0" w:frame="1"/>
       <w:shd w:val="clear" w:color="auto" w:fill="FFFFFF"/>
       <w:lang w:val="es-419" w:eastAsia="es-CO"/>
       <w14:ligatures w14:val="none"/>
     </w:rPr>
   </w:style>
-  <w:style w:type="character" w:customStyle="1" w:styleId="FiguraCar">
+  <w:style w:type="character" w:styleId="FiguraCar" w:customStyle="1">
     <w:name w:val="Figura Car"/>
     <w:basedOn w:val="Fuentedeprrafopredeter"/>
     <w:link w:val="Figura"/>
@@ -19996,19 +19510,19 @@
       <w:kern w:val="0"/>
       <w:sz w:val="28"/>
       <w:szCs w:val="24"/>
-      <w:bdr w:val="none" w:sz="0" w:space="0" w:color="auto" w:frame="1"/>
+      <w:bdr w:val="none" w:color="auto" w:sz="0" w:space="0" w:frame="1"/>
       <w:lang w:val="es-419" w:eastAsia="es-CO"/>
       <w14:ligatures w14:val="none"/>
     </w:rPr>
   </w:style>
-  <w:style w:type="character" w:customStyle="1" w:styleId="Ttulo4Car">
+  <w:style w:type="character" w:styleId="Ttulo4Car" w:customStyle="1">
     <w:name w:val="Título 4 Car"/>
     <w:basedOn w:val="Fuentedeprrafopredeter"/>
     <w:link w:val="Ttulo4"/>
     <w:uiPriority w:val="9"/>
     <w:rsid w:val="001B57A6"/>
     <w:rPr>
-      <w:rFonts w:ascii="Calibri" w:eastAsiaTheme="majorEastAsia" w:hAnsi="Calibri" w:cstheme="majorBidi"/>
+      <w:rFonts w:ascii="Calibri" w:hAnsi="Calibri" w:eastAsiaTheme="majorEastAsia" w:cstheme="majorBidi"/>
       <w:b/>
       <w:color w:val="000000" w:themeColor="text1"/>
       <w:kern w:val="0"/>
@@ -20018,14 +19532,14 @@
       <w14:ligatures w14:val="none"/>
     </w:rPr>
   </w:style>
-  <w:style w:type="character" w:customStyle="1" w:styleId="Ttulo5Car">
+  <w:style w:type="character" w:styleId="Ttulo5Car" w:customStyle="1">
     <w:name w:val="Título 5 Car"/>
     <w:basedOn w:val="Fuentedeprrafopredeter"/>
     <w:link w:val="Ttulo5"/>
     <w:uiPriority w:val="9"/>
     <w:rsid w:val="00746AD1"/>
     <w:rPr>
-      <w:rFonts w:ascii="Calibri" w:eastAsiaTheme="majorEastAsia" w:hAnsi="Calibri" w:cstheme="majorBidi"/>
+      <w:rFonts w:ascii="Calibri" w:hAnsi="Calibri" w:eastAsiaTheme="majorEastAsia" w:cstheme="majorBidi"/>
       <w:b/>
       <w:color w:val="000000" w:themeColor="text1"/>
       <w:kern w:val="0"/>
@@ -20035,7 +19549,7 @@
       <w14:ligatures w14:val="none"/>
     </w:rPr>
   </w:style>
-  <w:style w:type="paragraph" w:customStyle="1" w:styleId="Tabla">
+  <w:style w:type="paragraph" w:styleId="Tabla" w:customStyle="1">
     <w:name w:val="Tabla"/>
     <w:basedOn w:val="Normal"/>
     <w:next w:val="Normal"/>
@@ -20071,28 +19585,28 @@
       <w:contextualSpacing/>
     </w:pPr>
     <w:rPr>
-      <w:rFonts w:asciiTheme="majorHAnsi" w:eastAsiaTheme="majorEastAsia" w:hAnsiTheme="majorHAnsi" w:cstheme="majorBidi"/>
+      <w:rFonts w:asciiTheme="majorHAnsi" w:hAnsiTheme="majorHAnsi" w:eastAsiaTheme="majorEastAsia" w:cstheme="majorBidi"/>
       <w:spacing w:val="-10"/>
       <w:kern w:val="28"/>
       <w:sz w:val="56"/>
       <w:szCs w:val="56"/>
     </w:rPr>
   </w:style>
-  <w:style w:type="character" w:customStyle="1" w:styleId="TtuloCar">
+  <w:style w:type="character" w:styleId="TtuloCar" w:customStyle="1">
     <w:name w:val="Título Car"/>
     <w:basedOn w:val="Fuentedeprrafopredeter"/>
     <w:link w:val="Ttulo"/>
     <w:uiPriority w:val="10"/>
     <w:rsid w:val="00590D20"/>
     <w:rPr>
-      <w:rFonts w:asciiTheme="majorHAnsi" w:eastAsiaTheme="majorEastAsia" w:hAnsiTheme="majorHAnsi" w:cstheme="majorBidi"/>
+      <w:rFonts w:asciiTheme="majorHAnsi" w:hAnsiTheme="majorHAnsi" w:eastAsiaTheme="majorEastAsia" w:cstheme="majorBidi"/>
       <w:spacing w:val="-10"/>
       <w:kern w:val="28"/>
       <w:sz w:val="56"/>
       <w:szCs w:val="56"/>
     </w:rPr>
   </w:style>
-  <w:style w:type="character" w:customStyle="1" w:styleId="TablaCar">
+  <w:style w:type="character" w:styleId="TablaCar" w:customStyle="1">
     <w:name w:val="Tabla Car"/>
     <w:basedOn w:val="Fuentedeprrafopredeter"/>
     <w:link w:val="Tabla"/>
@@ -20107,7 +19621,7 @@
       <w14:ligatures w14:val="none"/>
     </w:rPr>
   </w:style>
-  <w:style w:type="table" w:customStyle="1" w:styleId="SENA">
+  <w:style w:type="table" w:styleId="SENA" w:customStyle="1">
     <w:name w:val="SENA"/>
     <w:basedOn w:val="Tablanormal"/>
     <w:uiPriority w:val="99"/>
@@ -20124,18 +19638,18 @@
     <w:tblPr>
       <w:tblStyleRowBandSize w:val="1"/>
       <w:tblBorders>
-        <w:top w:val="single" w:sz="4" w:space="0" w:color="D9D9D9" w:themeColor="background1" w:themeShade="D9"/>
-        <w:left w:val="single" w:sz="4" w:space="0" w:color="D9D9D9" w:themeColor="background1" w:themeShade="D9"/>
-        <w:bottom w:val="single" w:sz="4" w:space="0" w:color="D9D9D9" w:themeColor="background1" w:themeShade="D9"/>
-        <w:right w:val="single" w:sz="4" w:space="0" w:color="D9D9D9" w:themeColor="background1" w:themeShade="D9"/>
-        <w:insideH w:val="single" w:sz="4" w:space="0" w:color="D9D9D9" w:themeColor="background1" w:themeShade="D9"/>
-        <w:insideV w:val="single" w:sz="4" w:space="0" w:color="D9D9D9" w:themeColor="background1" w:themeShade="D9"/>
+        <w:top w:val="single" w:color="D9D9D9" w:themeColor="background1" w:themeShade="D9" w:sz="4" w:space="0"/>
+        <w:left w:val="single" w:color="D9D9D9" w:themeColor="background1" w:themeShade="D9" w:sz="4" w:space="0"/>
+        <w:bottom w:val="single" w:color="D9D9D9" w:themeColor="background1" w:themeShade="D9" w:sz="4" w:space="0"/>
+        <w:right w:val="single" w:color="D9D9D9" w:themeColor="background1" w:themeShade="D9" w:sz="4" w:space="0"/>
+        <w:insideH w:val="single" w:color="D9D9D9" w:themeColor="background1" w:themeShade="D9" w:sz="4" w:space="0"/>
+        <w:insideV w:val="single" w:color="D9D9D9" w:themeColor="background1" w:themeShade="D9" w:sz="4" w:space="0"/>
       </w:tblBorders>
     </w:tblPr>
     <w:tblStylePr w:type="firstRow">
       <w:pPr>
         <w:wordWrap/>
-        <w:spacing w:beforeLines="0" w:before="120" w:beforeAutospacing="0" w:afterLines="0" w:after="120" w:afterAutospacing="0"/>
+        <w:spacing w:before="120" w:beforeLines="0" w:beforeAutospacing="0" w:after="120" w:afterLines="0" w:afterAutospacing="0"/>
       </w:pPr>
       <w:rPr>
         <w:b/>
@@ -20162,12 +19676,12 @@
     </w:pPr>
     <w:tblPr>
       <w:tblBorders>
-        <w:top w:val="single" w:sz="4" w:space="0" w:color="auto"/>
-        <w:left w:val="single" w:sz="4" w:space="0" w:color="auto"/>
-        <w:bottom w:val="single" w:sz="4" w:space="0" w:color="auto"/>
-        <w:right w:val="single" w:sz="4" w:space="0" w:color="auto"/>
-        <w:insideH w:val="single" w:sz="4" w:space="0" w:color="auto"/>
-        <w:insideV w:val="single" w:sz="4" w:space="0" w:color="auto"/>
+        <w:top w:val="single" w:color="auto" w:sz="4" w:space="0"/>
+        <w:left w:val="single" w:color="auto" w:sz="4" w:space="0"/>
+        <w:bottom w:val="single" w:color="auto" w:sz="4" w:space="0"/>
+        <w:right w:val="single" w:color="auto" w:sz="4" w:space="0"/>
+        <w:insideH w:val="single" w:color="auto" w:sz="4" w:space="0"/>
+        <w:insideV w:val="single" w:color="auto" w:sz="4" w:space="0"/>
       </w:tblBorders>
     </w:tblPr>
   </w:style>
@@ -20182,7 +19696,7 @@
       <w:u w:val="single"/>
     </w:rPr>
   </w:style>
-  <w:style w:type="paragraph" w:customStyle="1" w:styleId="Video">
+  <w:style w:type="paragraph" w:styleId="Video" w:customStyle="1">
     <w:name w:val="Video"/>
     <w:basedOn w:val="Normal"/>
     <w:next w:val="Normal"/>
@@ -20204,7 +19718,7 @@
       <w14:ligatures w14:val="none"/>
     </w:rPr>
   </w:style>
-  <w:style w:type="character" w:customStyle="1" w:styleId="VideoCar">
+  <w:style w:type="character" w:styleId="VideoCar" w:customStyle="1">
     <w:name w:val="Video Car"/>
     <w:basedOn w:val="Fuentedeprrafopredeter"/>
     <w:link w:val="Video"/>
@@ -20245,12 +19759,12 @@
       <w:tblStyleRowBandSize w:val="1"/>
       <w:tblStyleColBandSize w:val="1"/>
       <w:tblBorders>
-        <w:top w:val="single" w:sz="4" w:space="0" w:color="C9C9C9" w:themeColor="accent3" w:themeTint="99"/>
-        <w:left w:val="single" w:sz="4" w:space="0" w:color="C9C9C9" w:themeColor="accent3" w:themeTint="99"/>
-        <w:bottom w:val="single" w:sz="4" w:space="0" w:color="C9C9C9" w:themeColor="accent3" w:themeTint="99"/>
-        <w:right w:val="single" w:sz="4" w:space="0" w:color="C9C9C9" w:themeColor="accent3" w:themeTint="99"/>
-        <w:insideH w:val="single" w:sz="4" w:space="0" w:color="C9C9C9" w:themeColor="accent3" w:themeTint="99"/>
-        <w:insideV w:val="single" w:sz="4" w:space="0" w:color="C9C9C9" w:themeColor="accent3" w:themeTint="99"/>
+        <w:top w:val="single" w:color="C9C9C9" w:themeColor="accent3" w:themeTint="99" w:sz="4" w:space="0"/>
+        <w:left w:val="single" w:color="C9C9C9" w:themeColor="accent3" w:themeTint="99" w:sz="4" w:space="0"/>
+        <w:bottom w:val="single" w:color="C9C9C9" w:themeColor="accent3" w:themeTint="99" w:sz="4" w:space="0"/>
+        <w:right w:val="single" w:color="C9C9C9" w:themeColor="accent3" w:themeTint="99" w:sz="4" w:space="0"/>
+        <w:insideH w:val="single" w:color="C9C9C9" w:themeColor="accent3" w:themeTint="99" w:sz="4" w:space="0"/>
+        <w:insideV w:val="single" w:color="C9C9C9" w:themeColor="accent3" w:themeTint="99" w:sz="4" w:space="0"/>
       </w:tblBorders>
     </w:tblPr>
     <w:tblStylePr w:type="firstRow">
@@ -20262,10 +19776,10 @@
       <w:tblPr/>
       <w:tcPr>
         <w:tcBorders>
-          <w:top w:val="single" w:sz="4" w:space="0" w:color="A5A5A5" w:themeColor="accent3"/>
-          <w:left w:val="single" w:sz="4" w:space="0" w:color="A5A5A5" w:themeColor="accent3"/>
-          <w:bottom w:val="single" w:sz="4" w:space="0" w:color="A5A5A5" w:themeColor="accent3"/>
-          <w:right w:val="single" w:sz="4" w:space="0" w:color="A5A5A5" w:themeColor="accent3"/>
+          <w:top w:val="single" w:color="A5A5A5" w:themeColor="accent3" w:sz="4" w:space="0"/>
+          <w:left w:val="single" w:color="A5A5A5" w:themeColor="accent3" w:sz="4" w:space="0"/>
+          <w:bottom w:val="single" w:color="A5A5A5" w:themeColor="accent3" w:sz="4" w:space="0"/>
+          <w:right w:val="single" w:color="A5A5A5" w:themeColor="accent3" w:sz="4" w:space="0"/>
           <w:insideH w:val="nil"/>
           <w:insideV w:val="nil"/>
         </w:tcBorders>
@@ -20280,7 +19794,7 @@
       <w:tblPr/>
       <w:tcPr>
         <w:tcBorders>
-          <w:top w:val="double" w:sz="4" w:space="0" w:color="A5A5A5" w:themeColor="accent3"/>
+          <w:top w:val="double" w:color="A5A5A5" w:themeColor="accent3" w:sz="4" w:space="0"/>
         </w:tcBorders>
       </w:tcPr>
     </w:tblStylePr>
@@ -20309,7 +19823,7 @@
       </w:tcPr>
     </w:tblStylePr>
   </w:style>
-  <w:style w:type="paragraph" w:customStyle="1" w:styleId="Tablas">
+  <w:style w:type="paragraph" w:styleId="Tablas" w:customStyle="1">
     <w:name w:val="Tablas"/>
     <w:qFormat/>
     <w:rsid w:val="00CE2C4A"/>
@@ -20326,7 +19840,7 @@
       <w14:ligatures w14:val="none"/>
     </w:rPr>
   </w:style>
-  <w:style w:type="paragraph" w:customStyle="1" w:styleId="TextoTablas">
+  <w:style w:type="paragraph" w:styleId="TextoTablas" w:customStyle="1">
     <w:name w:val="Texto_Tablas"/>
     <w:basedOn w:val="Normal"/>
     <w:qFormat/>
@@ -20427,7 +19941,7 @@
       <w:spacing w:before="0" w:after="0" w:line="240" w:lineRule="auto"/>
     </w:pPr>
   </w:style>
-  <w:style w:type="character" w:customStyle="1" w:styleId="EncabezadoCar">
+  <w:style w:type="character" w:styleId="EncabezadoCar" w:customStyle="1">
     <w:name w:val="Encabezado Car"/>
     <w:basedOn w:val="Fuentedeprrafopredeter"/>
     <w:link w:val="Encabezado"/>
@@ -20452,7 +19966,7 @@
       <w:spacing w:before="0" w:after="0" w:line="240" w:lineRule="auto"/>
     </w:pPr>
   </w:style>
-  <w:style w:type="character" w:customStyle="1" w:styleId="PiedepginaCar">
+  <w:style w:type="character" w:styleId="PiedepginaCar" w:customStyle="1">
     <w:name w:val="Pie de página Car"/>
     <w:basedOn w:val="Fuentedeprrafopredeter"/>
     <w:link w:val="Piedepgina"/>
@@ -20462,7 +19976,7 @@
       <w:sz w:val="28"/>
     </w:rPr>
   </w:style>
-  <w:style w:type="character" w:customStyle="1" w:styleId="Ttulo6Car">
+  <w:style w:type="character" w:styleId="Ttulo6Car" w:customStyle="1">
     <w:name w:val="Título 6 Car"/>
     <w:basedOn w:val="Fuentedeprrafopredeter"/>
     <w:link w:val="Ttulo6"/>
@@ -20470,7 +19984,7 @@
     <w:semiHidden/>
     <w:rsid w:val="00C7377B"/>
     <w:rPr>
-      <w:rFonts w:ascii="Calibri" w:eastAsiaTheme="majorEastAsia" w:hAnsi="Calibri" w:cstheme="majorBidi"/>
+      <w:rFonts w:ascii="Calibri" w:hAnsi="Calibri" w:eastAsiaTheme="majorEastAsia" w:cstheme="majorBidi"/>
       <w:b/>
       <w:color w:val="000000" w:themeColor="text1"/>
       <w:kern w:val="0"/>
@@ -20480,7 +19994,7 @@
       <w14:ligatures w14:val="none"/>
     </w:rPr>
   </w:style>
-  <w:style w:type="paragraph" w:customStyle="1" w:styleId="Titulosgenerales">
+  <w:style w:type="paragraph" w:styleId="Titulosgenerales" w:customStyle="1">
     <w:name w:val="Titulos generales"/>
     <w:basedOn w:val="Ttulo1"/>
     <w:qFormat/>
@@ -20513,7 +20027,7 @@
       <w:szCs w:val="18"/>
     </w:rPr>
   </w:style>
-  <w:style w:type="character" w:customStyle="1" w:styleId="TextodegloboCar">
+  <w:style w:type="character" w:styleId="TextodegloboCar" w:customStyle="1">
     <w:name w:val="Texto de globo Car"/>
     <w:basedOn w:val="Fuentedeprrafopredeter"/>
     <w:link w:val="Textodeglobo"/>
@@ -20538,12 +20052,12 @@
       <w:u w:val="single"/>
     </w:rPr>
   </w:style>
-  <w:style w:type="character" w:customStyle="1" w:styleId="normaltextrun">
+  <w:style w:type="character" w:styleId="normaltextrun" w:customStyle="1">
     <w:name w:val="normaltextrun"/>
     <w:basedOn w:val="Fuentedeprrafopredeter"/>
     <w:rsid w:val="00D05DAD"/>
   </w:style>
-  <w:style w:type="character" w:customStyle="1" w:styleId="eop">
+  <w:style w:type="character" w:styleId="eop" w:customStyle="1">
     <w:name w:val="eop"/>
     <w:basedOn w:val="Fuentedeprrafopredeter"/>
     <w:rsid w:val="00D05DAD"/>
@@ -20558,7 +20072,7 @@
       <w:color w:val="808080"/>
     </w:rPr>
   </w:style>
-  <w:style w:type="paragraph" w:customStyle="1" w:styleId="Normal0">
+  <w:style w:type="paragraph" w:styleId="Normal0" w:customStyle="1">
     <w:name w:val="Normal0"/>
     <w:qFormat/>
     <w:rsid w:val="000D1939"/>
@@ -20566,13 +20080,13 @@
       <w:spacing w:after="0" w:line="276" w:lineRule="auto"/>
     </w:pPr>
     <w:rPr>
-      <w:rFonts w:ascii="Arial" w:eastAsia="Arial" w:hAnsi="Arial" w:cs="Arial"/>
+      <w:rFonts w:ascii="Arial" w:hAnsi="Arial" w:eastAsia="Arial" w:cs="Arial"/>
       <w:kern w:val="0"/>
       <w:lang w:eastAsia="ja-JP"/>
       <w14:ligatures w14:val="none"/>
     </w:rPr>
   </w:style>
-  <w:style w:type="character" w:customStyle="1" w:styleId="PrrafodelistaCar">
+  <w:style w:type="character" w:styleId="PrrafodelistaCar" w:customStyle="1">
     <w:name w:val="Párrafo de lista Car"/>
     <w:link w:val="Prrafodelista"/>
     <w:uiPriority w:val="34"/>
@@ -20593,7 +20107,7 @@
       <w:ind w:firstLine="0"/>
     </w:pPr>
     <w:rPr>
-      <w:rFonts w:ascii="Arial" w:eastAsia="Arial" w:hAnsi="Arial" w:cs="Arial"/>
+      <w:rFonts w:ascii="Arial" w:hAnsi="Arial" w:eastAsia="Arial" w:cs="Arial"/>
       <w:kern w:val="0"/>
       <w:sz w:val="20"/>
       <w:szCs w:val="20"/>
@@ -20601,14 +20115,14 @@
       <w14:ligatures w14:val="none"/>
     </w:rPr>
   </w:style>
-  <w:style w:type="character" w:customStyle="1" w:styleId="TextocomentarioCar">
+  <w:style w:type="character" w:styleId="TextocomentarioCar" w:customStyle="1">
     <w:name w:val="Texto comentario Car"/>
     <w:basedOn w:val="Fuentedeprrafopredeter"/>
     <w:link w:val="Textocomentario"/>
     <w:uiPriority w:val="99"/>
     <w:rsid w:val="002560EA"/>
     <w:rPr>
-      <w:rFonts w:ascii="Arial" w:eastAsia="Arial" w:hAnsi="Arial" w:cs="Arial"/>
+      <w:rFonts w:ascii="Arial" w:hAnsi="Arial" w:eastAsia="Arial" w:cs="Arial"/>
       <w:kern w:val="0"/>
       <w:sz w:val="20"/>
       <w:szCs w:val="20"/>
@@ -20628,7 +20142,7 @@
       <w:szCs w:val="16"/>
     </w:rPr>
   </w:style>
-  <w:style w:type="paragraph" w:customStyle="1" w:styleId="Normal10">
+  <w:style w:type="paragraph" w:styleId="Normal10" w:customStyle="1">
     <w:name w:val="Normal10"/>
     <w:qFormat/>
     <w:rsid w:val="00F05438"/>
@@ -20636,7 +20150,7 @@
       <w:spacing w:after="0" w:line="276" w:lineRule="auto"/>
     </w:pPr>
     <w:rPr>
-      <w:rFonts w:ascii="Arial" w:eastAsia="Arial" w:hAnsi="Arial" w:cs="Arial"/>
+      <w:rFonts w:ascii="Arial" w:hAnsi="Arial" w:eastAsia="Arial" w:cs="Arial"/>
       <w:kern w:val="0"/>
       <w:lang w:eastAsia="ja-JP"/>
       <w14:ligatures w14:val="none"/>
@@ -20653,7 +20167,7 @@
       <w:ind w:firstLine="0"/>
     </w:pPr>
     <w:rPr>
-      <w:rFonts w:ascii="Times New Roman" w:eastAsia="Times New Roman" w:hAnsi="Times New Roman" w:cs="Times New Roman"/>
+      <w:rFonts w:ascii="Times New Roman" w:hAnsi="Times New Roman" w:eastAsia="Times New Roman" w:cs="Times New Roman"/>
       <w:kern w:val="0"/>
       <w:sz w:val="24"/>
       <w:szCs w:val="24"/>
@@ -20697,7 +20211,7 @@
       <w:ind w:firstLine="709"/>
     </w:pPr>
     <w:rPr>
-      <w:rFonts w:asciiTheme="minorHAnsi" w:eastAsiaTheme="minorHAnsi" w:hAnsiTheme="minorHAnsi" w:cstheme="minorBidi"/>
+      <w:rFonts w:asciiTheme="minorHAnsi" w:hAnsiTheme="minorHAnsi" w:eastAsiaTheme="minorHAnsi" w:cstheme="minorBidi"/>
       <w:b/>
       <w:bCs/>
       <w:kern w:val="2"/>
@@ -20705,7 +20219,7 @@
       <w14:ligatures w14:val="standardContextual"/>
     </w:rPr>
   </w:style>
-  <w:style w:type="character" w:customStyle="1" w:styleId="AsuntodelcomentarioCar">
+  <w:style w:type="character" w:styleId="AsuntodelcomentarioCar" w:customStyle="1">
     <w:name w:val="Asunto del comentario Car"/>
     <w:basedOn w:val="TextocomentarioCar"/>
     <w:link w:val="Asuntodelcomentario"/>
@@ -20713,7 +20227,7 @@
     <w:semiHidden/>
     <w:rsid w:val="00DF1AD1"/>
     <w:rPr>
-      <w:rFonts w:ascii="Arial" w:eastAsia="Arial" w:hAnsi="Arial" w:cs="Arial"/>
+      <w:rFonts w:ascii="Arial" w:hAnsi="Arial" w:eastAsia="Arial" w:cs="Arial"/>
       <w:b/>
       <w:bCs/>
       <w:kern w:val="0"/>
@@ -20723,7 +20237,7 @@
       <w14:ligatures w14:val="none"/>
     </w:rPr>
   </w:style>
-  <w:style w:type="character" w:customStyle="1" w:styleId="math-inline">
+  <w:style w:type="character" w:styleId="math-inline" w:customStyle="1">
     <w:name w:val="math-inline"/>
     <w:basedOn w:val="Fuentedeprrafopredeter"/>
     <w:rsid w:val="009B72BB"/>
@@ -20732,7 +20246,7 @@
 </file>
 
 <file path=word/theme/theme1.xml><?xml version="1.0" encoding="utf-8"?>
-<a:theme xmlns:a="http://schemas.openxmlformats.org/drawingml/2006/main" name="Tema de Office">
+<a:theme xmlns:a="http://schemas.openxmlformats.org/drawingml/2006/main" xmlns:thm15="http://schemas.microsoft.com/office/thememl/2012/main" name="Tema de Office">
   <a:themeElements>
     <a:clrScheme name="Office">
       <a:dk1>
@@ -21027,6 +20541,10 @@
 </file>
 
 <file path=customXml/item1.xml><?xml version="1.0" encoding="utf-8"?>
+<b:Sources xmlns:b="http://schemas.openxmlformats.org/officeDocument/2006/bibliography" xmlns="http://schemas.openxmlformats.org/officeDocument/2006/bibliography" SelectedStyle="\APASixthEditionOfficeOnline.xsl" StyleName="APA" Version="6"/>
+</file>
+
+<file path=customXml/item2.xml><?xml version="1.0" encoding="utf-8"?>
 <?mso-contentType ?>
 <FormTemplates xmlns="http://schemas.microsoft.com/sharepoint/v3/contenttype/forms">
   <Display>DocumentLibraryForm</Display>
@@ -21035,11 +20553,18 @@
 </FormTemplates>
 </file>
 
-<file path=customXml/item2.xml><?xml version="1.0" encoding="utf-8"?>
-<b:Sources xmlns:b="http://schemas.openxmlformats.org/officeDocument/2006/bibliography" xmlns="http://schemas.openxmlformats.org/officeDocument/2006/bibliography" SelectedStyle="\APASixthEditionOfficeOnline.xsl" StyleName="APA" Version="6"/>
+<file path=customXml/item3.xml><?xml version="1.0" encoding="utf-8"?>
+<p:properties xmlns:p="http://schemas.microsoft.com/office/2006/metadata/properties" xmlns:xsi="http://www.w3.org/2001/XMLSchema-instance" xmlns:pc="http://schemas.microsoft.com/office/infopath/2007/PartnerControls">
+  <documentManagement>
+    <TaxCatchAll xmlns="13c90a0b-73bc-4dc0-be5f-28d77b615beb" xsi:nil="true"/>
+    <lcf76f155ced4ddcb4097134ff3c332f xmlns="13c93bba-48ce-428c-bfe5-88b42c19b028">
+      <Terms xmlns="http://schemas.microsoft.com/office/infopath/2007/PartnerControls"/>
+    </lcf76f155ced4ddcb4097134ff3c332f>
+  </documentManagement>
+</p:properties>
 </file>
 
-<file path=customXml/item3.xml><?xml version="1.0" encoding="utf-8"?>
+<file path=customXml/item4.xml><?xml version="1.0" encoding="utf-8"?>
 <ct:contentTypeSchema xmlns:ct="http://schemas.microsoft.com/office/2006/metadata/contentType" xmlns:ma="http://schemas.microsoft.com/office/2006/metadata/properties/metaAttributes" ct:_="" ma:_="" ma:contentTypeName="Documento" ma:contentTypeID="0x0101006A81D6BD42E8DF4C91013959704817E1" ma:contentTypeVersion="15" ma:contentTypeDescription="Crear nuevo documento." ma:contentTypeScope="" ma:versionID="bf4f72ffd194f0963ff564daca6869f7">
   <xsd:schema xmlns:xsd="http://www.w3.org/2001/XMLSchema" xmlns:xs="http://www.w3.org/2001/XMLSchema" xmlns:p="http://schemas.microsoft.com/office/2006/metadata/properties" xmlns:ns2="13c90a0b-73bc-4dc0-be5f-28d77b615beb" xmlns:ns3="13c93bba-48ce-428c-bfe5-88b42c19b028" targetNamespace="http://schemas.microsoft.com/office/2006/metadata/properties" ma:root="true" ma:fieldsID="8718d6f4873a5b1392a45044efa78385" ns2:_="" ns3:_="">
     <xsd:import namespace="13c90a0b-73bc-4dc0-be5f-28d77b615beb"/>
@@ -21274,18 +20799,15 @@
 </ct:contentTypeSchema>
 </file>
 
-<file path=customXml/item4.xml><?xml version="1.0" encoding="utf-8"?>
-<p:properties xmlns:p="http://schemas.microsoft.com/office/2006/metadata/properties" xmlns:xsi="http://www.w3.org/2001/XMLSchema-instance" xmlns:pc="http://schemas.microsoft.com/office/infopath/2007/PartnerControls">
-  <documentManagement>
-    <TaxCatchAll xmlns="13c90a0b-73bc-4dc0-be5f-28d77b615beb" xsi:nil="true"/>
-    <lcf76f155ced4ddcb4097134ff3c332f xmlns="13c93bba-48ce-428c-bfe5-88b42c19b028">
-      <Terms xmlns="http://schemas.microsoft.com/office/infopath/2007/PartnerControls"/>
-    </lcf76f155ced4ddcb4097134ff3c332f>
-  </documentManagement>
-</p:properties>
+<file path=customXml/itemProps1.xml><?xml version="1.0" encoding="utf-8"?>
+<ds:datastoreItem xmlns:ds="http://schemas.openxmlformats.org/officeDocument/2006/customXml" ds:itemID="{E8AB44A3-7C62-4BD2-82ED-8ABC209970FA}">
+  <ds:schemaRefs>
+    <ds:schemaRef ds:uri="http://schemas.openxmlformats.org/officeDocument/2006/bibliography"/>
+  </ds:schemaRefs>
+</ds:datastoreItem>
 </file>
 
-<file path=customXml/itemProps1.xml><?xml version="1.0" encoding="utf-8"?>
+<file path=customXml/itemProps2.xml><?xml version="1.0" encoding="utf-8"?>
 <ds:datastoreItem xmlns:ds="http://schemas.openxmlformats.org/officeDocument/2006/customXml" ds:itemID="{81CBDEC1-3B00-44ED-AD36-0268077980BA}">
   <ds:schemaRefs>
     <ds:schemaRef ds:uri="http://schemas.microsoft.com/sharepoint/v3/contenttype/forms"/>
@@ -21293,19 +20815,7 @@
 </ds:datastoreItem>
 </file>
 
-<file path=customXml/itemProps2.xml><?xml version="1.0" encoding="utf-8"?>
-<ds:datastoreItem xmlns:ds="http://schemas.openxmlformats.org/officeDocument/2006/customXml" ds:itemID="{E8AB44A3-7C62-4BD2-82ED-8ABC209970FA}">
-  <ds:schemaRefs>
-    <ds:schemaRef ds:uri="http://schemas.openxmlformats.org/officeDocument/2006/bibliography"/>
-  </ds:schemaRefs>
-</ds:datastoreItem>
-</file>
-
 <file path=customXml/itemProps3.xml><?xml version="1.0" encoding="utf-8"?>
-<ds:datastoreItem xmlns:ds="http://schemas.openxmlformats.org/officeDocument/2006/customXml" ds:itemID="{FF7F2773-E867-4C6B-9D4F-50E9BDE6A43A}"/>
-</file>
-
-<file path=customXml/itemProps4.xml><?xml version="1.0" encoding="utf-8"?>
 <ds:datastoreItem xmlns:ds="http://schemas.openxmlformats.org/officeDocument/2006/customXml" ds:itemID="{1145D752-ACC1-45E1-AB53-0C756F67FC7F}">
   <ds:schemaRefs>
     <ds:schemaRef ds:uri="http://schemas.microsoft.com/office/2006/metadata/properties"/>
@@ -21314,4 +20824,8 @@
     <ds:schemaRef ds:uri="a70d3c18-0869-45a1-9f75-4b4b8f0f32be"/>
   </ds:schemaRefs>
 </ds:datastoreItem>
+</file>
+
+<file path=customXml/itemProps4.xml><?xml version="1.0" encoding="utf-8"?>
+<ds:datastoreItem xmlns:ds="http://schemas.openxmlformats.org/officeDocument/2006/customXml" ds:itemID="{34095922-FEAA-49DD-B6D4-1FE9F9417A10}"/>
 </file>